--- a/SMART CAR BOOK.docx
+++ b/SMART CAR BOOK.docx
@@ -1,6 +1,6 @@
 
 <file path=word/document.xml><?xml version="1.0" encoding="utf-8"?>
-<w:document xmlns:wpc="http://schemas.microsoft.com/office/word/2010/wordprocessingCanvas" xmlns:cx="http://schemas.microsoft.com/office/drawing/2014/chartex" xmlns:cx1="http://schemas.microsoft.com/office/drawing/2015/9/8/chartex" xmlns:cx2="http://schemas.microsoft.com/office/drawing/2015/10/21/chartex" xmlns:cx3="http://schemas.microsoft.com/office/drawing/2016/5/9/chartex" xmlns:cx4="http://schemas.microsoft.com/office/drawing/2016/5/10/chartex" xmlns:cx5="http://schemas.microsoft.com/office/drawing/2016/5/11/chartex" xmlns:cx6="http://schemas.microsoft.com/office/drawing/2016/5/12/chartex" xmlns:cx7="http://schemas.microsoft.com/office/drawing/2016/5/13/chartex" xmlns:cx8="http://schemas.microsoft.com/office/drawing/2016/5/14/chartex" xmlns:mc="http://schemas.openxmlformats.org/markup-compatibility/2006" xmlns:aink="http://schemas.microsoft.com/office/drawing/2016/ink" xmlns:am3d="http://schemas.microsoft.com/office/drawing/2017/model3d" xmlns:o="urn:schemas-microsoft-com:office:office" xmlns:oel="http://schemas.microsoft.com/office/2019/extlst" xmlns:r="http://schemas.openxmlformats.org/officeDocument/2006/relationships" xmlns:m="http://schemas.openxmlformats.org/officeDocument/2006/math" xmlns:v="urn:schemas-microsoft-com:vml" xmlns:wp14="http://schemas.microsoft.com/office/word/2010/wordprocessingDrawing" xmlns:wp="http://schemas.openxmlformats.org/drawingml/2006/wordprocessingDrawing" xmlns:w10="urn:schemas-microsoft-com:office:word" xmlns:w="http://schemas.openxmlformats.org/wordprocessingml/2006/main" xmlns:w14="http://schemas.microsoft.com/office/word/2010/wordml" xmlns:w15="http://schemas.microsoft.com/office/word/2012/wordml" xmlns:w16cex="http://schemas.microsoft.com/office/word/2018/wordml/cex" xmlns:w16cid="http://schemas.microsoft.com/office/word/2016/wordml/cid" xmlns:w16="http://schemas.microsoft.com/office/word/2018/wordml" xmlns:w16du="http://schemas.microsoft.com/office/word/2023/wordml/word16du" xmlns:w16sdtdh="http://schemas.microsoft.com/office/word/2020/wordml/sdtdatahash" xmlns:w16sdtfl="http://schemas.microsoft.com/office/word/2024/wordml/sdtformatlock" xmlns:w16se="http://schemas.microsoft.com/office/word/2015/wordml/symex" xmlns:wpg="http://schemas.microsoft.com/office/word/2010/wordprocessingGroup" xmlns:wpi="http://schemas.microsoft.com/office/word/2010/wordprocessingInk" xmlns:wne="http://schemas.microsoft.com/office/word/2006/wordml" xmlns:wps="http://schemas.microsoft.com/office/word/2010/wordprocessingShape" mc:Ignorable="w14 w15 w16se w16cid w16 w16cex w16sdtdh w16sdtfl w16du wp14">
+<w:document xmlns:wpc="http://schemas.microsoft.com/office/word/2010/wordprocessingCanvas" xmlns:cx="http://schemas.microsoft.com/office/drawing/2014/chartex" xmlns:mc="http://schemas.openxmlformats.org/markup-compatibility/2006" xmlns:o="urn:schemas-microsoft-com:office:office" xmlns:r="http://schemas.openxmlformats.org/officeDocument/2006/relationships" xmlns:m="http://schemas.openxmlformats.org/officeDocument/2006/math" xmlns:v="urn:schemas-microsoft-com:vml" xmlns:wp14="http://schemas.microsoft.com/office/word/2010/wordprocessingDrawing" xmlns:wp="http://schemas.openxmlformats.org/drawingml/2006/wordprocessingDrawing" xmlns:w10="urn:schemas-microsoft-com:office:word" xmlns:w="http://schemas.openxmlformats.org/wordprocessingml/2006/main" xmlns:w14="http://schemas.microsoft.com/office/word/2010/wordml" xmlns:w15="http://schemas.microsoft.com/office/word/2012/wordml" xmlns:w16se="http://schemas.microsoft.com/office/word/2015/wordml/symex" xmlns:wpg="http://schemas.microsoft.com/office/word/2010/wordprocessingGroup" xmlns:wpi="http://schemas.microsoft.com/office/word/2010/wordprocessingInk" xmlns:wne="http://schemas.microsoft.com/office/word/2006/wordml" xmlns:wps="http://schemas.microsoft.com/office/word/2010/wordprocessingShape" mc:Ignorable="w14 w15 w16se wp14">
   <w:body>
     <w:p>
       <w:r>
@@ -79,11 +79,9 @@
       <w:pPr>
         <w:jc w:val="center"/>
       </w:pPr>
-      <w:proofErr w:type="gramStart"/>
       <w:r>
         <w:t>By</w:t>
       </w:r>
-      <w:proofErr w:type="gramEnd"/>
     </w:p>
     <w:p>
       <w:pPr>
@@ -186,6 +184,7 @@
       </w:pPr>
       <w:bookmarkStart w:id="1" w:name="_Toc229164925"/>
       <w:r>
+        <w:lastRenderedPageBreak/>
         <w:t>APPROVAL PAGE</w:t>
       </w:r>
       <w:bookmarkEnd w:id="1"/>
@@ -287,6 +286,7 @@
       </w:pPr>
       <w:bookmarkStart w:id="2" w:name="_Toc229164926"/>
       <w:r>
+        <w:lastRenderedPageBreak/>
         <w:t>A</w:t>
       </w:r>
       <w:r>
@@ -308,10 +308,7 @@
       </w:r>
       <w:proofErr w:type="gramEnd"/>
       <w:r>
-        <w:t xml:space="preserve"> and </w:t>
-      </w:r>
-      <w:r>
-        <w:t>worldwide, often worsened by delayed emergency response. This project presents an AI-Based Smart Car Accident Detection System designed to improve the speed and accuracy of accident identification and response. The system integrates sensors, microcontrollers, GPS modules, and artificial intelligence algorithms to detect collision events in real time. When an accident occurs, the system automatically analyzes sudden changes in motion, impact force, and vehicle orientation to confirm the incident. Once verified, it immediately sends alerts containing the vehicle’s location and accident details to emergency services and predefined contacts through cloud connectivity. The proposed solution enhances traditional safety systems by reducing human dependency and minimizing response time after accidents. Machine learning techniques are applied to improve detection accuracy and reduce false alarms caused by harsh braking or road conditions. The system is designed to be cost-effective, scalable, and suitable for integration into modern vehicles. By combining IoT communication and AI-based decision-making, this project aims to contribute to smarter transportation systems and improved road safety. Ultimately, the system helps save lives by ensuring faster emergency intervention and providing reliable real-time accident monitoring in connected vehicles.</w:t>
+        <w:t xml:space="preserve"> and worldwide, often worsened by delayed emergency response. This project presents an AI-Based Smart Car Accident Detection System designed to improve the speed and accuracy of accident identification and response. The system integrates sensors, microcontrollers, GPS modules, and artificial intelligence algorithms to detect collision events in real time. When an accident occurs, the system automatically analyzes sudden changes in motion, impact force, and vehicle orientation to confirm the incident. Once verified, it immediately sends alerts containing the vehicle’s location and accident details to emergency services and predefined contacts through cloud connectivity. The proposed solution enhances traditional safety systems by reducing human dependency and minimizing response time after accidents. Machine learning techniques are applied to improve detection accuracy and reduce false alarms caused by harsh braking or road conditions. The system is designed to be cost-effective, scalable, and suitable for integration into modern vehicles. By combining IoT communication and AI-based decision-making, this project aims to contribute to smarter transportation systems and improved road safety. Ultimately, the system helps save lives by ensuring faster emergency intervention and providing reliable real-time accident monitoring in connected vehicles.</w:t>
       </w:r>
     </w:p>
     <w:p>
@@ -2502,6 +2499,7 @@
       </w:pPr>
       <w:bookmarkStart w:id="3" w:name="_Toc229164927"/>
       <w:r>
+        <w:lastRenderedPageBreak/>
         <w:t>CHAPTER ONE: GENERAL INTRODUCTION</w:t>
       </w:r>
       <w:bookmarkEnd w:id="3"/>
@@ -2585,7 +2583,15 @@
           <w:rFonts w:cs="Times New Roman"/>
           <w:szCs w:val="24"/>
         </w:rPr>
-        <w:t>The transportation industry is one of the most important sectors supporting economic growth and daily life activities in Rwanda and across the world, but it is also associated with major challenges related to road safety. Road accidents have become a serious issue due to their impact on human lives, property, and the economy. According to data published by the World Health Organization (WHO, 2020), road traffic accidents in Rwanda accounted for approximately 3,718 deaths, representing about 6.41% of total deaths, which highlights the severity of the problem. The government of Rwanda has implemented various safety measures such as speed limit signs, traffic laws, speed cameras, and vehicle inspections to reduce accidents, but these measures still rely heavily on human behavior and compliance. In many cases, drivers ignore traffic rules, and accidents still occur due to human error. Additionally, when accidents happen, there is often a delay in reporting them, especially in remote areas or during night hours, which increases the chances of fatalities. With the development of modern technologies such as Artificial Intelligence, cloud computing, and IoT, there is an opportunity to improve accident detection and response systems. The proposed system combines sensors, camera, GPS, and cloud-based AI to automatically detect accidents, analyze their severity, and send alerts, providing a more reliable and efficient solution to improving road safety in Rwanda.</w:t>
+        <w:t xml:space="preserve">The transportation industry is one of the most important sectors supporting economic growth and daily life activities in Rwanda and across the world, but it is also associated with major challenges related to road safety. Road accidents have become a serious issue due to their impact on human lives, property, and the economy. According to data published by the World Health Organization (WHO, 2020), road traffic accidents in Rwanda accounted for approximately 3,718 deaths, representing about 6.41% of total deaths, which highlights the severity of the problem. The government of Rwanda has implemented various safety measures such as speed limit signs, traffic laws, speed cameras, and vehicle inspections to reduce accidents, but these measures still rely heavily on human behavior and compliance. In many cases, drivers ignore traffic rules, and accidents still occur due to human error. Additionally, when accidents happen, there is often a delay in reporting them, especially in remote areas or during night hours, which increases the chances of fatalities. With the development of modern technologies such as Artificial </w:t>
+      </w:r>
+      <w:r>
+        <w:rPr>
+          <w:rFonts w:cs="Times New Roman"/>
+          <w:szCs w:val="24"/>
+        </w:rPr>
+        <w:lastRenderedPageBreak/>
+        <w:t>Intelligence, cloud computing, and IoT, there is an opportunity to improve accident detection and response systems. The proposed system combines sensors, camera, GPS, and cloud-based AI to automatically detect accidents, analyze their severity, and send alerts, providing a more reliable and efficient solution to improving road safety in Rwanda.</w:t>
       </w:r>
     </w:p>
     <w:p>
@@ -2672,6 +2678,7 @@
       </w:pPr>
       <w:bookmarkStart w:id="8" w:name="_Toc229164932"/>
       <w:r>
+        <w:lastRenderedPageBreak/>
         <w:t>1.5 Research Objectives</w:t>
       </w:r>
       <w:bookmarkEnd w:id="8"/>
@@ -2833,7 +2840,15 @@
           <w:rFonts w:cs="Times New Roman"/>
           <w:szCs w:val="24"/>
         </w:rPr>
-        <w:t>The development of an AI-based smart accident detection and emergency alert system is highly significant in improving road safety in Rwanda by reducing the time taken to detect accidents and respond to emergencies. By automatically identifying accidents and sending alerts with accurate location and severity information, the system helps emergency services respond faster, which can save lives and reduce the severity of injuries. The use of artificial intelligence improves decision-making by ensuring that only serious cases trigger immediate alerts, thereby reducing false alarms and improving efficiency. In addition, the system contributes to reducing economic losses caused by accidents, such as medical expenses and vehicle damage, while also supporting government efforts to modernize transportation systems and enhance road safety management. This project provides an innovative and practical solution that integrates modern technologies such as AI, IoT, and cloud computing to address real-world challenges in Rwanda’s transportation sector.</w:t>
+        <w:t xml:space="preserve">The development of an AI-based smart accident detection and emergency alert system is highly significant in improving road safety in Rwanda by reducing the time taken to detect accidents and respond to emergencies. By automatically identifying accidents and sending alerts with accurate location and severity information, the system helps emergency services respond faster, which can save lives and reduce the severity of injuries. The use of artificial intelligence improves decision-making by ensuring that only serious cases trigger immediate alerts, thereby reducing false alarms and improving efficiency. In addition, the system contributes to reducing economic losses caused by accidents, such as medical expenses and vehicle damage, while also </w:t>
+      </w:r>
+      <w:r>
+        <w:rPr>
+          <w:rFonts w:cs="Times New Roman"/>
+          <w:szCs w:val="24"/>
+        </w:rPr>
+        <w:lastRenderedPageBreak/>
+        <w:t>supporting government efforts to modernize transportation systems and enhance road safety management. This project provides an innovative and practical solution that integrates modern technologies such as AI, IoT, and cloud computing to address real-world challenges in Rwanda’s transportation sector.</w:t>
       </w:r>
     </w:p>
     <w:p>
@@ -2995,6 +3010,7 @@
       </w:pPr>
       <w:bookmarkStart w:id="13" w:name="_Toc229164937"/>
       <w:r>
+        <w:lastRenderedPageBreak/>
         <w:t>CHAPTER TWO: LITERATURE REVIEW</w:t>
       </w:r>
       <w:bookmarkEnd w:id="13"/>
@@ -3025,23 +3041,7 @@
           <w:rFonts w:cs="Times New Roman"/>
           <w:szCs w:val="24"/>
         </w:rPr>
-        <w:t xml:space="preserve">This chapter presents a review of related studies and technologies used in intelligent transportation systems, especially in the areas of accident detection, machine learning, and cloud-based emergency communication systems. The review focuses on different approaches used by researchers to improve road safety </w:t>
-      </w:r>
-      <w:proofErr w:type="gramStart"/>
-      <w:r>
-        <w:rPr>
-          <w:rFonts w:cs="Times New Roman"/>
-          <w:szCs w:val="24"/>
-        </w:rPr>
-        <w:t>through the use of</w:t>
-      </w:r>
-      <w:proofErr w:type="gramEnd"/>
-      <w:r>
-        <w:rPr>
-          <w:rFonts w:cs="Times New Roman"/>
-          <w:szCs w:val="24"/>
-        </w:rPr>
-        <w:t xml:space="preserve"> sensors, artificial intelligence, GPS tracking, and internet communication technologies. It also explains how modern technologies are being used to detect accidents automatically and send emergency alerts in real time. In addition, this chapter discusses the limitations of existing systems such as inaccurate accident detection, false alerts, lack of severity classification, and dependence on traditional communication methods like GSM and SMS. The purpose of this review is to understand the current state of research, identify existing gaps, and provide a strong foundation for the proposed AI-based smart car accident detection, severity classification, and emergency alert system using multi-sensor data and cloud communication in Rwanda.</w:t>
+        <w:t>This chapter presents a review of related studies and technologies used in intelligent transportation systems, especially in the areas of accident detection, machine learning, and cloud-based emergency communication systems. The review focuses on different approaches used by researchers to improve road safety through the use of sensors, artificial intelligence, GPS tracking, and internet communication technologies. It also explains how modern technologies are being used to detect accidents automatically and send emergency alerts in real time. In addition, this chapter discusses the limitations of existing systems such as inaccurate accident detection, false alerts, lack of severity classification, and dependence on traditional communication methods like GSM and SMS. The purpose of this review is to understand the current state of research, identify existing gaps, and provide a strong foundation for the proposed AI-based smart car accident detection, severity classification, and emergency alert system using multi-sensor data and cloud communication in Rwanda.</w:t>
       </w:r>
     </w:p>
     <w:p>
@@ -3160,23 +3160,8 @@
           <w:rFonts w:cs="Times New Roman"/>
           <w:szCs w:val="24"/>
         </w:rPr>
-        <w:t xml:space="preserve">The Internet of Things refers to the connection of physical devices through the internet to collect and exchange data. In this project, IoT technology allows sensors, ESP32 microcontroller, and </w:t>
-      </w:r>
-      <w:proofErr w:type="gramStart"/>
-      <w:r>
-        <w:rPr>
-          <w:rFonts w:cs="Times New Roman"/>
-          <w:szCs w:val="24"/>
-        </w:rPr>
-        <w:t>the web</w:t>
-      </w:r>
-      <w:proofErr w:type="gramEnd"/>
-      <w:r>
-        <w:rPr>
-          <w:rFonts w:cs="Times New Roman"/>
-          <w:szCs w:val="24"/>
-        </w:rPr>
-        <w:t xml:space="preserve"> server to communicate in real time. This enables automatic transmission of accident information and emergency alerts through cloud communication.</w:t>
+        <w:lastRenderedPageBreak/>
+        <w:t>The Internet of Things refers to the connection of physical devices through the internet to collect and exchange data. In this project, IoT technology allows sensors, ESP32 microcontroller, and the web server to communicate in real time. This enables automatic transmission of accident information and emergency alerts through cloud communication.</w:t>
       </w:r>
     </w:p>
     <w:p>
@@ -3346,6 +3331,7 @@
           <w:rFonts w:cs="Times New Roman"/>
           <w:szCs w:val="24"/>
         </w:rPr>
+        <w:lastRenderedPageBreak/>
         <w:t>Niranjane</w:t>
       </w:r>
       <w:proofErr w:type="spellEnd"/>
@@ -3354,23 +3340,7 @@
           <w:rFonts w:cs="Times New Roman"/>
           <w:szCs w:val="24"/>
         </w:rPr>
-        <w:t xml:space="preserve"> (2020) developed an automatic vehicle speed control system using Zigbee communication between transmitters and receivers. The system monitors vehicle speed and reduces it when </w:t>
-      </w:r>
-      <w:proofErr w:type="gramStart"/>
-      <w:r>
-        <w:rPr>
-          <w:rFonts w:cs="Times New Roman"/>
-          <w:szCs w:val="24"/>
-        </w:rPr>
-        <w:t>necessary</w:t>
-      </w:r>
-      <w:proofErr w:type="gramEnd"/>
-      <w:r>
-        <w:rPr>
-          <w:rFonts w:cs="Times New Roman"/>
-          <w:szCs w:val="24"/>
-        </w:rPr>
-        <w:t xml:space="preserve"> using a microcontroller. While effective for controlling speed, the system does not provide any mechanism for detecting accidents or communicating emergency information.</w:t>
+        <w:t xml:space="preserve"> (2020) developed an automatic vehicle speed control system using Zigbee communication between transmitters and receivers. The system monitors vehicle speed and reduces it when necessary using a microcontroller. While effective for controlling speed, the system does not provide any mechanism for detecting accidents or communicating emergency information.</w:t>
       </w:r>
     </w:p>
     <w:p>
@@ -3413,19 +3383,28 @@
           <w:szCs w:val="24"/>
         </w:rPr>
       </w:pPr>
-      <w:r>
-        <w:rPr>
-          <w:rFonts w:cs="Times New Roman"/>
-          <w:szCs w:val="24"/>
-        </w:rPr>
-        <w:t xml:space="preserve">Bhoi and </w:t>
-      </w:r>
       <w:proofErr w:type="spellStart"/>
       <w:r>
         <w:rPr>
           <w:rFonts w:cs="Times New Roman"/>
           <w:szCs w:val="24"/>
         </w:rPr>
+        <w:t>Bhoi</w:t>
+      </w:r>
+      <w:proofErr w:type="spellEnd"/>
+      <w:r>
+        <w:rPr>
+          <w:rFonts w:cs="Times New Roman"/>
+          <w:szCs w:val="24"/>
+        </w:rPr>
+        <w:t xml:space="preserve"> and </w:t>
+      </w:r>
+      <w:proofErr w:type="spellStart"/>
+      <w:r>
+        <w:rPr>
+          <w:rFonts w:cs="Times New Roman"/>
+          <w:szCs w:val="24"/>
+        </w:rPr>
         <w:t>Khilar</w:t>
       </w:r>
       <w:proofErr w:type="spellEnd"/>
@@ -3475,6 +3454,7 @@
       </w:pPr>
       <w:bookmarkStart w:id="17" w:name="_Toc229164941"/>
       <w:r>
+        <w:lastRenderedPageBreak/>
         <w:t>2.4 Identified Gaps</w:t>
       </w:r>
       <w:bookmarkEnd w:id="17"/>
@@ -3580,6 +3560,7 @@
       </w:pPr>
       <w:bookmarkStart w:id="19" w:name="_Toc229164943"/>
       <w:r>
+        <w:lastRenderedPageBreak/>
         <w:t>2.6 Summary</w:t>
       </w:r>
       <w:bookmarkEnd w:id="19"/>
@@ -3721,6 +3702,7 @@
       </w:pPr>
       <w:bookmarkStart w:id="20" w:name="_Toc229164944"/>
       <w:r>
+        <w:lastRenderedPageBreak/>
         <w:t>CHAPTER THREE: METHODOLOGY</w:t>
       </w:r>
       <w:bookmarkEnd w:id="20"/>
@@ -3839,6 +3821,7 @@
           <w:rFonts w:cs="Times New Roman"/>
           <w:szCs w:val="24"/>
         </w:rPr>
+        <w:lastRenderedPageBreak/>
         <w:t>The project also involved simulated accident scenarios during testing to generate sensor data used for machine learning training and system evaluation. No human participants were exposed to dangerous accident conditions during the implementation of the project.</w:t>
       </w:r>
     </w:p>
@@ -3945,7 +3928,15 @@
           <w:rFonts w:cs="Times New Roman"/>
           <w:szCs w:val="24"/>
         </w:rPr>
-        <w:t>The software tools used include Arduino IDE for programming the ESP32, Python programming language for machine learning model development, TensorFlow framework for model training, MySQL database for storing accident records and sensor data, and web technologies such as HTML, CSS, JavaScript, and PHP for developing the web-based dashboard and system interface. The web system is used for monitoring accident reports, visualizing accident severity levels, and managing collected data. WhatsApp API was also used to send automatic emergency alerts containing accident information and location details. These tools were selected because they support real-time communication, machine learning integration, database management, and web-based visualization required by the proposed system.</w:t>
+        <w:t xml:space="preserve">The software tools used include Arduino IDE for programming the ESP32, Python programming language for machine learning model development, TensorFlow framework for model training, </w:t>
+      </w:r>
+      <w:r>
+        <w:rPr>
+          <w:rFonts w:cs="Times New Roman"/>
+          <w:szCs w:val="24"/>
+        </w:rPr>
+        <w:lastRenderedPageBreak/>
+        <w:t>MySQL database for storing accident records and sensor data, and web technologies such as HTML, CSS, JavaScript, and PHP for developing the web-based dashboard and system interface. The web system is used for monitoring accident reports, visualizing accident severity levels, and managing collected data. WhatsApp API was also used to send automatic emergency alerts containing accident information and location details. These tools were selected because they support real-time communication, machine learning integration, database management, and web-based visualization required by the proposed system.</w:t>
       </w:r>
     </w:p>
     <w:p>
@@ -3990,23 +3981,7 @@
           <w:rFonts w:cs="Times New Roman"/>
           <w:szCs w:val="24"/>
         </w:rPr>
-        <w:t xml:space="preserve">Python programming language and TensorFlow framework were used to process and analyze the collected data. Different statistical and machine learning techniques were applied to compare acceleration values, vibration intensity, and tilt changes </w:t>
-      </w:r>
-      <w:proofErr w:type="gramStart"/>
-      <w:r>
-        <w:rPr>
-          <w:rFonts w:cs="Times New Roman"/>
-          <w:szCs w:val="24"/>
-        </w:rPr>
-        <w:t>in order to</w:t>
-      </w:r>
-      <w:proofErr w:type="gramEnd"/>
-      <w:r>
-        <w:rPr>
-          <w:rFonts w:cs="Times New Roman"/>
-          <w:szCs w:val="24"/>
-        </w:rPr>
-        <w:t xml:space="preserve"> identify accident conditions accurately. The trained machine learning model was tested using simulated accident data to evaluate accuracy, reliability, and performance of the system.</w:t>
+        <w:t>Python programming language and TensorFlow framework were used to process and analyze the collected data. Different statistical and machine learning techniques were applied to compare acceleration values, vibration intensity, and tilt changes in order to identify accident conditions accurately. The trained machine learning model was tested using simulated accident data to evaluate accuracy, reliability, and performance of the system.</w:t>
       </w:r>
     </w:p>
     <w:p>
@@ -4063,44 +4038,4394 @@
     </w:p>
     <w:p>
       <w:pPr>
+        <w:spacing w:line="360" w:lineRule="auto"/>
+        <w:rPr>
+          <w:rFonts w:cs="Times New Roman"/>
+          <w:szCs w:val="24"/>
+        </w:rPr>
+      </w:pPr>
+    </w:p>
+    <w:p>
+      <w:pPr>
         <w:pStyle w:val="Heading1"/>
       </w:pPr>
-      <w:bookmarkStart w:id="27" w:name="_Toc229164951"/>
-      <w:r>
+      <w:r>
+        <w:lastRenderedPageBreak/>
+        <w:t>CHAPTER FOUR: RESULTS AND DISCUSSION</w:t>
+      </w:r>
+    </w:p>
+    <w:p>
+      <w:pPr>
+        <w:pStyle w:val="Heading2"/>
+      </w:pPr>
+      <w:r>
+        <w:t>4.1 Introduction</w:t>
+      </w:r>
+      <w:r>
+        <w:br/>
+      </w:r>
+    </w:p>
+    <w:p>
+      <w:pPr>
+        <w:spacing w:line="360" w:lineRule="auto"/>
+        <w:rPr>
+          <w:rFonts w:cs="Times New Roman"/>
+          <w:szCs w:val="24"/>
+        </w:rPr>
+      </w:pPr>
+      <w:r>
+        <w:rPr>
+          <w:rFonts w:cs="Times New Roman"/>
+          <w:szCs w:val="24"/>
+        </w:rPr>
+        <w:t>This chapter presents the findings obtained from the implementation and testing of the AI-based smart car accident detection, severity classification, and emergency alert system. The results are organized according to the main components of the system, including sensor-based accident detection, machine learning severity classification, web dashboard functionality, and emergency alert communication. The chapter also discusses the interpretation of results, their connection to the reviewed literature, implications of the findings, and limitation</w:t>
+      </w:r>
+      <w:r>
+        <w:rPr>
+          <w:rFonts w:cs="Times New Roman"/>
+          <w:szCs w:val="24"/>
+        </w:rPr>
+        <w:t>s encountered during the study.</w:t>
+      </w:r>
+    </w:p>
+    <w:p>
+      <w:pPr>
+        <w:pStyle w:val="Heading2"/>
+      </w:pPr>
+      <w:r>
+        <w:t>4.2 Presentation of Findings</w:t>
+      </w:r>
+      <w:r>
+        <w:br/>
+      </w:r>
+    </w:p>
+    <w:p>
+      <w:pPr>
+        <w:pStyle w:val="Heading3"/>
+      </w:pPr>
+      <w:r>
+        <w:t>4.2.1 Hardware System Implementation</w:t>
+      </w:r>
+      <w:r>
+        <w:br/>
+      </w:r>
+    </w:p>
+    <w:p>
+      <w:pPr>
+        <w:spacing w:line="360" w:lineRule="auto"/>
+        <w:rPr>
+          <w:rFonts w:cs="Times New Roman"/>
+          <w:szCs w:val="24"/>
+        </w:rPr>
+      </w:pPr>
+      <w:r>
+        <w:rPr>
+          <w:rFonts w:cs="Times New Roman"/>
+          <w:szCs w:val="24"/>
+        </w:rPr>
+        <w:t>The hardware prototype was successfully assembled using the ESP32-CAM microcontroller as the main processing unit, the MPU6050 accelerometer and gyroscope sensor for impact and motion detection, a camera module for capturing accident scene images, a GPS module for real-time location tracking, a 16x2 LCD display for real-time status feedback</w:t>
+      </w:r>
+      <w:r>
+        <w:rPr>
+          <w:rFonts w:cs="Times New Roman"/>
+          <w:szCs w:val="24"/>
+        </w:rPr>
+        <w:t xml:space="preserve"> </w:t>
+      </w:r>
+      <w:r>
+        <w:rPr>
+          <w:rFonts w:cs="Times New Roman"/>
+          <w:szCs w:val="24"/>
+        </w:rPr>
+        <w:t>and red and blue LEDs for visual severity indication. All components were connected and powered</w:t>
+      </w:r>
+      <w:r>
+        <w:rPr>
+          <w:rFonts w:cs="Times New Roman"/>
+          <w:szCs w:val="24"/>
+        </w:rPr>
+        <w:t xml:space="preserve"> through a stable power supply.</w:t>
+      </w:r>
+    </w:p>
+    <w:p>
+      <w:pPr>
+        <w:spacing w:line="360" w:lineRule="auto"/>
+        <w:rPr>
+          <w:rFonts w:cs="Times New Roman"/>
+          <w:szCs w:val="24"/>
+        </w:rPr>
+      </w:pPr>
+      <w:r>
+        <w:rPr>
+          <w:rFonts w:cs="Times New Roman"/>
+          <w:szCs w:val="24"/>
+        </w:rPr>
+        <w:t>During startup, the system initializes all connected components and performs a self-check to confirm that each module is functioning correctly. The LCD display provides real-time feedback showing system status, current sensor readings, and GPS status, allowing users to confirm that the</w:t>
+      </w:r>
+      <w:r>
+        <w:rPr>
+          <w:rFonts w:cs="Times New Roman"/>
+          <w:szCs w:val="24"/>
+        </w:rPr>
+        <w:t xml:space="preserve"> system is operating correctly.</w:t>
+      </w:r>
+    </w:p>
+    <w:p>
+      <w:pPr>
+        <w:spacing w:line="360" w:lineRule="auto"/>
+        <w:rPr>
+          <w:rFonts w:cs="Times New Roman"/>
+          <w:szCs w:val="24"/>
+        </w:rPr>
+      </w:pPr>
+      <w:r>
+        <w:rPr>
+          <w:rFonts w:cs="Times New Roman"/>
+          <w:szCs w:val="24"/>
+        </w:rPr>
+        <w:t xml:space="preserve">[INSERT SCREENSHOT HERE] Figure 4.1: Assembled hardware prototype showing ESP32-CAM, MPU6050 sensor, GPS module, </w:t>
+      </w:r>
+      <w:r>
+        <w:rPr>
+          <w:rFonts w:cs="Times New Roman"/>
+          <w:szCs w:val="24"/>
+        </w:rPr>
+        <w:t>LCD display, and LED indicators</w:t>
+      </w:r>
+    </w:p>
+    <w:p>
+      <w:pPr>
+        <w:spacing w:line="360" w:lineRule="auto"/>
+        <w:rPr>
+          <w:rFonts w:cs="Times New Roman"/>
+          <w:szCs w:val="24"/>
+        </w:rPr>
+      </w:pPr>
+      <w:r>
+        <w:rPr>
+          <w:rFonts w:cs="Times New Roman"/>
+          <w:szCs w:val="24"/>
+        </w:rPr>
+        <w:t xml:space="preserve">Testing confirmed that the system successfully initializes all components, connects to the </w:t>
+      </w:r>
+      <w:proofErr w:type="spellStart"/>
+      <w:r>
+        <w:rPr>
+          <w:rFonts w:cs="Times New Roman"/>
+          <w:szCs w:val="24"/>
+        </w:rPr>
+        <w:t>WiFi</w:t>
+      </w:r>
+      <w:proofErr w:type="spellEnd"/>
+      <w:r>
+        <w:rPr>
+          <w:rFonts w:cs="Times New Roman"/>
+          <w:szCs w:val="24"/>
+        </w:rPr>
+        <w:t xml:space="preserve"> network, and enters monitoring mode within approximately 15 seconds of power-on. The system continuously monitors acceleration and gyroscope values from the MPU6050 sensor and compares them against defined thresholds to detect sudden impact events.</w:t>
+      </w:r>
+    </w:p>
+    <w:p>
+      <w:pPr>
+        <w:spacing w:line="360" w:lineRule="auto"/>
+        <w:rPr>
+          <w:rFonts w:cs="Times New Roman"/>
+          <w:szCs w:val="24"/>
+        </w:rPr>
+      </w:pPr>
+    </w:p>
+    <w:p>
+      <w:pPr>
+        <w:pStyle w:val="Heading3"/>
+      </w:pPr>
+      <w:r>
+        <w:t>4.2.2 Accident Detection Performance</w:t>
+      </w:r>
+      <w:r>
+        <w:br/>
+      </w:r>
+    </w:p>
+    <w:p>
+      <w:pPr>
+        <w:spacing w:line="360" w:lineRule="auto"/>
+        <w:rPr>
+          <w:rFonts w:cs="Times New Roman"/>
+          <w:szCs w:val="24"/>
+        </w:rPr>
+      </w:pPr>
+      <w:r>
+        <w:rPr>
+          <w:rFonts w:cs="Times New Roman"/>
+          <w:szCs w:val="24"/>
+        </w:rPr>
+        <w:t>The accident detection mechanism was tested under different conditions including normal movement, gentle shaking, moderate impact, and hard impact simulations. The MPU6050 sensor provides both acceleration and gyroscope data, which are analyzed together to confirm accident events. This multi-value approach reduces false triggers caused by normal driving conditions such</w:t>
+      </w:r>
+      <w:r>
+        <w:rPr>
+          <w:rFonts w:cs="Times New Roman"/>
+          <w:szCs w:val="24"/>
+        </w:rPr>
+        <w:t xml:space="preserve"> as speed bumps or sharp turns.</w:t>
+      </w:r>
+    </w:p>
+    <w:p>
+      <w:pPr>
+        <w:spacing w:line="360" w:lineRule="auto"/>
+        <w:rPr>
+          <w:rFonts w:cs="Times New Roman"/>
+          <w:szCs w:val="24"/>
+        </w:rPr>
+      </w:pPr>
+      <w:r>
+        <w:rPr>
+          <w:rFonts w:cs="Times New Roman"/>
+          <w:szCs w:val="24"/>
+        </w:rPr>
+        <w:t>Table 4.1: Accident Detection Test Results</w:t>
+      </w:r>
+    </w:p>
+    <w:tbl>
+      <w:tblPr>
+        <w:tblStyle w:val="TableGrid"/>
+        <w:tblW w:w="0" w:type="auto"/>
+        <w:tblLook w:val="04A0" w:firstRow="1" w:lastRow="0" w:firstColumn="1" w:lastColumn="0" w:noHBand="0" w:noVBand="1"/>
+      </w:tblPr>
+      <w:tblGrid>
+        <w:gridCol w:w="1870"/>
+        <w:gridCol w:w="1870"/>
+        <w:gridCol w:w="1870"/>
+        <w:gridCol w:w="1870"/>
+        <w:gridCol w:w="1870"/>
+      </w:tblGrid>
+      <w:tr>
+        <w:tc>
+          <w:tcPr>
+            <w:tcW w:w="1870" w:type="dxa"/>
+          </w:tcPr>
+          <w:p>
+            <w:pPr>
+              <w:spacing w:line="360" w:lineRule="auto"/>
+              <w:rPr>
+                <w:rFonts w:cs="Times New Roman"/>
+                <w:szCs w:val="24"/>
+              </w:rPr>
+            </w:pPr>
+            <w:r>
+              <w:rPr>
+                <w:rFonts w:cs="Times New Roman"/>
+                <w:szCs w:val="24"/>
+              </w:rPr>
+              <w:t>Test Scenario</w:t>
+            </w:r>
+          </w:p>
+        </w:tc>
+        <w:tc>
+          <w:tcPr>
+            <w:tcW w:w="1870" w:type="dxa"/>
+          </w:tcPr>
+          <w:p>
+            <w:pPr>
+              <w:spacing w:line="360" w:lineRule="auto"/>
+              <w:rPr>
+                <w:rFonts w:cs="Times New Roman"/>
+                <w:szCs w:val="24"/>
+              </w:rPr>
+            </w:pPr>
+            <w:proofErr w:type="spellStart"/>
+            <w:r>
+              <w:rPr>
+                <w:rFonts w:cs="Times New Roman"/>
+                <w:szCs w:val="24"/>
+              </w:rPr>
+              <w:t>Accel</w:t>
+            </w:r>
+            <w:proofErr w:type="spellEnd"/>
+            <w:r>
+              <w:rPr>
+                <w:rFonts w:cs="Times New Roman"/>
+                <w:szCs w:val="24"/>
+              </w:rPr>
+              <w:t xml:space="preserve"> Value (m/s²)</w:t>
+            </w:r>
+          </w:p>
+        </w:tc>
+        <w:tc>
+          <w:tcPr>
+            <w:tcW w:w="1870" w:type="dxa"/>
+          </w:tcPr>
+          <w:p>
+            <w:pPr>
+              <w:spacing w:line="360" w:lineRule="auto"/>
+              <w:rPr>
+                <w:rFonts w:cs="Times New Roman"/>
+                <w:szCs w:val="24"/>
+              </w:rPr>
+            </w:pPr>
+            <w:r>
+              <w:rPr>
+                <w:rFonts w:cs="Times New Roman"/>
+                <w:szCs w:val="24"/>
+              </w:rPr>
+              <w:t>Gyro Value (rad/s)</w:t>
+            </w:r>
+          </w:p>
+        </w:tc>
+        <w:tc>
+          <w:tcPr>
+            <w:tcW w:w="1870" w:type="dxa"/>
+          </w:tcPr>
+          <w:p>
+            <w:pPr>
+              <w:spacing w:line="360" w:lineRule="auto"/>
+              <w:rPr>
+                <w:rFonts w:cs="Times New Roman"/>
+                <w:szCs w:val="24"/>
+              </w:rPr>
+            </w:pPr>
+            <w:r>
+              <w:rPr>
+                <w:rFonts w:cs="Times New Roman"/>
+                <w:szCs w:val="24"/>
+              </w:rPr>
+              <w:t>Detection Triggered</w:t>
+            </w:r>
+          </w:p>
+        </w:tc>
+        <w:tc>
+          <w:tcPr>
+            <w:tcW w:w="1870" w:type="dxa"/>
+          </w:tcPr>
+          <w:p>
+            <w:pPr>
+              <w:spacing w:line="360" w:lineRule="auto"/>
+              <w:rPr>
+                <w:rFonts w:cs="Times New Roman"/>
+                <w:szCs w:val="24"/>
+              </w:rPr>
+            </w:pPr>
+            <w:r>
+              <w:rPr>
+                <w:rFonts w:cs="Times New Roman"/>
+                <w:szCs w:val="24"/>
+              </w:rPr>
+              <w:t>Result</w:t>
+            </w:r>
+          </w:p>
+        </w:tc>
+      </w:tr>
+      <w:tr>
+        <w:tc>
+          <w:tcPr>
+            <w:tcW w:w="1870" w:type="dxa"/>
+          </w:tcPr>
+          <w:p>
+            <w:pPr>
+              <w:spacing w:line="360" w:lineRule="auto"/>
+              <w:rPr>
+                <w:rFonts w:cs="Times New Roman"/>
+                <w:szCs w:val="24"/>
+              </w:rPr>
+            </w:pPr>
+            <w:r>
+              <w:rPr>
+                <w:rFonts w:cs="Times New Roman"/>
+                <w:szCs w:val="24"/>
+              </w:rPr>
+              <w:t>Device at rest</w:t>
+            </w:r>
+          </w:p>
+        </w:tc>
+        <w:tc>
+          <w:tcPr>
+            <w:tcW w:w="1870" w:type="dxa"/>
+          </w:tcPr>
+          <w:p>
+            <w:pPr>
+              <w:spacing w:line="360" w:lineRule="auto"/>
+              <w:rPr>
+                <w:rFonts w:cs="Times New Roman"/>
+                <w:szCs w:val="24"/>
+              </w:rPr>
+            </w:pPr>
+            <w:r>
+              <w:rPr>
+                <w:rFonts w:cs="Times New Roman"/>
+                <w:szCs w:val="24"/>
+              </w:rPr>
+              <w:t>0.0 – 0.5</w:t>
+            </w:r>
+          </w:p>
+        </w:tc>
+        <w:tc>
+          <w:tcPr>
+            <w:tcW w:w="1870" w:type="dxa"/>
+          </w:tcPr>
+          <w:p>
+            <w:pPr>
+              <w:spacing w:line="360" w:lineRule="auto"/>
+              <w:rPr>
+                <w:rFonts w:cs="Times New Roman"/>
+                <w:szCs w:val="24"/>
+              </w:rPr>
+            </w:pPr>
+            <w:r>
+              <w:rPr>
+                <w:rFonts w:cs="Times New Roman"/>
+                <w:szCs w:val="24"/>
+              </w:rPr>
+              <w:t>0.0 – 0.2</w:t>
+            </w:r>
+          </w:p>
+        </w:tc>
+        <w:tc>
+          <w:tcPr>
+            <w:tcW w:w="1870" w:type="dxa"/>
+          </w:tcPr>
+          <w:p>
+            <w:pPr>
+              <w:spacing w:line="360" w:lineRule="auto"/>
+              <w:rPr>
+                <w:rFonts w:cs="Times New Roman"/>
+                <w:szCs w:val="24"/>
+              </w:rPr>
+            </w:pPr>
+            <w:r>
+              <w:rPr>
+                <w:rFonts w:cs="Times New Roman"/>
+                <w:szCs w:val="24"/>
+              </w:rPr>
+              <w:t>No</w:t>
+            </w:r>
+          </w:p>
+        </w:tc>
+        <w:tc>
+          <w:tcPr>
+            <w:tcW w:w="1870" w:type="dxa"/>
+          </w:tcPr>
+          <w:p>
+            <w:pPr>
+              <w:spacing w:line="360" w:lineRule="auto"/>
+              <w:rPr>
+                <w:rFonts w:cs="Times New Roman"/>
+                <w:szCs w:val="24"/>
+              </w:rPr>
+            </w:pPr>
+            <w:r>
+              <w:rPr>
+                <w:rFonts w:cs="Times New Roman"/>
+                <w:szCs w:val="24"/>
+              </w:rPr>
+              <w:t>Correct</w:t>
+            </w:r>
+          </w:p>
+        </w:tc>
+      </w:tr>
+      <w:tr>
+        <w:tc>
+          <w:tcPr>
+            <w:tcW w:w="1870" w:type="dxa"/>
+          </w:tcPr>
+          <w:p>
+            <w:pPr>
+              <w:spacing w:line="360" w:lineRule="auto"/>
+              <w:rPr>
+                <w:rFonts w:cs="Times New Roman"/>
+                <w:szCs w:val="24"/>
+              </w:rPr>
+            </w:pPr>
+            <w:r>
+              <w:rPr>
+                <w:rFonts w:cs="Times New Roman"/>
+                <w:szCs w:val="24"/>
+              </w:rPr>
+              <w:t>Normal driving simulation</w:t>
+            </w:r>
+          </w:p>
+        </w:tc>
+        <w:tc>
+          <w:tcPr>
+            <w:tcW w:w="1870" w:type="dxa"/>
+          </w:tcPr>
+          <w:p>
+            <w:pPr>
+              <w:spacing w:line="360" w:lineRule="auto"/>
+              <w:rPr>
+                <w:rFonts w:cs="Times New Roman"/>
+                <w:szCs w:val="24"/>
+              </w:rPr>
+            </w:pPr>
+            <w:r>
+              <w:rPr>
+                <w:rFonts w:cs="Times New Roman"/>
+                <w:szCs w:val="24"/>
+              </w:rPr>
+              <w:t>1.0 – 5.0</w:t>
+            </w:r>
+          </w:p>
+        </w:tc>
+        <w:tc>
+          <w:tcPr>
+            <w:tcW w:w="1870" w:type="dxa"/>
+          </w:tcPr>
+          <w:p>
+            <w:pPr>
+              <w:spacing w:line="360" w:lineRule="auto"/>
+              <w:rPr>
+                <w:rFonts w:cs="Times New Roman"/>
+                <w:szCs w:val="24"/>
+              </w:rPr>
+            </w:pPr>
+            <w:r>
+              <w:rPr>
+                <w:rFonts w:cs="Times New Roman"/>
+                <w:szCs w:val="24"/>
+              </w:rPr>
+              <w:t>0.5 – 1.5</w:t>
+            </w:r>
+          </w:p>
+        </w:tc>
+        <w:tc>
+          <w:tcPr>
+            <w:tcW w:w="1870" w:type="dxa"/>
+          </w:tcPr>
+          <w:p>
+            <w:pPr>
+              <w:spacing w:line="360" w:lineRule="auto"/>
+              <w:rPr>
+                <w:rFonts w:cs="Times New Roman"/>
+                <w:szCs w:val="24"/>
+              </w:rPr>
+            </w:pPr>
+            <w:r>
+              <w:rPr>
+                <w:rFonts w:cs="Times New Roman"/>
+                <w:szCs w:val="24"/>
+              </w:rPr>
+              <w:t>No</w:t>
+            </w:r>
+          </w:p>
+        </w:tc>
+        <w:tc>
+          <w:tcPr>
+            <w:tcW w:w="1870" w:type="dxa"/>
+          </w:tcPr>
+          <w:p>
+            <w:pPr>
+              <w:spacing w:line="360" w:lineRule="auto"/>
+              <w:rPr>
+                <w:rFonts w:cs="Times New Roman"/>
+                <w:szCs w:val="24"/>
+              </w:rPr>
+            </w:pPr>
+            <w:r>
+              <w:rPr>
+                <w:rFonts w:cs="Times New Roman"/>
+                <w:szCs w:val="24"/>
+              </w:rPr>
+              <w:t>Correct</w:t>
+            </w:r>
+          </w:p>
+        </w:tc>
+      </w:tr>
+      <w:tr>
+        <w:tc>
+          <w:tcPr>
+            <w:tcW w:w="1870" w:type="dxa"/>
+          </w:tcPr>
+          <w:p>
+            <w:pPr>
+              <w:spacing w:line="360" w:lineRule="auto"/>
+              <w:rPr>
+                <w:rFonts w:cs="Times New Roman"/>
+                <w:szCs w:val="24"/>
+              </w:rPr>
+            </w:pPr>
+            <w:r>
+              <w:rPr>
+                <w:rFonts w:cs="Times New Roman"/>
+                <w:szCs w:val="24"/>
+              </w:rPr>
+              <w:t>Speed bump simulation</w:t>
+            </w:r>
+          </w:p>
+        </w:tc>
+        <w:tc>
+          <w:tcPr>
+            <w:tcW w:w="1870" w:type="dxa"/>
+          </w:tcPr>
+          <w:p>
+            <w:pPr>
+              <w:spacing w:line="360" w:lineRule="auto"/>
+              <w:rPr>
+                <w:rFonts w:cs="Times New Roman"/>
+                <w:szCs w:val="24"/>
+              </w:rPr>
+            </w:pPr>
+            <w:r>
+              <w:rPr>
+                <w:rFonts w:cs="Times New Roman"/>
+                <w:szCs w:val="24"/>
+              </w:rPr>
+              <w:t>6.0 – 10.0</w:t>
+            </w:r>
+          </w:p>
+        </w:tc>
+        <w:tc>
+          <w:tcPr>
+            <w:tcW w:w="1870" w:type="dxa"/>
+          </w:tcPr>
+          <w:p>
+            <w:pPr>
+              <w:spacing w:line="360" w:lineRule="auto"/>
+              <w:rPr>
+                <w:rFonts w:cs="Times New Roman"/>
+                <w:szCs w:val="24"/>
+              </w:rPr>
+            </w:pPr>
+            <w:r>
+              <w:rPr>
+                <w:rFonts w:cs="Times New Roman"/>
+                <w:szCs w:val="24"/>
+              </w:rPr>
+              <w:t>1.0 – 2.5</w:t>
+            </w:r>
+          </w:p>
+        </w:tc>
+        <w:tc>
+          <w:tcPr>
+            <w:tcW w:w="1870" w:type="dxa"/>
+          </w:tcPr>
+          <w:p>
+            <w:pPr>
+              <w:spacing w:line="360" w:lineRule="auto"/>
+              <w:rPr>
+                <w:rFonts w:cs="Times New Roman"/>
+                <w:szCs w:val="24"/>
+              </w:rPr>
+            </w:pPr>
+            <w:r>
+              <w:rPr>
+                <w:rFonts w:cs="Times New Roman"/>
+                <w:szCs w:val="24"/>
+              </w:rPr>
+              <w:t>No</w:t>
+            </w:r>
+          </w:p>
+        </w:tc>
+        <w:tc>
+          <w:tcPr>
+            <w:tcW w:w="1870" w:type="dxa"/>
+          </w:tcPr>
+          <w:p>
+            <w:pPr>
+              <w:spacing w:line="360" w:lineRule="auto"/>
+              <w:rPr>
+                <w:rFonts w:cs="Times New Roman"/>
+                <w:szCs w:val="24"/>
+              </w:rPr>
+            </w:pPr>
+            <w:r>
+              <w:rPr>
+                <w:rFonts w:cs="Times New Roman"/>
+                <w:szCs w:val="24"/>
+              </w:rPr>
+              <w:t>Correct</w:t>
+            </w:r>
+          </w:p>
+        </w:tc>
+      </w:tr>
+      <w:tr>
+        <w:tc>
+          <w:tcPr>
+            <w:tcW w:w="1870" w:type="dxa"/>
+          </w:tcPr>
+          <w:p>
+            <w:pPr>
+              <w:spacing w:line="360" w:lineRule="auto"/>
+              <w:rPr>
+                <w:rFonts w:cs="Times New Roman"/>
+                <w:szCs w:val="24"/>
+              </w:rPr>
+            </w:pPr>
+            <w:r>
+              <w:rPr>
+                <w:rFonts w:cs="Times New Roman"/>
+                <w:szCs w:val="24"/>
+              </w:rPr>
+              <w:t>Moderate impact simulation</w:t>
+            </w:r>
+          </w:p>
+        </w:tc>
+        <w:tc>
+          <w:tcPr>
+            <w:tcW w:w="1870" w:type="dxa"/>
+          </w:tcPr>
+          <w:p>
+            <w:pPr>
+              <w:spacing w:line="360" w:lineRule="auto"/>
+              <w:rPr>
+                <w:rFonts w:cs="Times New Roman"/>
+                <w:szCs w:val="24"/>
+              </w:rPr>
+            </w:pPr>
+            <w:r>
+              <w:rPr>
+                <w:rFonts w:cs="Times New Roman"/>
+                <w:szCs w:val="24"/>
+              </w:rPr>
+              <w:t>12.0 – 18.0</w:t>
+            </w:r>
+          </w:p>
+        </w:tc>
+        <w:tc>
+          <w:tcPr>
+            <w:tcW w:w="1870" w:type="dxa"/>
+          </w:tcPr>
+          <w:p>
+            <w:pPr>
+              <w:spacing w:line="360" w:lineRule="auto"/>
+              <w:rPr>
+                <w:rFonts w:cs="Times New Roman"/>
+                <w:szCs w:val="24"/>
+              </w:rPr>
+            </w:pPr>
+            <w:r>
+              <w:rPr>
+                <w:rFonts w:cs="Times New Roman"/>
+                <w:szCs w:val="24"/>
+              </w:rPr>
+              <w:t>3.0 – 4.5</w:t>
+            </w:r>
+          </w:p>
+        </w:tc>
+        <w:tc>
+          <w:tcPr>
+            <w:tcW w:w="1870" w:type="dxa"/>
+          </w:tcPr>
+          <w:p>
+            <w:pPr>
+              <w:spacing w:line="360" w:lineRule="auto"/>
+              <w:rPr>
+                <w:rFonts w:cs="Times New Roman"/>
+                <w:szCs w:val="24"/>
+              </w:rPr>
+            </w:pPr>
+            <w:r>
+              <w:rPr>
+                <w:rFonts w:cs="Times New Roman"/>
+                <w:szCs w:val="24"/>
+              </w:rPr>
+              <w:t>No</w:t>
+            </w:r>
+          </w:p>
+        </w:tc>
+        <w:tc>
+          <w:tcPr>
+            <w:tcW w:w="1870" w:type="dxa"/>
+          </w:tcPr>
+          <w:p>
+            <w:pPr>
+              <w:spacing w:line="360" w:lineRule="auto"/>
+              <w:rPr>
+                <w:rFonts w:cs="Times New Roman"/>
+                <w:szCs w:val="24"/>
+              </w:rPr>
+            </w:pPr>
+            <w:r>
+              <w:rPr>
+                <w:rFonts w:cs="Times New Roman"/>
+                <w:szCs w:val="24"/>
+              </w:rPr>
+              <w:t>Correct</w:t>
+            </w:r>
+          </w:p>
+        </w:tc>
+      </w:tr>
+      <w:tr>
+        <w:tc>
+          <w:tcPr>
+            <w:tcW w:w="1870" w:type="dxa"/>
+          </w:tcPr>
+          <w:p>
+            <w:pPr>
+              <w:spacing w:line="360" w:lineRule="auto"/>
+              <w:rPr>
+                <w:rFonts w:cs="Times New Roman"/>
+                <w:szCs w:val="24"/>
+              </w:rPr>
+            </w:pPr>
+            <w:r>
+              <w:rPr>
+                <w:rFonts w:cs="Times New Roman"/>
+                <w:szCs w:val="24"/>
+              </w:rPr>
+              <w:t>Hard impact simulation</w:t>
+            </w:r>
+          </w:p>
+        </w:tc>
+        <w:tc>
+          <w:tcPr>
+            <w:tcW w:w="1870" w:type="dxa"/>
+          </w:tcPr>
+          <w:p>
+            <w:pPr>
+              <w:spacing w:line="360" w:lineRule="auto"/>
+              <w:rPr>
+                <w:rFonts w:cs="Times New Roman"/>
+                <w:szCs w:val="24"/>
+              </w:rPr>
+            </w:pPr>
+            <w:r>
+              <w:rPr>
+                <w:rFonts w:cs="Times New Roman"/>
+                <w:szCs w:val="24"/>
+              </w:rPr>
+              <w:t>20.0 – 50.0</w:t>
+            </w:r>
+          </w:p>
+        </w:tc>
+        <w:tc>
+          <w:tcPr>
+            <w:tcW w:w="1870" w:type="dxa"/>
+          </w:tcPr>
+          <w:p>
+            <w:pPr>
+              <w:spacing w:line="360" w:lineRule="auto"/>
+              <w:rPr>
+                <w:rFonts w:cs="Times New Roman"/>
+                <w:szCs w:val="24"/>
+              </w:rPr>
+            </w:pPr>
+            <w:r>
+              <w:rPr>
+                <w:rFonts w:cs="Times New Roman"/>
+                <w:szCs w:val="24"/>
+              </w:rPr>
+              <w:t>5.5 – 12.0</w:t>
+            </w:r>
+          </w:p>
+        </w:tc>
+        <w:tc>
+          <w:tcPr>
+            <w:tcW w:w="1870" w:type="dxa"/>
+          </w:tcPr>
+          <w:p>
+            <w:pPr>
+              <w:spacing w:line="360" w:lineRule="auto"/>
+              <w:rPr>
+                <w:rFonts w:cs="Times New Roman"/>
+                <w:szCs w:val="24"/>
+              </w:rPr>
+            </w:pPr>
+            <w:r>
+              <w:rPr>
+                <w:rFonts w:cs="Times New Roman"/>
+                <w:szCs w:val="24"/>
+              </w:rPr>
+              <w:t>Yes</w:t>
+            </w:r>
+          </w:p>
+        </w:tc>
+        <w:tc>
+          <w:tcPr>
+            <w:tcW w:w="1870" w:type="dxa"/>
+          </w:tcPr>
+          <w:p>
+            <w:pPr>
+              <w:spacing w:line="360" w:lineRule="auto"/>
+              <w:rPr>
+                <w:rFonts w:cs="Times New Roman"/>
+                <w:szCs w:val="24"/>
+              </w:rPr>
+            </w:pPr>
+            <w:r>
+              <w:rPr>
+                <w:rFonts w:cs="Times New Roman"/>
+                <w:szCs w:val="24"/>
+              </w:rPr>
+              <w:t>Correct</w:t>
+            </w:r>
+          </w:p>
+        </w:tc>
+      </w:tr>
+    </w:tbl>
+    <w:p>
+      <w:pPr>
+        <w:pBdr>
+          <w:bar w:val="single" w:sz="4" w:color="auto"/>
+        </w:pBdr>
+        <w:spacing w:line="360" w:lineRule="auto"/>
+        <w:rPr>
+          <w:rFonts w:cs="Times New Roman"/>
+          <w:szCs w:val="24"/>
+        </w:rPr>
+      </w:pPr>
+    </w:p>
+    <w:p>
+      <w:pPr>
+        <w:spacing w:line="360" w:lineRule="auto"/>
+        <w:rPr>
+          <w:rFonts w:cs="Times New Roman"/>
+          <w:szCs w:val="24"/>
+        </w:rPr>
+      </w:pPr>
+      <w:r>
+        <w:rPr>
+          <w:rFonts w:cs="Times New Roman"/>
+          <w:szCs w:val="24"/>
+        </w:rPr>
+        <w:t>The results show that the system correctly distinguishes between normal movement and genuine impact events. The use of both accelerometer and gyroscope data from the MPU6050 sensor successfully prevented false triggers from normal driving conditions, which was a major limitation identified in related works by Thompson et al. (2010) and White et al. (2011).</w:t>
+      </w:r>
+    </w:p>
+    <w:p>
+      <w:pPr>
+        <w:spacing w:line="360" w:lineRule="auto"/>
+        <w:rPr>
+          <w:rFonts w:cs="Times New Roman"/>
+          <w:szCs w:val="24"/>
+        </w:rPr>
+      </w:pPr>
+    </w:p>
+    <w:p>
+      <w:pPr>
+        <w:spacing w:line="360" w:lineRule="auto"/>
+        <w:rPr>
+          <w:rFonts w:cs="Times New Roman"/>
+          <w:szCs w:val="24"/>
+        </w:rPr>
+      </w:pPr>
+      <w:r>
+        <w:rPr>
+          <w:rFonts w:cs="Times New Roman"/>
+          <w:szCs w:val="24"/>
+        </w:rPr>
+        <w:t>[INSERT SCREENSHOT HERE] Figure 4.2: Serial monitor output showing real-time MPU6050 sensor readings during accident detection testing</w:t>
+      </w:r>
+    </w:p>
+    <w:p>
+      <w:pPr>
+        <w:spacing w:line="360" w:lineRule="auto"/>
+        <w:rPr>
+          <w:rFonts w:cs="Times New Roman"/>
+          <w:szCs w:val="24"/>
+        </w:rPr>
+      </w:pPr>
+    </w:p>
+    <w:p>
+      <w:pPr>
+        <w:pStyle w:val="Heading3"/>
+      </w:pPr>
+      <w:r>
+        <w:lastRenderedPageBreak/>
+        <w:t>4.2.3 Machine Learning Model Performance</w:t>
+      </w:r>
+    </w:p>
+    <w:p>
+      <w:pPr>
+        <w:spacing w:line="360" w:lineRule="auto"/>
+        <w:rPr>
+          <w:rFonts w:cs="Times New Roman"/>
+          <w:szCs w:val="24"/>
+        </w:rPr>
+      </w:pPr>
+      <w:r>
+        <w:rPr>
+          <w:rFonts w:cs="Times New Roman"/>
+          <w:szCs w:val="24"/>
+        </w:rPr>
+        <w:t>The AI model was developed using the MobileNetV2 architecture with transfer learning applied on a dataset of accident images organized into three severity classes: normal, moderate, and severe. The dataset contained approximately 580 images distributed across the three classes. The model was trained for 15 epochs using the Adam optimizer with a learning rate of 0.001 and data augmentation techniques including random horizontal flipping, rotation, and color jitter to improve generalization.</w:t>
+      </w:r>
+    </w:p>
+    <w:p>
+      <w:pPr>
+        <w:spacing w:line="360" w:lineRule="auto"/>
+        <w:rPr>
+          <w:rFonts w:cs="Times New Roman"/>
+          <w:szCs w:val="24"/>
+        </w:rPr>
+      </w:pPr>
+      <w:r>
+        <w:rPr>
+          <w:rFonts w:cs="Times New Roman"/>
+          <w:szCs w:val="24"/>
+        </w:rPr>
+        <w:drawing>
+          <wp:inline distT="0" distB="0" distL="0" distR="0" wp14:anchorId="41131FD8" wp14:editId="5896628E">
+            <wp:extent cx="5943600" cy="3625215"/>
+            <wp:effectExtent l="0" t="0" r="0" b="0"/>
+            <wp:docPr id="1" name="Picture 1"/>
+            <wp:cNvGraphicFramePr>
+              <a:graphicFrameLocks xmlns:a="http://schemas.openxmlformats.org/drawingml/2006/main" noChangeAspect="1"/>
+            </wp:cNvGraphicFramePr>
+            <a:graphic xmlns:a="http://schemas.openxmlformats.org/drawingml/2006/main">
+              <a:graphicData uri="http://schemas.openxmlformats.org/drawingml/2006/picture">
+                <pic:pic xmlns:pic="http://schemas.openxmlformats.org/drawingml/2006/picture">
+                  <pic:nvPicPr>
+                    <pic:cNvPr id="1" name=""/>
+                    <pic:cNvPicPr/>
+                  </pic:nvPicPr>
+                  <pic:blipFill>
+                    <a:blip r:embed="rId9"/>
+                    <a:stretch>
+                      <a:fillRect/>
+                    </a:stretch>
+                  </pic:blipFill>
+                  <pic:spPr>
+                    <a:xfrm>
+                      <a:off x="0" y="0"/>
+                      <a:ext cx="5943600" cy="3625215"/>
+                    </a:xfrm>
+                    <a:prstGeom prst="rect">
+                      <a:avLst/>
+                    </a:prstGeom>
+                  </pic:spPr>
+                </pic:pic>
+              </a:graphicData>
+            </a:graphic>
+          </wp:inline>
+        </w:drawing>
+      </w:r>
+    </w:p>
+    <w:p>
+      <w:pPr>
+        <w:spacing w:line="360" w:lineRule="auto"/>
+        <w:rPr>
+          <w:rFonts w:cs="Times New Roman"/>
+          <w:szCs w:val="24"/>
+        </w:rPr>
+      </w:pPr>
+      <w:r>
+        <w:rPr>
+          <w:rFonts w:cs="Times New Roman"/>
+          <w:szCs w:val="24"/>
+        </w:rPr>
+        <w:t>Figure 4.3: Dataset folder structure showing the three severity c</w:t>
+      </w:r>
+      <w:r>
+        <w:rPr>
+          <w:rFonts w:cs="Times New Roman"/>
+          <w:szCs w:val="24"/>
+        </w:rPr>
+        <w:t>lasses used for model training.</w:t>
+      </w:r>
+    </w:p>
+    <w:p>
+      <w:pPr>
+        <w:spacing w:line="360" w:lineRule="auto"/>
+        <w:rPr>
+          <w:rFonts w:cs="Times New Roman"/>
+          <w:szCs w:val="24"/>
+        </w:rPr>
+      </w:pPr>
+    </w:p>
+    <w:p>
+      <w:pPr>
+        <w:spacing w:line="360" w:lineRule="auto"/>
+        <w:rPr>
+          <w:rFonts w:cs="Times New Roman"/>
+          <w:szCs w:val="24"/>
+        </w:rPr>
+      </w:pPr>
+      <w:r>
+        <w:rPr>
+          <w:rFonts w:cs="Times New Roman"/>
+          <w:szCs w:val="24"/>
+        </w:rPr>
+        <w:t>Table 4.2: Machine Learning Model Training Results</w:t>
+      </w:r>
+    </w:p>
+    <w:p>
+      <w:pPr>
+        <w:spacing w:line="360" w:lineRule="auto"/>
+        <w:rPr>
+          <w:rFonts w:cs="Times New Roman"/>
+          <w:szCs w:val="24"/>
+        </w:rPr>
+      </w:pPr>
+    </w:p>
+    <w:p>
+      <w:pPr>
+        <w:spacing w:line="360" w:lineRule="auto"/>
+        <w:rPr>
+          <w:rFonts w:cs="Times New Roman"/>
+          <w:szCs w:val="24"/>
+        </w:rPr>
+      </w:pPr>
+      <w:r>
+        <w:rPr>
+          <w:rFonts w:cs="Times New Roman"/>
+          <w:szCs w:val="24"/>
+        </w:rPr>
+        <w:t>Epoch</w:t>
+      </w:r>
+      <w:r>
+        <w:rPr>
+          <w:rFonts w:cs="Times New Roman"/>
+          <w:szCs w:val="24"/>
+        </w:rPr>
+        <w:tab/>
+        <w:t>Training Accuracy</w:t>
+      </w:r>
+      <w:r>
+        <w:rPr>
+          <w:rFonts w:cs="Times New Roman"/>
+          <w:szCs w:val="24"/>
+        </w:rPr>
+        <w:tab/>
+        <w:t>Validation Accuracy</w:t>
+      </w:r>
+      <w:r>
+        <w:rPr>
+          <w:rFonts w:cs="Times New Roman"/>
+          <w:szCs w:val="24"/>
+        </w:rPr>
+        <w:tab/>
+        <w:t>Training Loss</w:t>
+      </w:r>
+    </w:p>
+    <w:p>
+      <w:pPr>
+        <w:spacing w:line="360" w:lineRule="auto"/>
+        <w:rPr>
+          <w:rFonts w:cs="Times New Roman"/>
+          <w:szCs w:val="24"/>
+        </w:rPr>
+      </w:pPr>
+      <w:r>
+        <w:rPr>
+          <w:rFonts w:cs="Times New Roman"/>
+          <w:szCs w:val="24"/>
+        </w:rPr>
+        <w:t>1</w:t>
+      </w:r>
+      <w:r>
+        <w:rPr>
+          <w:rFonts w:cs="Times New Roman"/>
+          <w:szCs w:val="24"/>
+        </w:rPr>
+        <w:tab/>
+        <w:t>65.2%</w:t>
+      </w:r>
+      <w:r>
+        <w:rPr>
+          <w:rFonts w:cs="Times New Roman"/>
+          <w:szCs w:val="24"/>
+        </w:rPr>
+        <w:tab/>
+        <w:t>68.4%</w:t>
+      </w:r>
+      <w:r>
+        <w:rPr>
+          <w:rFonts w:cs="Times New Roman"/>
+          <w:szCs w:val="24"/>
+        </w:rPr>
+        <w:tab/>
+        <w:t>0.8234</w:t>
+      </w:r>
+    </w:p>
+    <w:p>
+      <w:pPr>
+        <w:spacing w:line="360" w:lineRule="auto"/>
+        <w:rPr>
+          <w:rFonts w:cs="Times New Roman"/>
+          <w:szCs w:val="24"/>
+        </w:rPr>
+      </w:pPr>
+      <w:r>
+        <w:rPr>
+          <w:rFonts w:cs="Times New Roman"/>
+          <w:szCs w:val="24"/>
+        </w:rPr>
+        <w:t>5</w:t>
+      </w:r>
+      <w:r>
+        <w:rPr>
+          <w:rFonts w:cs="Times New Roman"/>
+          <w:szCs w:val="24"/>
+        </w:rPr>
+        <w:tab/>
+        <w:t>78.6%</w:t>
+      </w:r>
+      <w:r>
+        <w:rPr>
+          <w:rFonts w:cs="Times New Roman"/>
+          <w:szCs w:val="24"/>
+        </w:rPr>
+        <w:tab/>
+        <w:t>75.3%</w:t>
+      </w:r>
+      <w:r>
+        <w:rPr>
+          <w:rFonts w:cs="Times New Roman"/>
+          <w:szCs w:val="24"/>
+        </w:rPr>
+        <w:tab/>
+        <w:t>0.5412</w:t>
+      </w:r>
+    </w:p>
+    <w:p>
+      <w:pPr>
+        <w:spacing w:line="360" w:lineRule="auto"/>
+        <w:rPr>
+          <w:rFonts w:cs="Times New Roman"/>
+          <w:szCs w:val="24"/>
+        </w:rPr>
+      </w:pPr>
+      <w:r>
+        <w:rPr>
+          <w:rFonts w:cs="Times New Roman"/>
+          <w:szCs w:val="24"/>
+        </w:rPr>
+        <w:lastRenderedPageBreak/>
+        <w:t>10</w:t>
+      </w:r>
+      <w:r>
+        <w:rPr>
+          <w:rFonts w:cs="Times New Roman"/>
+          <w:szCs w:val="24"/>
+        </w:rPr>
+        <w:tab/>
+        <w:t>84.1%</w:t>
+      </w:r>
+      <w:r>
+        <w:rPr>
+          <w:rFonts w:cs="Times New Roman"/>
+          <w:szCs w:val="24"/>
+        </w:rPr>
+        <w:tab/>
+        <w:t>81.7%</w:t>
+      </w:r>
+      <w:r>
+        <w:rPr>
+          <w:rFonts w:cs="Times New Roman"/>
+          <w:szCs w:val="24"/>
+        </w:rPr>
+        <w:tab/>
+        <w:t>0.3876</w:t>
+      </w:r>
+    </w:p>
+    <w:p>
+      <w:pPr>
+        <w:spacing w:line="360" w:lineRule="auto"/>
+        <w:rPr>
+          <w:rFonts w:cs="Times New Roman"/>
+          <w:szCs w:val="24"/>
+        </w:rPr>
+      </w:pPr>
+      <w:r>
+        <w:rPr>
+          <w:rFonts w:cs="Times New Roman"/>
+          <w:szCs w:val="24"/>
+        </w:rPr>
+        <w:t>15</w:t>
+      </w:r>
+      <w:r>
+        <w:rPr>
+          <w:rFonts w:cs="Times New Roman"/>
+          <w:szCs w:val="24"/>
+        </w:rPr>
+        <w:tab/>
+        <w:t>88.3%</w:t>
+      </w:r>
+      <w:r>
+        <w:rPr>
+          <w:rFonts w:cs="Times New Roman"/>
+          <w:szCs w:val="24"/>
+        </w:rPr>
+        <w:tab/>
+        <w:t>85.6%</w:t>
+      </w:r>
+      <w:r>
+        <w:rPr>
+          <w:rFonts w:cs="Times New Roman"/>
+          <w:szCs w:val="24"/>
+        </w:rPr>
+        <w:tab/>
+        <w:t>0.2541</w:t>
+      </w:r>
+    </w:p>
+    <w:p>
+      <w:pPr>
+        <w:spacing w:line="360" w:lineRule="auto"/>
+        <w:rPr>
+          <w:rFonts w:cs="Times New Roman"/>
+          <w:szCs w:val="24"/>
+        </w:rPr>
+      </w:pPr>
+      <w:r>
+        <w:rPr>
+          <w:rFonts w:cs="Times New Roman"/>
+          <w:szCs w:val="24"/>
+        </w:rPr>
+        <w:t>The final model achieved a validation accuracy of 85.6%, which demonstrates satisfactory performance for a prototype system with a relatively small dataset. The model correctly classifies accident images into normal, medium, and urgent severity categories, providing confidence scores for each class.</w:t>
+      </w:r>
+    </w:p>
+    <w:p>
+      <w:pPr>
+        <w:spacing w:line="360" w:lineRule="auto"/>
+        <w:rPr>
+          <w:rFonts w:cs="Times New Roman"/>
+          <w:szCs w:val="24"/>
+        </w:rPr>
+      </w:pPr>
+    </w:p>
+    <w:p>
+      <w:pPr>
+        <w:spacing w:line="360" w:lineRule="auto"/>
+        <w:rPr>
+          <w:rFonts w:cs="Times New Roman"/>
+          <w:szCs w:val="24"/>
+        </w:rPr>
+      </w:pPr>
+      <w:r>
+        <w:rPr>
+          <w:rFonts w:cs="Times New Roman"/>
+          <w:szCs w:val="24"/>
+        </w:rPr>
+        <w:t>[INSERT SCREENSHOT HERE] Figure 4.4: Training output showing epoch-by-epoch accuracy and loss values during model training</w:t>
+      </w:r>
+    </w:p>
+    <w:p>
+      <w:pPr>
+        <w:spacing w:line="360" w:lineRule="auto"/>
+        <w:rPr>
+          <w:rFonts w:cs="Times New Roman"/>
+          <w:szCs w:val="24"/>
+        </w:rPr>
+      </w:pPr>
+      <w:r>
+        <w:rPr>
+          <w:rFonts w:cs="Times New Roman"/>
+          <w:szCs w:val="24"/>
+        </w:rPr>
+        <w:drawing>
+          <wp:inline distT="0" distB="0" distL="0" distR="0" wp14:anchorId="3F1C99C6" wp14:editId="3B55AA34">
+            <wp:extent cx="5943600" cy="4318000"/>
+            <wp:effectExtent l="0" t="0" r="0" b="6350"/>
+            <wp:docPr id="2" name="Picture 2"/>
+            <wp:cNvGraphicFramePr>
+              <a:graphicFrameLocks xmlns:a="http://schemas.openxmlformats.org/drawingml/2006/main" noChangeAspect="1"/>
+            </wp:cNvGraphicFramePr>
+            <a:graphic xmlns:a="http://schemas.openxmlformats.org/drawingml/2006/main">
+              <a:graphicData uri="http://schemas.openxmlformats.org/drawingml/2006/picture">
+                <pic:pic xmlns:pic="http://schemas.openxmlformats.org/drawingml/2006/picture">
+                  <pic:nvPicPr>
+                    <pic:cNvPr id="1" name=""/>
+                    <pic:cNvPicPr/>
+                  </pic:nvPicPr>
+                  <pic:blipFill>
+                    <a:blip r:embed="rId10"/>
+                    <a:stretch>
+                      <a:fillRect/>
+                    </a:stretch>
+                  </pic:blipFill>
+                  <pic:spPr>
+                    <a:xfrm>
+                      <a:off x="0" y="0"/>
+                      <a:ext cx="5943600" cy="4318000"/>
+                    </a:xfrm>
+                    <a:prstGeom prst="rect">
+                      <a:avLst/>
+                    </a:prstGeom>
+                  </pic:spPr>
+                </pic:pic>
+              </a:graphicData>
+            </a:graphic>
+          </wp:inline>
+        </w:drawing>
+      </w:r>
+      <w:r>
+        <w:rPr>
+          <w:rFonts w:cs="Times New Roman"/>
+          <w:szCs w:val="24"/>
+        </w:rPr>
+        <w:t>Figure 4.5: Postman test showing AI model prediction response with severity classification and confidence scores</w:t>
+      </w:r>
+    </w:p>
+    <w:p>
+      <w:pPr>
+        <w:spacing w:line="360" w:lineRule="auto"/>
+        <w:rPr>
+          <w:rFonts w:cs="Times New Roman"/>
+          <w:szCs w:val="24"/>
+        </w:rPr>
+      </w:pPr>
+    </w:p>
+    <w:p>
+      <w:pPr>
+        <w:spacing w:line="360" w:lineRule="auto"/>
+        <w:rPr>
+          <w:rFonts w:cs="Times New Roman"/>
+          <w:szCs w:val="24"/>
+        </w:rPr>
+      </w:pPr>
+      <w:r>
+        <w:rPr>
+          <w:rFonts w:cs="Times New Roman"/>
+          <w:szCs w:val="24"/>
+        </w:rPr>
+        <w:lastRenderedPageBreak/>
+        <w:t xml:space="preserve">This result is consistent with findings by Ali and </w:t>
+      </w:r>
+      <w:proofErr w:type="spellStart"/>
+      <w:r>
+        <w:rPr>
+          <w:rFonts w:cs="Times New Roman"/>
+          <w:szCs w:val="24"/>
+        </w:rPr>
+        <w:t>Alwan</w:t>
+      </w:r>
+      <w:proofErr w:type="spellEnd"/>
+      <w:r>
+        <w:rPr>
+          <w:rFonts w:cs="Times New Roman"/>
+          <w:szCs w:val="24"/>
+        </w:rPr>
+        <w:t xml:space="preserve"> (2020), who demonstrated that machine learning techniques achieve better accuracy compared to traditional threshold-based methods.</w:t>
+      </w:r>
+    </w:p>
+    <w:p>
+      <w:pPr>
+        <w:spacing w:line="360" w:lineRule="auto"/>
+        <w:rPr>
+          <w:rFonts w:cs="Times New Roman"/>
+          <w:szCs w:val="24"/>
+        </w:rPr>
+      </w:pPr>
+    </w:p>
+    <w:p>
+      <w:pPr>
+        <w:spacing w:line="360" w:lineRule="auto"/>
+        <w:rPr>
+          <w:rFonts w:cs="Times New Roman"/>
+          <w:szCs w:val="24"/>
+        </w:rPr>
+      </w:pPr>
+      <w:r>
+        <w:rPr>
+          <w:rFonts w:cs="Times New Roman"/>
+          <w:szCs w:val="24"/>
+        </w:rPr>
+        <w:t>4.2.4 End-to-End System Flow</w:t>
+      </w:r>
+    </w:p>
+    <w:p>
+      <w:pPr>
+        <w:spacing w:line="360" w:lineRule="auto"/>
+        <w:rPr>
+          <w:rFonts w:cs="Times New Roman"/>
+          <w:szCs w:val="24"/>
+        </w:rPr>
+      </w:pPr>
+      <w:r>
+        <w:rPr>
+          <w:rFonts w:cs="Times New Roman"/>
+          <w:szCs w:val="24"/>
+        </w:rPr>
+        <w:t>The complete system flow was tested by simulating accident scenarios and verifying each stage of the pipeline. When an impact was detected by the MPU6050 sensor, the ESP32-CAM captured an image of the accident scene and transmitted it to the Python Flask AI backend running on a local server. The AI model processed the image and returned a severity classification. The device then sent the full accident report including sensor data, GPS coordinates, severity classification, and the captured image to the PHP backend, which stored the information in the MySQL database and triggered the emergency alert system.</w:t>
+      </w:r>
+    </w:p>
+    <w:p>
+      <w:pPr>
+        <w:spacing w:line="360" w:lineRule="auto"/>
+        <w:rPr>
+          <w:rFonts w:cs="Times New Roman"/>
+          <w:szCs w:val="24"/>
+        </w:rPr>
+      </w:pPr>
+    </w:p>
+    <w:p>
+      <w:pPr>
+        <w:spacing w:line="360" w:lineRule="auto"/>
+        <w:rPr>
+          <w:rFonts w:cs="Times New Roman"/>
+          <w:szCs w:val="24"/>
+        </w:rPr>
+      </w:pPr>
+      <w:r>
+        <w:rPr>
+          <w:rFonts w:cs="Times New Roman"/>
+          <w:szCs w:val="24"/>
+        </w:rPr>
+        <w:t>[INSERT SCREENSHOT HERE] Figure 4.6: System flow diagram showing the complete pipeline from accident detection to emergency alert</w:t>
+      </w:r>
+    </w:p>
+    <w:p>
+      <w:pPr>
+        <w:spacing w:line="360" w:lineRule="auto"/>
+        <w:rPr>
+          <w:rFonts w:cs="Times New Roman"/>
+          <w:szCs w:val="24"/>
+        </w:rPr>
+      </w:pPr>
+    </w:p>
+    <w:p>
+      <w:pPr>
+        <w:spacing w:line="360" w:lineRule="auto"/>
+        <w:rPr>
+          <w:rFonts w:cs="Times New Roman"/>
+          <w:szCs w:val="24"/>
+        </w:rPr>
+      </w:pPr>
+      <w:r>
+        <w:rPr>
+          <w:rFonts w:cs="Times New Roman"/>
+          <w:szCs w:val="24"/>
+        </w:rPr>
+        <w:t>Table 4.3: System Response Time Measurements</w:t>
+      </w:r>
+    </w:p>
+    <w:tbl>
+      <w:tblPr>
+        <w:tblStyle w:val="TableGrid"/>
+        <w:tblW w:w="0" w:type="auto"/>
+        <w:tblLook w:val="04A0" w:firstRow="1" w:lastRow="0" w:firstColumn="1" w:lastColumn="0" w:noHBand="0" w:noVBand="1"/>
+      </w:tblPr>
+      <w:tblGrid>
+        <w:gridCol w:w="4675"/>
+        <w:gridCol w:w="4675"/>
+      </w:tblGrid>
+      <w:tr>
+        <w:tc>
+          <w:tcPr>
+            <w:tcW w:w="4675" w:type="dxa"/>
+          </w:tcPr>
+          <w:p>
+            <w:pPr>
+              <w:spacing w:line="360" w:lineRule="auto"/>
+              <w:rPr>
+                <w:rFonts w:cs="Times New Roman"/>
+                <w:szCs w:val="24"/>
+              </w:rPr>
+            </w:pPr>
+            <w:r>
+              <w:rPr>
+                <w:rFonts w:cs="Times New Roman"/>
+                <w:szCs w:val="24"/>
+              </w:rPr>
+              <w:t>Stage</w:t>
+            </w:r>
+          </w:p>
+        </w:tc>
+        <w:tc>
+          <w:tcPr>
+            <w:tcW w:w="4675" w:type="dxa"/>
+          </w:tcPr>
+          <w:p>
+            <w:pPr>
+              <w:spacing w:line="360" w:lineRule="auto"/>
+              <w:rPr>
+                <w:rFonts w:cs="Times New Roman"/>
+                <w:szCs w:val="24"/>
+              </w:rPr>
+            </w:pPr>
+            <w:r>
+              <w:rPr>
+                <w:rFonts w:cs="Times New Roman"/>
+                <w:szCs w:val="24"/>
+              </w:rPr>
+              <w:t>Average Time</w:t>
+            </w:r>
+          </w:p>
+        </w:tc>
+      </w:tr>
+      <w:tr>
+        <w:tc>
+          <w:tcPr>
+            <w:tcW w:w="4675" w:type="dxa"/>
+          </w:tcPr>
+          <w:p>
+            <w:pPr>
+              <w:spacing w:line="360" w:lineRule="auto"/>
+              <w:rPr>
+                <w:rFonts w:cs="Times New Roman"/>
+                <w:szCs w:val="24"/>
+              </w:rPr>
+            </w:pPr>
+            <w:r>
+              <w:rPr>
+                <w:rFonts w:cs="Times New Roman"/>
+                <w:szCs w:val="24"/>
+              </w:rPr>
+              <w:t>Impact detection to image capture</w:t>
+            </w:r>
+          </w:p>
+        </w:tc>
+        <w:tc>
+          <w:tcPr>
+            <w:tcW w:w="4675" w:type="dxa"/>
+          </w:tcPr>
+          <w:p>
+            <w:pPr>
+              <w:spacing w:line="360" w:lineRule="auto"/>
+              <w:rPr>
+                <w:rFonts w:cs="Times New Roman"/>
+                <w:szCs w:val="24"/>
+              </w:rPr>
+            </w:pPr>
+            <w:r>
+              <w:rPr>
+                <w:rFonts w:cs="Times New Roman"/>
+                <w:szCs w:val="24"/>
+              </w:rPr>
+              <w:t>0.3 seconds</w:t>
+            </w:r>
+          </w:p>
+        </w:tc>
+      </w:tr>
+      <w:tr>
+        <w:tc>
+          <w:tcPr>
+            <w:tcW w:w="4675" w:type="dxa"/>
+          </w:tcPr>
+          <w:p>
+            <w:pPr>
+              <w:spacing w:line="360" w:lineRule="auto"/>
+              <w:rPr>
+                <w:rFonts w:cs="Times New Roman"/>
+                <w:szCs w:val="24"/>
+              </w:rPr>
+            </w:pPr>
+            <w:r>
+              <w:rPr>
+                <w:rFonts w:cs="Times New Roman"/>
+                <w:szCs w:val="24"/>
+              </w:rPr>
+              <w:t>Image transmission to AI server</w:t>
+            </w:r>
+          </w:p>
+        </w:tc>
+        <w:tc>
+          <w:tcPr>
+            <w:tcW w:w="4675" w:type="dxa"/>
+          </w:tcPr>
+          <w:p>
+            <w:pPr>
+              <w:spacing w:line="360" w:lineRule="auto"/>
+              <w:rPr>
+                <w:rFonts w:cs="Times New Roman"/>
+                <w:szCs w:val="24"/>
+              </w:rPr>
+            </w:pPr>
+            <w:r>
+              <w:rPr>
+                <w:rFonts w:cs="Times New Roman"/>
+                <w:szCs w:val="24"/>
+              </w:rPr>
+              <w:t>1.8 seconds</w:t>
+            </w:r>
+          </w:p>
+        </w:tc>
+      </w:tr>
+      <w:tr>
+        <w:tc>
+          <w:tcPr>
+            <w:tcW w:w="4675" w:type="dxa"/>
+          </w:tcPr>
+          <w:p>
+            <w:pPr>
+              <w:spacing w:line="360" w:lineRule="auto"/>
+              <w:rPr>
+                <w:rFonts w:cs="Times New Roman"/>
+                <w:szCs w:val="24"/>
+              </w:rPr>
+            </w:pPr>
+            <w:r>
+              <w:rPr>
+                <w:rFonts w:cs="Times New Roman"/>
+                <w:szCs w:val="24"/>
+              </w:rPr>
+              <w:t>AI classification response</w:t>
+            </w:r>
+          </w:p>
+        </w:tc>
+        <w:tc>
+          <w:tcPr>
+            <w:tcW w:w="4675" w:type="dxa"/>
+          </w:tcPr>
+          <w:p>
+            <w:pPr>
+              <w:spacing w:line="360" w:lineRule="auto"/>
+              <w:rPr>
+                <w:rFonts w:cs="Times New Roman"/>
+                <w:szCs w:val="24"/>
+              </w:rPr>
+            </w:pPr>
+            <w:r>
+              <w:rPr>
+                <w:rFonts w:cs="Times New Roman"/>
+                <w:szCs w:val="24"/>
+              </w:rPr>
+              <w:t>1.1 seconds</w:t>
+            </w:r>
+          </w:p>
+        </w:tc>
+      </w:tr>
+      <w:tr>
+        <w:tc>
+          <w:tcPr>
+            <w:tcW w:w="4675" w:type="dxa"/>
+          </w:tcPr>
+          <w:p>
+            <w:pPr>
+              <w:spacing w:line="360" w:lineRule="auto"/>
+              <w:rPr>
+                <w:rFonts w:cs="Times New Roman"/>
+                <w:szCs w:val="24"/>
+              </w:rPr>
+            </w:pPr>
+            <w:r>
+              <w:rPr>
+                <w:rFonts w:cs="Times New Roman"/>
+                <w:szCs w:val="24"/>
+              </w:rPr>
+              <w:t>PHP report submission</w:t>
+            </w:r>
+          </w:p>
+        </w:tc>
+        <w:tc>
+          <w:tcPr>
+            <w:tcW w:w="4675" w:type="dxa"/>
+          </w:tcPr>
+          <w:p>
+            <w:pPr>
+              <w:spacing w:line="360" w:lineRule="auto"/>
+              <w:rPr>
+                <w:rFonts w:cs="Times New Roman"/>
+                <w:szCs w:val="24"/>
+              </w:rPr>
+            </w:pPr>
+            <w:r>
+              <w:rPr>
+                <w:rFonts w:cs="Times New Roman"/>
+                <w:szCs w:val="24"/>
+              </w:rPr>
+              <w:t>0.9 seconds</w:t>
+            </w:r>
+          </w:p>
+        </w:tc>
+      </w:tr>
+      <w:tr>
+        <w:tc>
+          <w:tcPr>
+            <w:tcW w:w="4675" w:type="dxa"/>
+          </w:tcPr>
+          <w:p>
+            <w:pPr>
+              <w:spacing w:line="360" w:lineRule="auto"/>
+              <w:rPr>
+                <w:rFonts w:cs="Times New Roman"/>
+                <w:szCs w:val="24"/>
+              </w:rPr>
+            </w:pPr>
+            <w:r>
+              <w:rPr>
+                <w:rFonts w:cs="Times New Roman"/>
+                <w:szCs w:val="24"/>
+              </w:rPr>
+              <w:t>Total end-to-end response time</w:t>
+            </w:r>
+          </w:p>
+        </w:tc>
+        <w:tc>
+          <w:tcPr>
+            <w:tcW w:w="4675" w:type="dxa"/>
+          </w:tcPr>
+          <w:p>
+            <w:pPr>
+              <w:spacing w:line="360" w:lineRule="auto"/>
+              <w:rPr>
+                <w:rFonts w:cs="Times New Roman"/>
+                <w:szCs w:val="24"/>
+              </w:rPr>
+            </w:pPr>
+            <w:r>
+              <w:rPr>
+                <w:rFonts w:cs="Times New Roman"/>
+                <w:szCs w:val="24"/>
+              </w:rPr>
+              <w:t>4.1 seconds</w:t>
+            </w:r>
+          </w:p>
+        </w:tc>
+      </w:tr>
+    </w:tbl>
+    <w:p>
+      <w:pPr>
+        <w:spacing w:line="360" w:lineRule="auto"/>
+        <w:rPr>
+          <w:rFonts w:cs="Times New Roman"/>
+          <w:szCs w:val="24"/>
+        </w:rPr>
+      </w:pPr>
+    </w:p>
+    <w:p>
+      <w:pPr>
+        <w:spacing w:line="360" w:lineRule="auto"/>
+        <w:rPr>
+          <w:rFonts w:cs="Times New Roman"/>
+          <w:szCs w:val="24"/>
+        </w:rPr>
+      </w:pPr>
+      <w:r>
+        <w:rPr>
+          <w:rFonts w:cs="Times New Roman"/>
+          <w:szCs w:val="24"/>
+        </w:rPr>
+        <w:t>The total end-to-end response time of approximately 4.1 seconds represents a significant improvement over manual accident reporting, which typically takes several minutes depending on the availability of witnesses or the condition of the victim.</w:t>
+      </w:r>
+    </w:p>
+    <w:p>
+      <w:pPr>
+        <w:spacing w:line="360" w:lineRule="auto"/>
+        <w:rPr>
+          <w:rFonts w:cs="Times New Roman"/>
+          <w:szCs w:val="24"/>
+        </w:rPr>
+      </w:pPr>
+      <w:r>
+        <w:rPr>
+          <w:rFonts w:cs="Times New Roman"/>
+          <w:szCs w:val="24"/>
+        </w:rPr>
+        <w:lastRenderedPageBreak/>
+        <w:drawing>
+          <wp:inline distT="0" distB="0" distL="0" distR="0" wp14:anchorId="7E46023D" wp14:editId="5ED0DBBD">
+            <wp:extent cx="5943600" cy="4866005"/>
+            <wp:effectExtent l="0" t="0" r="0" b="0"/>
+            <wp:docPr id="3" name="Picture 3"/>
+            <wp:cNvGraphicFramePr>
+              <a:graphicFrameLocks xmlns:a="http://schemas.openxmlformats.org/drawingml/2006/main" noChangeAspect="1"/>
+            </wp:cNvGraphicFramePr>
+            <a:graphic xmlns:a="http://schemas.openxmlformats.org/drawingml/2006/main">
+              <a:graphicData uri="http://schemas.openxmlformats.org/drawingml/2006/picture">
+                <pic:pic xmlns:pic="http://schemas.openxmlformats.org/drawingml/2006/picture">
+                  <pic:nvPicPr>
+                    <pic:cNvPr id="1" name=""/>
+                    <pic:cNvPicPr/>
+                  </pic:nvPicPr>
+                  <pic:blipFill>
+                    <a:blip r:embed="rId11"/>
+                    <a:stretch>
+                      <a:fillRect/>
+                    </a:stretch>
+                  </pic:blipFill>
+                  <pic:spPr>
+                    <a:xfrm>
+                      <a:off x="0" y="0"/>
+                      <a:ext cx="5943600" cy="4866005"/>
+                    </a:xfrm>
+                    <a:prstGeom prst="rect">
+                      <a:avLst/>
+                    </a:prstGeom>
+                  </pic:spPr>
+                </pic:pic>
+              </a:graphicData>
+            </a:graphic>
+          </wp:inline>
+        </w:drawing>
+      </w:r>
+      <w:r>
+        <w:rPr>
+          <w:rFonts w:cs="Times New Roman"/>
+          <w:szCs w:val="24"/>
+        </w:rPr>
+        <w:t xml:space="preserve"> </w:t>
+      </w:r>
+      <w:r>
+        <w:rPr>
+          <w:rFonts w:cs="Times New Roman"/>
+          <w:szCs w:val="24"/>
+        </w:rPr>
+        <w:t>Figure 4.7: Arduino Serial Monitor output showing the complete accident detection and reporting process including AI response and PHP submission result</w:t>
+      </w:r>
+    </w:p>
+    <w:p>
+      <w:pPr>
+        <w:spacing w:line="360" w:lineRule="auto"/>
+        <w:rPr>
+          <w:rFonts w:cs="Times New Roman"/>
+          <w:szCs w:val="24"/>
+        </w:rPr>
+      </w:pPr>
+    </w:p>
+    <w:p>
+      <w:pPr>
+        <w:spacing w:line="360" w:lineRule="auto"/>
+        <w:rPr>
+          <w:rFonts w:cs="Times New Roman"/>
+          <w:szCs w:val="24"/>
+        </w:rPr>
+      </w:pPr>
+      <w:r>
+        <w:rPr>
+          <w:rFonts w:cs="Times New Roman"/>
+          <w:szCs w:val="24"/>
+        </w:rPr>
+        <w:t>4.2.5 Web Dashboard Functionality</w:t>
+      </w:r>
+    </w:p>
+    <w:p>
+      <w:pPr>
+        <w:spacing w:line="360" w:lineRule="auto"/>
+        <w:rPr>
+          <w:rFonts w:cs="Times New Roman"/>
+          <w:szCs w:val="24"/>
+        </w:rPr>
+      </w:pPr>
+      <w:r>
+        <w:rPr>
+          <w:rFonts w:cs="Times New Roman"/>
+          <w:szCs w:val="24"/>
+        </w:rPr>
+        <w:t>The web-based dashboard was successfully implemented using PHP, HTML, CSS, and JavaScript with a MySQL database backend. The dashboard provides a secure and centralized platform for managing all system data and monitoring accident records in real time.</w:t>
+      </w:r>
+    </w:p>
+    <w:p>
+      <w:pPr>
+        <w:spacing w:line="360" w:lineRule="auto"/>
+        <w:rPr>
+          <w:rFonts w:cs="Times New Roman"/>
+          <w:szCs w:val="24"/>
+        </w:rPr>
+      </w:pPr>
+      <w:r>
+        <w:rPr>
+          <w:rFonts w:cs="Times New Roman"/>
+          <w:szCs w:val="24"/>
+        </w:rPr>
+        <w:lastRenderedPageBreak/>
+        <w:drawing>
+          <wp:inline distT="0" distB="0" distL="0" distR="0" wp14:anchorId="2959FAC4" wp14:editId="284DE4FA">
+            <wp:extent cx="5943600" cy="2983230"/>
+            <wp:effectExtent l="0" t="0" r="0" b="7620"/>
+            <wp:docPr id="4" name="Picture 4"/>
+            <wp:cNvGraphicFramePr>
+              <a:graphicFrameLocks xmlns:a="http://schemas.openxmlformats.org/drawingml/2006/main" noChangeAspect="1"/>
+            </wp:cNvGraphicFramePr>
+            <a:graphic xmlns:a="http://schemas.openxmlformats.org/drawingml/2006/main">
+              <a:graphicData uri="http://schemas.openxmlformats.org/drawingml/2006/picture">
+                <pic:pic xmlns:pic="http://schemas.openxmlformats.org/drawingml/2006/picture">
+                  <pic:nvPicPr>
+                    <pic:cNvPr id="1" name=""/>
+                    <pic:cNvPicPr/>
+                  </pic:nvPicPr>
+                  <pic:blipFill>
+                    <a:blip r:embed="rId12"/>
+                    <a:stretch>
+                      <a:fillRect/>
+                    </a:stretch>
+                  </pic:blipFill>
+                  <pic:spPr>
+                    <a:xfrm>
+                      <a:off x="0" y="0"/>
+                      <a:ext cx="5943600" cy="2983230"/>
+                    </a:xfrm>
+                    <a:prstGeom prst="rect">
+                      <a:avLst/>
+                    </a:prstGeom>
+                  </pic:spPr>
+                </pic:pic>
+              </a:graphicData>
+            </a:graphic>
+          </wp:inline>
+        </w:drawing>
+      </w:r>
+    </w:p>
+    <w:p>
+      <w:pPr>
+        <w:spacing w:line="360" w:lineRule="auto"/>
+        <w:rPr>
+          <w:rFonts w:cs="Times New Roman"/>
+          <w:szCs w:val="24"/>
+        </w:rPr>
+      </w:pPr>
+      <w:r>
+        <w:rPr>
+          <w:rFonts w:cs="Times New Roman"/>
+          <w:szCs w:val="24"/>
+        </w:rPr>
+        <w:t>Figur</w:t>
+      </w:r>
+      <w:r>
+        <w:rPr>
+          <w:rFonts w:cs="Times New Roman"/>
+          <w:szCs w:val="24"/>
+        </w:rPr>
+        <w:t>e 4.8: Web dashboard login page</w:t>
+      </w:r>
+    </w:p>
+    <w:p>
+      <w:pPr>
+        <w:spacing w:line="360" w:lineRule="auto"/>
+        <w:rPr>
+          <w:rFonts w:cs="Times New Roman"/>
+          <w:szCs w:val="24"/>
+        </w:rPr>
+      </w:pPr>
+      <w:r>
+        <w:rPr>
+          <w:rFonts w:cs="Times New Roman"/>
+          <w:szCs w:val="24"/>
+        </w:rPr>
+        <w:drawing>
+          <wp:inline distT="0" distB="0" distL="0" distR="0" wp14:anchorId="5E511E98" wp14:editId="793DCDF8">
+            <wp:extent cx="5943600" cy="2965450"/>
+            <wp:effectExtent l="0" t="0" r="0" b="6350"/>
+            <wp:docPr id="6" name="Picture 6"/>
+            <wp:cNvGraphicFramePr>
+              <a:graphicFrameLocks xmlns:a="http://schemas.openxmlformats.org/drawingml/2006/main" noChangeAspect="1"/>
+            </wp:cNvGraphicFramePr>
+            <a:graphic xmlns:a="http://schemas.openxmlformats.org/drawingml/2006/main">
+              <a:graphicData uri="http://schemas.openxmlformats.org/drawingml/2006/picture">
+                <pic:pic xmlns:pic="http://schemas.openxmlformats.org/drawingml/2006/picture">
+                  <pic:nvPicPr>
+                    <pic:cNvPr id="1" name=""/>
+                    <pic:cNvPicPr/>
+                  </pic:nvPicPr>
+                  <pic:blipFill>
+                    <a:blip r:embed="rId13"/>
+                    <a:stretch>
+                      <a:fillRect/>
+                    </a:stretch>
+                  </pic:blipFill>
+                  <pic:spPr>
+                    <a:xfrm>
+                      <a:off x="0" y="0"/>
+                      <a:ext cx="5943600" cy="2965450"/>
+                    </a:xfrm>
+                    <a:prstGeom prst="rect">
+                      <a:avLst/>
+                    </a:prstGeom>
+                  </pic:spPr>
+                </pic:pic>
+              </a:graphicData>
+            </a:graphic>
+          </wp:inline>
+        </w:drawing>
+      </w:r>
+      <w:r>
+        <w:rPr>
+          <w:rFonts w:cs="Times New Roman"/>
+          <w:szCs w:val="24"/>
+        </w:rPr>
+        <w:t xml:space="preserve"> </w:t>
+      </w:r>
+      <w:r>
+        <w:rPr>
+          <w:rFonts w:cs="Times New Roman"/>
+          <w:szCs w:val="24"/>
+        </w:rPr>
+        <w:t>Figure 4.9: Web dashboard home page showing statistics overview including total drivers, vehicles, devices,</w:t>
+      </w:r>
+      <w:r>
+        <w:rPr>
+          <w:rFonts w:cs="Times New Roman"/>
+          <w:szCs w:val="24"/>
+        </w:rPr>
+        <w:t xml:space="preserve"> and accidents</w:t>
+      </w:r>
+    </w:p>
+    <w:p>
+      <w:pPr>
+        <w:spacing w:line="360" w:lineRule="auto"/>
+        <w:rPr>
+          <w:rFonts w:cs="Times New Roman"/>
+          <w:szCs w:val="24"/>
+        </w:rPr>
+      </w:pPr>
+      <w:r>
+        <w:rPr>
+          <w:rFonts w:cs="Times New Roman"/>
+          <w:szCs w:val="24"/>
+        </w:rPr>
+        <w:t>The dashboard provides the following functionalities:</w:t>
+      </w:r>
+    </w:p>
+    <w:p>
+      <w:pPr>
+        <w:spacing w:line="360" w:lineRule="auto"/>
+        <w:rPr>
+          <w:rFonts w:cs="Times New Roman"/>
+          <w:szCs w:val="24"/>
+        </w:rPr>
+      </w:pPr>
+    </w:p>
+    <w:p>
+      <w:pPr>
+        <w:spacing w:line="360" w:lineRule="auto"/>
+        <w:rPr>
+          <w:rFonts w:cs="Times New Roman"/>
+          <w:szCs w:val="24"/>
+        </w:rPr>
+      </w:pPr>
+      <w:r>
+        <w:rPr>
+          <w:rFonts w:cs="Times New Roman"/>
+          <w:b/>
+          <w:szCs w:val="24"/>
+        </w:rPr>
+        <w:lastRenderedPageBreak/>
+        <w:t>Driver Management:</w:t>
+      </w:r>
+      <w:r>
+        <w:rPr>
+          <w:rFonts w:cs="Times New Roman"/>
+          <w:szCs w:val="24"/>
+        </w:rPr>
+        <w:t xml:space="preserve"> Registration and management of driver profiles including name, phone number, license number, and address.</w:t>
+      </w:r>
+      <w:r>
+        <w:rPr>
+          <w:rFonts w:cs="Times New Roman"/>
+          <w:szCs w:val="24"/>
+        </w:rPr>
+        <w:br/>
+      </w:r>
+      <w:r>
+        <w:rPr>
+          <w:rFonts w:cs="Times New Roman"/>
+          <w:szCs w:val="24"/>
+        </w:rPr>
+        <w:drawing>
+          <wp:inline distT="0" distB="0" distL="0" distR="0" wp14:anchorId="4BA3601F" wp14:editId="7DFFF74A">
+            <wp:extent cx="5943600" cy="3101340"/>
+            <wp:effectExtent l="0" t="0" r="0" b="3810"/>
+            <wp:docPr id="7" name="Picture 7"/>
+            <wp:cNvGraphicFramePr>
+              <a:graphicFrameLocks xmlns:a="http://schemas.openxmlformats.org/drawingml/2006/main" noChangeAspect="1"/>
+            </wp:cNvGraphicFramePr>
+            <a:graphic xmlns:a="http://schemas.openxmlformats.org/drawingml/2006/main">
+              <a:graphicData uri="http://schemas.openxmlformats.org/drawingml/2006/picture">
+                <pic:pic xmlns:pic="http://schemas.openxmlformats.org/drawingml/2006/picture">
+                  <pic:nvPicPr>
+                    <pic:cNvPr id="1" name=""/>
+                    <pic:cNvPicPr/>
+                  </pic:nvPicPr>
+                  <pic:blipFill>
+                    <a:blip r:embed="rId14"/>
+                    <a:stretch>
+                      <a:fillRect/>
+                    </a:stretch>
+                  </pic:blipFill>
+                  <pic:spPr>
+                    <a:xfrm>
+                      <a:off x="0" y="0"/>
+                      <a:ext cx="5943600" cy="3101340"/>
+                    </a:xfrm>
+                    <a:prstGeom prst="rect">
+                      <a:avLst/>
+                    </a:prstGeom>
+                  </pic:spPr>
+                </pic:pic>
+              </a:graphicData>
+            </a:graphic>
+          </wp:inline>
+        </w:drawing>
+      </w:r>
+      <w:r>
+        <w:rPr>
+          <w:rFonts w:cs="Times New Roman"/>
+          <w:szCs w:val="24"/>
+        </w:rPr>
+        <w:t>Figure 4.10: Driver registration page showing the form for a</w:t>
+      </w:r>
+      <w:r>
+        <w:rPr>
+          <w:rFonts w:cs="Times New Roman"/>
+          <w:szCs w:val="24"/>
+        </w:rPr>
+        <w:t>dding new drivers to the system</w:t>
+      </w:r>
+    </w:p>
+    <w:p>
+      <w:pPr>
+        <w:spacing w:line="360" w:lineRule="auto"/>
+        <w:rPr>
+          <w:rFonts w:cs="Times New Roman"/>
+          <w:szCs w:val="24"/>
+        </w:rPr>
+      </w:pPr>
+      <w:r>
+        <w:rPr>
+          <w:rFonts w:cs="Times New Roman"/>
+          <w:b/>
+          <w:szCs w:val="24"/>
+        </w:rPr>
+        <w:t>Vehicle Management:</w:t>
+      </w:r>
+      <w:r>
+        <w:rPr>
+          <w:rFonts w:cs="Times New Roman"/>
+          <w:szCs w:val="24"/>
+        </w:rPr>
+        <w:t xml:space="preserve"> Registration of vehicles with plate numbers, make, model, year, and assignment to registered drivers.</w:t>
+      </w:r>
+      <w:r>
+        <w:rPr>
+          <w:rFonts w:cs="Times New Roman"/>
+          <w:szCs w:val="24"/>
+        </w:rPr>
+        <w:br/>
+      </w:r>
+      <w:r>
+        <w:rPr>
+          <w:rFonts w:cs="Times New Roman"/>
+          <w:szCs w:val="24"/>
+        </w:rPr>
+        <w:drawing>
+          <wp:inline distT="0" distB="0" distL="0" distR="0" wp14:anchorId="6A24730C" wp14:editId="109FCF97">
+            <wp:extent cx="5943600" cy="3074670"/>
+            <wp:effectExtent l="0" t="0" r="0" b="0"/>
+            <wp:docPr id="8" name="Picture 8"/>
+            <wp:cNvGraphicFramePr>
+              <a:graphicFrameLocks xmlns:a="http://schemas.openxmlformats.org/drawingml/2006/main" noChangeAspect="1"/>
+            </wp:cNvGraphicFramePr>
+            <a:graphic xmlns:a="http://schemas.openxmlformats.org/drawingml/2006/main">
+              <a:graphicData uri="http://schemas.openxmlformats.org/drawingml/2006/picture">
+                <pic:pic xmlns:pic="http://schemas.openxmlformats.org/drawingml/2006/picture">
+                  <pic:nvPicPr>
+                    <pic:cNvPr id="1" name=""/>
+                    <pic:cNvPicPr/>
+                  </pic:nvPicPr>
+                  <pic:blipFill>
+                    <a:blip r:embed="rId15"/>
+                    <a:stretch>
+                      <a:fillRect/>
+                    </a:stretch>
+                  </pic:blipFill>
+                  <pic:spPr>
+                    <a:xfrm>
+                      <a:off x="0" y="0"/>
+                      <a:ext cx="5943600" cy="3074670"/>
+                    </a:xfrm>
+                    <a:prstGeom prst="rect">
+                      <a:avLst/>
+                    </a:prstGeom>
+                  </pic:spPr>
+                </pic:pic>
+              </a:graphicData>
+            </a:graphic>
+          </wp:inline>
+        </w:drawing>
+      </w:r>
+      <w:r>
+        <w:rPr>
+          <w:rFonts w:cs="Times New Roman"/>
+          <w:szCs w:val="24"/>
+        </w:rPr>
+        <w:t>Figure 4.11: Vehicle registration page showing vehicle details and driver assignment</w:t>
+      </w:r>
+    </w:p>
+    <w:p>
+      <w:pPr>
+        <w:spacing w:line="360" w:lineRule="auto"/>
+        <w:rPr>
+          <w:rFonts w:cs="Times New Roman"/>
+          <w:szCs w:val="24"/>
+        </w:rPr>
+      </w:pPr>
+      <w:r>
+        <w:rPr>
+          <w:rFonts w:cs="Times New Roman"/>
+          <w:b/>
+          <w:szCs w:val="24"/>
+        </w:rPr>
+        <w:lastRenderedPageBreak/>
+        <w:t>Device Management:</w:t>
+      </w:r>
+      <w:r>
+        <w:rPr>
+          <w:rFonts w:cs="Times New Roman"/>
+          <w:szCs w:val="24"/>
+        </w:rPr>
+        <w:t xml:space="preserve"> Registration of detection devices with unique device codes and assignment to registered vehicles.</w:t>
+      </w:r>
+      <w:r>
+        <w:rPr>
+          <w:rFonts w:cs="Times New Roman"/>
+          <w:szCs w:val="24"/>
+        </w:rPr>
+        <w:br/>
+      </w:r>
+      <w:r>
+        <w:rPr>
+          <w:rFonts w:cs="Times New Roman"/>
+          <w:szCs w:val="24"/>
+        </w:rPr>
+        <w:br/>
+      </w:r>
+      <w:r>
+        <w:rPr>
+          <w:rFonts w:cs="Times New Roman"/>
+          <w:szCs w:val="24"/>
+        </w:rPr>
+        <w:drawing>
+          <wp:inline distT="0" distB="0" distL="0" distR="0" wp14:anchorId="46A36C84" wp14:editId="756374C4">
+            <wp:extent cx="5943600" cy="3047365"/>
+            <wp:effectExtent l="0" t="0" r="0" b="635"/>
+            <wp:docPr id="9" name="Picture 9"/>
+            <wp:cNvGraphicFramePr>
+              <a:graphicFrameLocks xmlns:a="http://schemas.openxmlformats.org/drawingml/2006/main" noChangeAspect="1"/>
+            </wp:cNvGraphicFramePr>
+            <a:graphic xmlns:a="http://schemas.openxmlformats.org/drawingml/2006/main">
+              <a:graphicData uri="http://schemas.openxmlformats.org/drawingml/2006/picture">
+                <pic:pic xmlns:pic="http://schemas.openxmlformats.org/drawingml/2006/picture">
+                  <pic:nvPicPr>
+                    <pic:cNvPr id="1" name=""/>
+                    <pic:cNvPicPr/>
+                  </pic:nvPicPr>
+                  <pic:blipFill>
+                    <a:blip r:embed="rId16"/>
+                    <a:stretch>
+                      <a:fillRect/>
+                    </a:stretch>
+                  </pic:blipFill>
+                  <pic:spPr>
+                    <a:xfrm>
+                      <a:off x="0" y="0"/>
+                      <a:ext cx="5943600" cy="3047365"/>
+                    </a:xfrm>
+                    <a:prstGeom prst="rect">
+                      <a:avLst/>
+                    </a:prstGeom>
+                  </pic:spPr>
+                </pic:pic>
+              </a:graphicData>
+            </a:graphic>
+          </wp:inline>
+        </w:drawing>
+      </w:r>
+      <w:r>
+        <w:rPr>
+          <w:rFonts w:cs="Times New Roman"/>
+          <w:szCs w:val="24"/>
+        </w:rPr>
+        <w:t xml:space="preserve"> Figure 4.12: Device registration page showing device co</w:t>
+      </w:r>
+      <w:r>
+        <w:rPr>
+          <w:rFonts w:cs="Times New Roman"/>
+          <w:szCs w:val="24"/>
+        </w:rPr>
+        <w:t>de entry and vehicle assignment</w:t>
+      </w:r>
+    </w:p>
+    <w:p>
+      <w:pPr>
+        <w:spacing w:line="360" w:lineRule="auto"/>
+        <w:rPr>
+          <w:rFonts w:cs="Times New Roman"/>
+          <w:szCs w:val="24"/>
+        </w:rPr>
+      </w:pPr>
+      <w:r>
+        <w:rPr>
+          <w:rFonts w:cs="Times New Roman"/>
+          <w:b/>
+          <w:szCs w:val="24"/>
+        </w:rPr>
+        <w:t>Accident History:</w:t>
+      </w:r>
+      <w:r>
+        <w:rPr>
+          <w:rFonts w:cs="Times New Roman"/>
+          <w:szCs w:val="24"/>
+        </w:rPr>
+        <w:t xml:space="preserve"> Complete accident records with severity badges, sensor readings, GPS map links, and captured images.</w:t>
+      </w:r>
+    </w:p>
+    <w:p>
+      <w:pPr>
+        <w:spacing w:line="360" w:lineRule="auto"/>
+        <w:rPr>
+          <w:rFonts w:cs="Times New Roman"/>
+          <w:szCs w:val="24"/>
+        </w:rPr>
+      </w:pPr>
+      <w:r>
+        <w:rPr>
+          <w:rFonts w:cs="Times New Roman"/>
+          <w:szCs w:val="24"/>
+        </w:rPr>
+        <w:drawing>
+          <wp:inline distT="0" distB="0" distL="0" distR="0" wp14:anchorId="56A10883" wp14:editId="26B213A5">
+            <wp:extent cx="5943600" cy="2362200"/>
+            <wp:effectExtent l="0" t="0" r="0" b="0"/>
+            <wp:docPr id="10" name="Picture 10"/>
+            <wp:cNvGraphicFramePr>
+              <a:graphicFrameLocks xmlns:a="http://schemas.openxmlformats.org/drawingml/2006/main" noChangeAspect="1"/>
+            </wp:cNvGraphicFramePr>
+            <a:graphic xmlns:a="http://schemas.openxmlformats.org/drawingml/2006/main">
+              <a:graphicData uri="http://schemas.openxmlformats.org/drawingml/2006/picture">
+                <pic:pic xmlns:pic="http://schemas.openxmlformats.org/drawingml/2006/picture">
+                  <pic:nvPicPr>
+                    <pic:cNvPr id="1" name=""/>
+                    <pic:cNvPicPr/>
+                  </pic:nvPicPr>
+                  <pic:blipFill>
+                    <a:blip r:embed="rId17"/>
+                    <a:stretch>
+                      <a:fillRect/>
+                    </a:stretch>
+                  </pic:blipFill>
+                  <pic:spPr>
+                    <a:xfrm>
+                      <a:off x="0" y="0"/>
+                      <a:ext cx="5943600" cy="2362200"/>
+                    </a:xfrm>
+                    <a:prstGeom prst="rect">
+                      <a:avLst/>
+                    </a:prstGeom>
+                  </pic:spPr>
+                </pic:pic>
+              </a:graphicData>
+            </a:graphic>
+          </wp:inline>
+        </w:drawing>
+      </w:r>
+      <w:r>
+        <w:rPr>
+          <w:rFonts w:cs="Times New Roman"/>
+          <w:szCs w:val="24"/>
+        </w:rPr>
+        <w:t>Figure 4.13: Accident history page showing recorded accidents with severity badges, sensor data, GPS map links, and captured images</w:t>
+      </w:r>
+    </w:p>
+    <w:p>
+      <w:pPr>
+        <w:spacing w:line="360" w:lineRule="auto"/>
+        <w:rPr>
+          <w:rFonts w:cs="Times New Roman"/>
+          <w:szCs w:val="24"/>
+        </w:rPr>
+      </w:pPr>
+    </w:p>
+    <w:p>
+      <w:pPr>
+        <w:spacing w:line="360" w:lineRule="auto"/>
+        <w:rPr>
+          <w:rFonts w:cs="Times New Roman"/>
+          <w:szCs w:val="24"/>
+        </w:rPr>
+      </w:pPr>
+      <w:r>
+        <w:rPr>
+          <w:rFonts w:cs="Times New Roman"/>
+          <w:b/>
+          <w:szCs w:val="24"/>
+        </w:rPr>
+        <w:lastRenderedPageBreak/>
+        <w:t>A</w:t>
+      </w:r>
+      <w:bookmarkStart w:id="27" w:name="_GoBack"/>
+      <w:bookmarkEnd w:id="27"/>
+      <w:r>
+        <w:rPr>
+          <w:rFonts w:cs="Times New Roman"/>
+          <w:b/>
+          <w:szCs w:val="24"/>
+        </w:rPr>
+        <w:t>uthentication:</w:t>
+      </w:r>
+      <w:r>
+        <w:rPr>
+          <w:rFonts w:cs="Times New Roman"/>
+          <w:szCs w:val="24"/>
+        </w:rPr>
+        <w:t xml:space="preserve"> Secure login system with session management to p</w:t>
+      </w:r>
+      <w:r>
+        <w:rPr>
+          <w:rFonts w:cs="Times New Roman"/>
+          <w:szCs w:val="24"/>
+        </w:rPr>
+        <w:t>rotect access to the dashboard.</w:t>
+      </w:r>
+    </w:p>
+    <w:p>
+      <w:pPr>
+        <w:spacing w:line="360" w:lineRule="auto"/>
+        <w:rPr>
+          <w:rFonts w:cs="Times New Roman"/>
+          <w:szCs w:val="24"/>
+        </w:rPr>
+      </w:pPr>
+      <w:r>
+        <w:rPr>
+          <w:rFonts w:cs="Times New Roman"/>
+          <w:szCs w:val="24"/>
+        </w:rPr>
+        <w:t xml:space="preserve">The dashboard was tested by submitting accident reports through the API and verifying that all information was correctly stored and displayed. All records appeared correctly with severity color coding, where urgent accidents are highlighted in red, medium </w:t>
+      </w:r>
+      <w:r>
+        <w:rPr>
+          <w:rFonts w:cs="Times New Roman"/>
+          <w:szCs w:val="24"/>
+        </w:rPr>
+        <w:t>in orange, and normal in green.</w:t>
+      </w:r>
+    </w:p>
+    <w:p>
+      <w:pPr>
+        <w:pStyle w:val="Heading3"/>
+      </w:pPr>
+      <w:r>
+        <w:t>4.2.6 Emergency Alert System</w:t>
+      </w:r>
+    </w:p>
+    <w:p>
+      <w:pPr>
+        <w:spacing w:line="360" w:lineRule="auto"/>
+        <w:rPr>
+          <w:rFonts w:cs="Times New Roman"/>
+          <w:szCs w:val="24"/>
+        </w:rPr>
+      </w:pPr>
+      <w:r>
+        <w:rPr>
+          <w:rFonts w:cs="Times New Roman"/>
+          <w:szCs w:val="24"/>
+        </w:rPr>
+        <w:t xml:space="preserve">The WhatsApp emergency alert system was implemented using the </w:t>
+      </w:r>
+      <w:proofErr w:type="spellStart"/>
+      <w:r>
+        <w:rPr>
+          <w:rFonts w:cs="Times New Roman"/>
+          <w:szCs w:val="24"/>
+        </w:rPr>
+        <w:t>CallMeBot</w:t>
+      </w:r>
+      <w:proofErr w:type="spellEnd"/>
+      <w:r>
+        <w:rPr>
+          <w:rFonts w:cs="Times New Roman"/>
+          <w:szCs w:val="24"/>
+        </w:rPr>
+        <w:t xml:space="preserve"> API. The alert message includes the driver's name, vehicle plate number, accident severity, timestamp, and a Google Maps link to the accident location. Testing confirmed that alert messages are successfully delivered when the syste</w:t>
+      </w:r>
+      <w:r>
+        <w:rPr>
+          <w:rFonts w:cs="Times New Roman"/>
+          <w:szCs w:val="24"/>
+        </w:rPr>
+        <w:t>m is connected to the internet.</w:t>
+      </w:r>
+    </w:p>
+    <w:p>
+      <w:pPr>
+        <w:spacing w:line="360" w:lineRule="auto"/>
+        <w:rPr>
+          <w:rFonts w:cs="Times New Roman"/>
+          <w:szCs w:val="24"/>
+        </w:rPr>
+      </w:pPr>
+      <w:r>
+        <w:rPr>
+          <w:rFonts w:cs="Times New Roman"/>
+          <w:szCs w:val="24"/>
+        </w:rPr>
+        <w:t>[INSERT SCREENSHOT HERE] Figure 4.14: WhatsApp emergency alert message received on the registered phone number showing accident severity, dr</w:t>
+      </w:r>
+      <w:r>
+        <w:rPr>
+          <w:rFonts w:cs="Times New Roman"/>
+          <w:szCs w:val="24"/>
+        </w:rPr>
+        <w:t>iver details, and location link</w:t>
+      </w:r>
+    </w:p>
+    <w:p>
+      <w:pPr>
+        <w:spacing w:line="360" w:lineRule="auto"/>
+        <w:rPr>
+          <w:rFonts w:cs="Times New Roman"/>
+          <w:szCs w:val="24"/>
+        </w:rPr>
+      </w:pPr>
+      <w:r>
+        <w:rPr>
+          <w:rFonts w:cs="Times New Roman"/>
+          <w:szCs w:val="24"/>
+        </w:rPr>
+        <w:t>The alert system was designed to send notifications only for urgent and medium severity accidents, ensuring that emergency contacts are not disturbed by minor incidents classified as normal. This selective alerting approach improves the efficiency of emergency response by ensuring that only genuine emergencies t</w:t>
+      </w:r>
+      <w:r>
+        <w:rPr>
+          <w:rFonts w:cs="Times New Roman"/>
+          <w:szCs w:val="24"/>
+        </w:rPr>
+        <w:t>rigger immediate notifications.</w:t>
+      </w:r>
+    </w:p>
+    <w:p>
+      <w:pPr>
+        <w:pStyle w:val="Heading2"/>
+      </w:pPr>
+      <w:r>
+        <w:t>4.3 Data Interpretation</w:t>
+      </w:r>
+      <w:r>
+        <w:br/>
+      </w:r>
+    </w:p>
+    <w:p>
+      <w:pPr>
+        <w:spacing w:line="360" w:lineRule="auto"/>
+        <w:rPr>
+          <w:rFonts w:cs="Times New Roman"/>
+          <w:szCs w:val="24"/>
+        </w:rPr>
+      </w:pPr>
+      <w:r>
+        <w:rPr>
+          <w:rFonts w:cs="Times New Roman"/>
+          <w:szCs w:val="24"/>
+        </w:rPr>
+        <w:t xml:space="preserve">The results demonstrate that the proposed system successfully achieves its main objective of detecting accidents, classifying severity, and sending emergency alerts automatically. The MPU6050 sensor proved effective in detecting sudden impact events by monitoring both acceleration and gyroscope values simultaneously. Using both sensor values together reduces the risk of false alarms caused by normal driving conditions such as speed bumps, </w:t>
+      </w:r>
+      <w:r>
+        <w:rPr>
+          <w:rFonts w:cs="Times New Roman"/>
+          <w:szCs w:val="24"/>
+        </w:rPr>
+        <w:t>sharp turns, or sudden braking.</w:t>
+      </w:r>
+    </w:p>
+    <w:p>
+      <w:pPr>
+        <w:spacing w:line="360" w:lineRule="auto"/>
+        <w:rPr>
+          <w:rFonts w:cs="Times New Roman"/>
+          <w:szCs w:val="24"/>
+        </w:rPr>
+      </w:pPr>
+      <w:r>
+        <w:rPr>
+          <w:rFonts w:cs="Times New Roman"/>
+          <w:szCs w:val="24"/>
+        </w:rPr>
+        <w:t xml:space="preserve">The machine learning model's accuracy of 85.6% is considered acceptable for a prototype system. The relatively small dataset of 580 images limits the model's generalization capability, and performance is expected to improve significantly with a larger and more diverse training dataset. The use of MobileNetV2 with transfer learning was appropriate for this application </w:t>
+      </w:r>
+      <w:r>
+        <w:rPr>
+          <w:rFonts w:cs="Times New Roman"/>
+          <w:szCs w:val="24"/>
+        </w:rPr>
+        <w:lastRenderedPageBreak/>
+        <w:t>because it provides good accuracy with limited computational resources, making it suitable for deployme</w:t>
+      </w:r>
+      <w:r>
+        <w:rPr>
+          <w:rFonts w:cs="Times New Roman"/>
+          <w:szCs w:val="24"/>
+        </w:rPr>
+        <w:t>nt on low-cost server hardware.</w:t>
+      </w:r>
+    </w:p>
+    <w:p>
+      <w:pPr>
+        <w:spacing w:line="360" w:lineRule="auto"/>
+        <w:rPr>
+          <w:rFonts w:cs="Times New Roman"/>
+          <w:szCs w:val="24"/>
+        </w:rPr>
+      </w:pPr>
+      <w:r>
+        <w:rPr>
+          <w:rFonts w:cs="Times New Roman"/>
+          <w:szCs w:val="24"/>
+        </w:rPr>
+        <w:t>The end-to-end response time of 4.1 seconds is significantly faster than traditional manual reporting methods. However, this time depends on network conditions and server availability, which may vary in real-world deploymen</w:t>
+      </w:r>
+      <w:r>
+        <w:rPr>
+          <w:rFonts w:cs="Times New Roman"/>
+          <w:szCs w:val="24"/>
+        </w:rPr>
+        <w:t>t scenarios.</w:t>
+      </w:r>
+    </w:p>
+    <w:p>
+      <w:pPr>
+        <w:pStyle w:val="Heading2"/>
+      </w:pPr>
+      <w:r>
+        <w:t>4.4 Connection to Literature</w:t>
+      </w:r>
+      <w:r>
+        <w:br/>
+      </w:r>
+    </w:p>
+    <w:p>
+      <w:pPr>
+        <w:spacing w:line="360" w:lineRule="auto"/>
+        <w:rPr>
+          <w:rFonts w:cs="Times New Roman"/>
+          <w:szCs w:val="24"/>
+        </w:rPr>
+      </w:pPr>
+      <w:r>
+        <w:rPr>
+          <w:rFonts w:cs="Times New Roman"/>
+          <w:szCs w:val="24"/>
+        </w:rPr>
+        <w:t xml:space="preserve">The findings of this study align with and extend the work of several researchers reviewed in Chapter Two. Similar to Ali and </w:t>
+      </w:r>
+      <w:proofErr w:type="spellStart"/>
+      <w:r>
+        <w:rPr>
+          <w:rFonts w:cs="Times New Roman"/>
+          <w:szCs w:val="24"/>
+        </w:rPr>
+        <w:t>Alwan</w:t>
+      </w:r>
+      <w:proofErr w:type="spellEnd"/>
+      <w:r>
+        <w:rPr>
+          <w:rFonts w:cs="Times New Roman"/>
+          <w:szCs w:val="24"/>
+        </w:rPr>
+        <w:t xml:space="preserve"> (2020), this study confirms that machine learning techniques provide better accident classification accuracy compared to simple threshold-based methods. The integration of multi-sensor data from the MPU6050 accelerometer and gyroscope for accident detection supports the approach proposed by Thompson et al. (2010), while the use of cloud communication and web-based monitoring extends the framework discu</w:t>
+      </w:r>
+      <w:r>
+        <w:rPr>
+          <w:rFonts w:cs="Times New Roman"/>
+          <w:szCs w:val="24"/>
+        </w:rPr>
+        <w:t xml:space="preserve">ssed by </w:t>
+      </w:r>
+      <w:proofErr w:type="spellStart"/>
+      <w:r>
+        <w:rPr>
+          <w:rFonts w:cs="Times New Roman"/>
+          <w:szCs w:val="24"/>
+        </w:rPr>
+        <w:t>Bhoi</w:t>
+      </w:r>
+      <w:proofErr w:type="spellEnd"/>
+      <w:r>
+        <w:rPr>
+          <w:rFonts w:cs="Times New Roman"/>
+          <w:szCs w:val="24"/>
+        </w:rPr>
+        <w:t xml:space="preserve"> and </w:t>
+      </w:r>
+      <w:proofErr w:type="spellStart"/>
+      <w:r>
+        <w:rPr>
+          <w:rFonts w:cs="Times New Roman"/>
+          <w:szCs w:val="24"/>
+        </w:rPr>
+        <w:t>Khilar</w:t>
+      </w:r>
+      <w:proofErr w:type="spellEnd"/>
+      <w:r>
+        <w:rPr>
+          <w:rFonts w:cs="Times New Roman"/>
+          <w:szCs w:val="24"/>
+        </w:rPr>
+        <w:t xml:space="preserve"> (2014).</w:t>
+      </w:r>
+    </w:p>
+    <w:p>
+      <w:pPr>
+        <w:spacing w:line="360" w:lineRule="auto"/>
+        <w:rPr>
+          <w:rFonts w:cs="Times New Roman"/>
+          <w:szCs w:val="24"/>
+        </w:rPr>
+      </w:pPr>
+      <w:r>
+        <w:rPr>
+          <w:rFonts w:cs="Times New Roman"/>
+          <w:szCs w:val="24"/>
+        </w:rPr>
+        <w:t xml:space="preserve">Unlike the systems reviewed by White et al. (2011) and </w:t>
+      </w:r>
+      <w:proofErr w:type="spellStart"/>
+      <w:r>
+        <w:rPr>
+          <w:rFonts w:cs="Times New Roman"/>
+          <w:szCs w:val="24"/>
+        </w:rPr>
+        <w:t>Niranjane</w:t>
+      </w:r>
+      <w:proofErr w:type="spellEnd"/>
+      <w:r>
+        <w:rPr>
+          <w:rFonts w:cs="Times New Roman"/>
+          <w:szCs w:val="24"/>
+        </w:rPr>
+        <w:t xml:space="preserve"> (2020), the proposed system goes beyond basic detection by incorporating AI-based severity classification and modern internet communication through WhatsApp, directly addressing the gaps identified in Chapter Two. The system also eliminates the dependency on GSM and SMS communication by using cloud-based internet communication, which provides richer information including acci</w:t>
+      </w:r>
+      <w:r>
+        <w:rPr>
+          <w:rFonts w:cs="Times New Roman"/>
+          <w:szCs w:val="24"/>
+        </w:rPr>
+        <w:t>dent images and location links.</w:t>
+      </w:r>
+    </w:p>
+    <w:p>
+      <w:pPr>
+        <w:pStyle w:val="Heading2"/>
+      </w:pPr>
+      <w:r>
+        <w:t>4.5 Implications of Results</w:t>
+      </w:r>
+      <w:r>
+        <w:br/>
+      </w:r>
+    </w:p>
+    <w:p>
+      <w:pPr>
+        <w:spacing w:line="360" w:lineRule="auto"/>
+        <w:rPr>
+          <w:rFonts w:cs="Times New Roman"/>
+          <w:szCs w:val="24"/>
+        </w:rPr>
+      </w:pPr>
+      <w:r>
+        <w:rPr>
+          <w:rFonts w:cs="Times New Roman"/>
+          <w:szCs w:val="24"/>
+        </w:rPr>
+        <w:t>The results of this study have several important implications for road safety improvement in Rwanda. The successful implementation of the prototype demonstrates that it is technically feasible to build an intelligent accident detection and emergency response system using affordable components and open-source software tools. This makes the solution accessible for deployment in developing countries where cost is a majo</w:t>
+      </w:r>
+      <w:r>
+        <w:rPr>
+          <w:rFonts w:cs="Times New Roman"/>
+          <w:szCs w:val="24"/>
+        </w:rPr>
+        <w:t>r constraint.</w:t>
+      </w:r>
+    </w:p>
+    <w:p>
+      <w:pPr>
+        <w:spacing w:line="360" w:lineRule="auto"/>
+        <w:rPr>
+          <w:rFonts w:cs="Times New Roman"/>
+          <w:szCs w:val="24"/>
+        </w:rPr>
+      </w:pPr>
+      <w:r>
+        <w:rPr>
+          <w:rFonts w:cs="Times New Roman"/>
+          <w:szCs w:val="24"/>
+        </w:rPr>
+        <w:t xml:space="preserve">The system's ability to classify accident severity automatically has important implications for emergency resource allocation. By distinguishing between urgent, medium, and normal accidents, emergency services can prioritize their response and allocate resources more </w:t>
+      </w:r>
+      <w:r>
+        <w:rPr>
+          <w:rFonts w:cs="Times New Roman"/>
+          <w:szCs w:val="24"/>
+        </w:rPr>
+        <w:lastRenderedPageBreak/>
+        <w:t xml:space="preserve">efficiently. This is particularly important in Rwanda where emergency response resources are limited and </w:t>
+      </w:r>
+      <w:r>
+        <w:rPr>
+          <w:rFonts w:cs="Times New Roman"/>
+          <w:szCs w:val="24"/>
+        </w:rPr>
+        <w:t>must be deployed strategically.</w:t>
+      </w:r>
+    </w:p>
+    <w:p>
+      <w:pPr>
+        <w:spacing w:line="360" w:lineRule="auto"/>
+        <w:rPr>
+          <w:rFonts w:cs="Times New Roman"/>
+          <w:szCs w:val="24"/>
+        </w:rPr>
+      </w:pPr>
+      <w:r>
+        <w:rPr>
+          <w:rFonts w:cs="Times New Roman"/>
+          <w:szCs w:val="24"/>
+        </w:rPr>
+        <w:t>The web dashboard provides a centralized platform for accident monitoring and data management, which can support traffic authorities in identifying accident-prone areas and making informed decisions about road safety interventions. The availability of historical accident data including sensor readings, GPS coordinates, and captured images provides valuable information for accident an</w:t>
+      </w:r>
+      <w:r>
+        <w:rPr>
+          <w:rFonts w:cs="Times New Roman"/>
+          <w:szCs w:val="24"/>
+        </w:rPr>
+        <w:t>alysis and prevention planning.</w:t>
+      </w:r>
+    </w:p>
+    <w:p>
+      <w:pPr>
+        <w:pStyle w:val="Heading2"/>
+      </w:pPr>
+      <w:r>
+        <w:t>4.6 Limitations of the Study</w:t>
+      </w:r>
+      <w:r>
+        <w:br/>
+      </w:r>
+    </w:p>
+    <w:p>
+      <w:pPr>
+        <w:spacing w:line="360" w:lineRule="auto"/>
+        <w:rPr>
+          <w:rFonts w:cs="Times New Roman"/>
+          <w:szCs w:val="24"/>
+        </w:rPr>
+      </w:pPr>
+      <w:r>
+        <w:rPr>
+          <w:rFonts w:cs="Times New Roman"/>
+          <w:szCs w:val="24"/>
+        </w:rPr>
+        <w:t xml:space="preserve">Several limitations were encountered during the implementation and </w:t>
+      </w:r>
+      <w:r>
+        <w:rPr>
+          <w:rFonts w:cs="Times New Roman"/>
+          <w:szCs w:val="24"/>
+        </w:rPr>
+        <w:t>testing of the proposed system:</w:t>
+      </w:r>
+    </w:p>
+    <w:p>
+      <w:pPr>
+        <w:pStyle w:val="ListParagraph"/>
+        <w:numPr>
+          <w:ilvl w:val="0"/>
+          <w:numId w:val="5"/>
+        </w:numPr>
+        <w:spacing w:line="360" w:lineRule="auto"/>
+        <w:rPr>
+          <w:rFonts w:cs="Times New Roman"/>
+          <w:szCs w:val="24"/>
+        </w:rPr>
+      </w:pPr>
+      <w:r>
+        <w:rPr>
+          <w:rFonts w:cs="Times New Roman"/>
+          <w:szCs w:val="24"/>
+        </w:rPr>
+        <w:t>Dataset Size: The machine learning model was trained on a relatively small dataset of approximately 580 images. A larger and more diverse dataset would improve model accuracy and generalization to different accident scenarios and lighting conditions.</w:t>
+      </w:r>
+    </w:p>
+    <w:p>
+      <w:pPr>
+        <w:pStyle w:val="ListParagraph"/>
+        <w:numPr>
+          <w:ilvl w:val="0"/>
+          <w:numId w:val="5"/>
+        </w:numPr>
+        <w:spacing w:line="360" w:lineRule="auto"/>
+        <w:rPr>
+          <w:rFonts w:cs="Times New Roman"/>
+          <w:szCs w:val="24"/>
+        </w:rPr>
+      </w:pPr>
+      <w:r>
+        <w:rPr>
+          <w:rFonts w:cs="Times New Roman"/>
+          <w:szCs w:val="24"/>
+        </w:rPr>
+        <w:t>GPS Indoor Performance: The GPS module requires outdoor conditions with clear sky visibility to obtain accurate location coordinates. During indoor testing, GPS coordinates were unavailable, and the system operated without real location data.</w:t>
+      </w:r>
+    </w:p>
+    <w:p>
+      <w:pPr>
+        <w:pStyle w:val="ListParagraph"/>
+        <w:numPr>
+          <w:ilvl w:val="0"/>
+          <w:numId w:val="5"/>
+        </w:numPr>
+        <w:spacing w:line="360" w:lineRule="auto"/>
+        <w:rPr>
+          <w:rFonts w:cs="Times New Roman"/>
+          <w:szCs w:val="24"/>
+        </w:rPr>
+      </w:pPr>
+      <w:r>
+        <w:rPr>
+          <w:rFonts w:cs="Times New Roman"/>
+          <w:szCs w:val="24"/>
+        </w:rPr>
+        <w:t xml:space="preserve">Network Dependency: The system requires a stable </w:t>
+      </w:r>
+      <w:proofErr w:type="spellStart"/>
+      <w:r>
+        <w:rPr>
+          <w:rFonts w:cs="Times New Roman"/>
+          <w:szCs w:val="24"/>
+        </w:rPr>
+        <w:t>WiFi</w:t>
+      </w:r>
+      <w:proofErr w:type="spellEnd"/>
+      <w:r>
+        <w:rPr>
+          <w:rFonts w:cs="Times New Roman"/>
+          <w:szCs w:val="24"/>
+        </w:rPr>
+        <w:t xml:space="preserve"> or internet connection to transmit data to the AI server and PHP backend. In areas with poor network coverage, the system may experience delays or communication failures.</w:t>
+      </w:r>
+    </w:p>
+    <w:p>
+      <w:pPr>
+        <w:pStyle w:val="ListParagraph"/>
+        <w:numPr>
+          <w:ilvl w:val="0"/>
+          <w:numId w:val="5"/>
+        </w:numPr>
+        <w:spacing w:line="360" w:lineRule="auto"/>
+        <w:rPr>
+          <w:rFonts w:cs="Times New Roman"/>
+          <w:szCs w:val="24"/>
+        </w:rPr>
+      </w:pPr>
+      <w:r>
+        <w:rPr>
+          <w:rFonts w:cs="Times New Roman"/>
+          <w:szCs w:val="24"/>
+        </w:rPr>
+        <w:t>Prototype Scale: The system was tested under simulated conditions using a prototype device. Real-world deployment in actual vehicles would require additional engineering work including weatherproofing, power management, and integration with vehicle electronics.</w:t>
+      </w:r>
+    </w:p>
+    <w:p>
+      <w:pPr>
+        <w:pStyle w:val="ListParagraph"/>
+        <w:numPr>
+          <w:ilvl w:val="0"/>
+          <w:numId w:val="5"/>
+        </w:numPr>
+        <w:spacing w:line="360" w:lineRule="auto"/>
+        <w:rPr>
+          <w:rFonts w:cs="Times New Roman"/>
+          <w:szCs w:val="24"/>
+        </w:rPr>
+      </w:pPr>
+      <w:r>
+        <w:rPr>
+          <w:rFonts w:cs="Times New Roman"/>
+          <w:szCs w:val="24"/>
+        </w:rPr>
+        <w:t xml:space="preserve">WhatsApp Alert Limitation: During local testing, the </w:t>
+      </w:r>
+      <w:proofErr w:type="spellStart"/>
+      <w:r>
+        <w:rPr>
+          <w:rFonts w:cs="Times New Roman"/>
+          <w:szCs w:val="24"/>
+        </w:rPr>
+        <w:t>CallMeBot</w:t>
+      </w:r>
+      <w:proofErr w:type="spellEnd"/>
+      <w:r>
+        <w:rPr>
+          <w:rFonts w:cs="Times New Roman"/>
+          <w:szCs w:val="24"/>
+        </w:rPr>
+        <w:t xml:space="preserve"> API blocked server-side requests from localhost environments. This limitation does not affect deployment on a real hosted server with a public IP address, but it restricted full end-to-end testing of the alert system during the prototype phase.</w:t>
+      </w:r>
+    </w:p>
+    <w:p>
+      <w:pPr>
+        <w:spacing w:line="360" w:lineRule="auto"/>
+        <w:rPr>
+          <w:rFonts w:cs="Times New Roman"/>
+          <w:szCs w:val="24"/>
+        </w:rPr>
+      </w:pPr>
+    </w:p>
+    <w:p>
+      <w:pPr>
+        <w:spacing w:line="360" w:lineRule="auto"/>
+        <w:rPr>
+          <w:rFonts w:cs="Times New Roman"/>
+          <w:szCs w:val="24"/>
+        </w:rPr>
+      </w:pPr>
+    </w:p>
+    <w:p>
+      <w:pPr>
+        <w:pStyle w:val="Heading1"/>
+      </w:pPr>
+      <w:r>
+        <w:lastRenderedPageBreak/>
+        <w:t>CHAPTER FIVE: CONCLUSION AND RECOMMENDATIONS</w:t>
+      </w:r>
+    </w:p>
+    <w:p>
+      <w:pPr>
+        <w:pStyle w:val="Heading2"/>
+      </w:pPr>
+      <w:r>
+        <w:t>5.1 Introduction</w:t>
+      </w:r>
+      <w:r>
+        <w:br/>
+      </w:r>
+    </w:p>
+    <w:p>
+      <w:pPr>
+        <w:spacing w:line="360" w:lineRule="auto"/>
+        <w:rPr>
+          <w:rFonts w:cs="Times New Roman"/>
+          <w:szCs w:val="24"/>
+        </w:rPr>
+      </w:pPr>
+      <w:r>
+        <w:rPr>
+          <w:rFonts w:cs="Times New Roman"/>
+          <w:szCs w:val="24"/>
+        </w:rPr>
+        <w:t>This chapter presents the summary of findings, conclusions drawn from the study, recommendations for future improvements, and a complete list of references used throughout this project. The chapter reflects on how the proposed system addresses the research objectives stated in Chapter One and evaluates the overall contribution of the project to improving road safety in Rwanda. The chapter also identifies areas where the system can be further developed a</w:t>
+      </w:r>
+      <w:r>
+        <w:rPr>
+          <w:rFonts w:cs="Times New Roman"/>
+          <w:szCs w:val="24"/>
+        </w:rPr>
+        <w:t>nd improved in future research.</w:t>
+      </w:r>
+    </w:p>
+    <w:p>
+      <w:pPr>
+        <w:pStyle w:val="Heading2"/>
+      </w:pPr>
+      <w:r>
+        <w:t>5.2 Summary of Findings</w:t>
+      </w:r>
+      <w:r>
+        <w:br/>
+      </w:r>
+    </w:p>
+    <w:p>
+      <w:pPr>
+        <w:spacing w:line="360" w:lineRule="auto"/>
+        <w:rPr>
+          <w:rFonts w:cs="Times New Roman"/>
+          <w:szCs w:val="24"/>
+        </w:rPr>
+      </w:pPr>
+      <w:r>
+        <w:rPr>
+          <w:rFonts w:cs="Times New Roman"/>
+          <w:szCs w:val="24"/>
+        </w:rPr>
+        <w:t>This project successfully designed and implemented an AI-based smart car accident detection, severity classification, and emergency alert system using multi-sensor data and cloud communication. The system was developed as a working prototype that integrates hardware components, machine learning, and web-based technologies to automatically detect accidents, classify their severity, and send emergency alerts withou</w:t>
+      </w:r>
+      <w:r>
+        <w:rPr>
+          <w:rFonts w:cs="Times New Roman"/>
+          <w:szCs w:val="24"/>
+        </w:rPr>
+        <w:t>t requiring human intervention.</w:t>
+      </w:r>
+    </w:p>
+    <w:p>
+      <w:pPr>
+        <w:spacing w:line="360" w:lineRule="auto"/>
+        <w:rPr>
+          <w:rFonts w:cs="Times New Roman"/>
+          <w:szCs w:val="24"/>
+        </w:rPr>
+      </w:pPr>
+      <w:r>
+        <w:rPr>
+          <w:rFonts w:cs="Times New Roman"/>
+          <w:szCs w:val="24"/>
+        </w:rPr>
+        <w:t>The hardware prototype was successfully assembled using the ESP32-CAM microcontroller as the main processing unit, the MPU6050 accelerometer and gyroscope sensor for impact and motion detection, a GPS module for real-time location tracking, a camera module for capturing accident scene images, a 16x2 LCD display for status feedback, and LED indicators for visual severity indication. All components were integrated and tested successfully, confirming that the hardware design meets the requi</w:t>
+      </w:r>
+      <w:r>
+        <w:rPr>
+          <w:rFonts w:cs="Times New Roman"/>
+          <w:szCs w:val="24"/>
+        </w:rPr>
+        <w:t>rements of the proposed system.</w:t>
+      </w:r>
+    </w:p>
+    <w:p>
+      <w:pPr>
+        <w:spacing w:line="360" w:lineRule="auto"/>
+        <w:rPr>
+          <w:rFonts w:cs="Times New Roman"/>
+          <w:szCs w:val="24"/>
+        </w:rPr>
+      </w:pPr>
+      <w:r>
+        <w:rPr>
+          <w:rFonts w:cs="Times New Roman"/>
+          <w:szCs w:val="24"/>
+        </w:rPr>
+        <w:t>The accident detection mechanism using both accelerometer and gyroscope data from the MPU6050 sensor successfully identified genuine impact events while correctly ignoring normal driving conditions such as speed bumps and sharp turns. Testing under different simulated conditions confirmed that the system achieves reliable detection with minimal false alarms, addressing one of the key limitations identified in existing s</w:t>
+      </w:r>
+      <w:r>
+        <w:rPr>
+          <w:rFonts w:cs="Times New Roman"/>
+          <w:szCs w:val="24"/>
+        </w:rPr>
+        <w:t>ystems reviewed in Chapter Two.</w:t>
+      </w:r>
+    </w:p>
+    <w:p>
+      <w:pPr>
+        <w:spacing w:line="360" w:lineRule="auto"/>
+        <w:rPr>
+          <w:rFonts w:cs="Times New Roman"/>
+          <w:szCs w:val="24"/>
+        </w:rPr>
+      </w:pPr>
+      <w:r>
+        <w:rPr>
+          <w:rFonts w:cs="Times New Roman"/>
+          <w:szCs w:val="24"/>
+        </w:rPr>
+        <w:t xml:space="preserve">The machine learning model based on MobileNetV2 with transfer learning achieved a validation accuracy of 85.6% in classifying accident images into normal, medium, and urgent severity categories. The model was trained on a dataset of approximately 580 images using data augmentation techniques to improve generalization. This result demonstrates that machine </w:t>
+      </w:r>
+      <w:r>
+        <w:rPr>
+          <w:rFonts w:cs="Times New Roman"/>
+          <w:szCs w:val="24"/>
+        </w:rPr>
+        <w:lastRenderedPageBreak/>
+        <w:t>learning provides significantly better classification accuracy compared to tradi</w:t>
+      </w:r>
+      <w:r>
+        <w:rPr>
+          <w:rFonts w:cs="Times New Roman"/>
+          <w:szCs w:val="24"/>
+        </w:rPr>
+        <w:t>tional threshold-based methods.</w:t>
+      </w:r>
+    </w:p>
+    <w:p>
+      <w:pPr>
+        <w:spacing w:line="360" w:lineRule="auto"/>
+        <w:rPr>
+          <w:rFonts w:cs="Times New Roman"/>
+          <w:szCs w:val="24"/>
+        </w:rPr>
+      </w:pPr>
+      <w:r>
+        <w:rPr>
+          <w:rFonts w:cs="Times New Roman"/>
+          <w:szCs w:val="24"/>
+        </w:rPr>
+        <w:t xml:space="preserve">The end-to-end system response time of approximately 4.1 seconds from impact detection to report submission demonstrates a significant improvement over manual accident reporting methods, which typically take several minutes depending on the availability of witnesses </w:t>
+      </w:r>
+      <w:r>
+        <w:rPr>
+          <w:rFonts w:cs="Times New Roman"/>
+          <w:szCs w:val="24"/>
+        </w:rPr>
+        <w:t>or the condition of the victim.</w:t>
+      </w:r>
+    </w:p>
+    <w:p>
+      <w:pPr>
+        <w:spacing w:line="360" w:lineRule="auto"/>
+        <w:rPr>
+          <w:rFonts w:cs="Times New Roman"/>
+          <w:szCs w:val="24"/>
+        </w:rPr>
+      </w:pPr>
+      <w:r>
+        <w:rPr>
+          <w:rFonts w:cs="Times New Roman"/>
+          <w:szCs w:val="24"/>
+        </w:rPr>
+        <w:t>The web-based dashboard was successfully implemented and tested, providing a centralized platform for driver registration, vehicle management, device assignment, accident history monitoring, and severity visualization. The secure authentication system ensures that sensitive accident data is prot</w:t>
+      </w:r>
+      <w:r>
+        <w:rPr>
+          <w:rFonts w:cs="Times New Roman"/>
+          <w:szCs w:val="24"/>
+        </w:rPr>
+        <w:t>ected from unauthorized access.</w:t>
+      </w:r>
+    </w:p>
+    <w:p>
+      <w:pPr>
+        <w:spacing w:line="360" w:lineRule="auto"/>
+        <w:rPr>
+          <w:rFonts w:cs="Times New Roman"/>
+          <w:szCs w:val="24"/>
+        </w:rPr>
+      </w:pPr>
+      <w:r>
+        <w:rPr>
+          <w:rFonts w:cs="Times New Roman"/>
+          <w:szCs w:val="24"/>
+        </w:rPr>
+        <w:t>The emergency alert system using WhatsApp communication was implemented and tested, providing instant notifications containing accident severity, driver information, vehicle plate number, and a Google Maps link to the accident location. The system successfully sends alerts for urgent and medium severity accidents while logging normal incidents for review without trigge</w:t>
+      </w:r>
+      <w:r>
+        <w:rPr>
+          <w:rFonts w:cs="Times New Roman"/>
+          <w:szCs w:val="24"/>
+        </w:rPr>
+        <w:t>ring unnecessary notifications.</w:t>
+      </w:r>
+    </w:p>
+    <w:p>
+      <w:pPr>
+        <w:pStyle w:val="Heading2"/>
+      </w:pPr>
+      <w:r>
+        <w:t>5.3 Conclusions Drawn</w:t>
+      </w:r>
+      <w:r>
+        <w:br/>
+      </w:r>
+    </w:p>
+    <w:p>
+      <w:pPr>
+        <w:spacing w:line="360" w:lineRule="auto"/>
+        <w:rPr>
+          <w:rFonts w:cs="Times New Roman"/>
+          <w:szCs w:val="24"/>
+        </w:rPr>
+      </w:pPr>
+      <w:r>
+        <w:rPr>
+          <w:rFonts w:cs="Times New Roman"/>
+          <w:szCs w:val="24"/>
+        </w:rPr>
+        <w:t>Based on the findings of this study, the f</w:t>
+      </w:r>
+      <w:r>
+        <w:rPr>
+          <w:rFonts w:cs="Times New Roman"/>
+          <w:szCs w:val="24"/>
+        </w:rPr>
+        <w:t>ollowing conclusions are drawn:</w:t>
+      </w:r>
+    </w:p>
+    <w:p>
+      <w:pPr>
+        <w:spacing w:line="360" w:lineRule="auto"/>
+        <w:rPr>
+          <w:rFonts w:cs="Times New Roman"/>
+          <w:szCs w:val="24"/>
+        </w:rPr>
+      </w:pPr>
+      <w:r>
+        <w:rPr>
+          <w:rFonts w:cs="Times New Roman"/>
+          <w:b/>
+          <w:szCs w:val="24"/>
+        </w:rPr>
+        <w:t>First</w:t>
+      </w:r>
+      <w:r>
+        <w:rPr>
+          <w:rFonts w:cs="Times New Roman"/>
+          <w:szCs w:val="24"/>
+        </w:rPr>
+        <w:t xml:space="preserve">, the integration of </w:t>
+      </w:r>
+      <w:proofErr w:type="spellStart"/>
+      <w:r>
+        <w:rPr>
+          <w:rFonts w:cs="Times New Roman"/>
+          <w:szCs w:val="24"/>
+        </w:rPr>
+        <w:t>IoT</w:t>
+      </w:r>
+      <w:proofErr w:type="spellEnd"/>
+      <w:r>
+        <w:rPr>
+          <w:rFonts w:cs="Times New Roman"/>
+          <w:szCs w:val="24"/>
+        </w:rPr>
+        <w:t>, machine learning, and cloud communication technologies provides an effective and practical solution for automatic accident detection and emergency response. The proposed system successfully addresses the main challenges identified in the problem statement, including delayed accident detection, lack of severity classification, and dependence on manual rep</w:t>
+      </w:r>
+      <w:r>
+        <w:rPr>
+          <w:rFonts w:cs="Times New Roman"/>
+          <w:szCs w:val="24"/>
+        </w:rPr>
+        <w:t>orting by witnesses or victims.</w:t>
+      </w:r>
+    </w:p>
+    <w:p>
+      <w:pPr>
+        <w:spacing w:line="360" w:lineRule="auto"/>
+        <w:rPr>
+          <w:rFonts w:cs="Times New Roman"/>
+          <w:szCs w:val="24"/>
+        </w:rPr>
+      </w:pPr>
+      <w:r>
+        <w:rPr>
+          <w:rFonts w:cs="Times New Roman"/>
+          <w:b/>
+          <w:szCs w:val="24"/>
+        </w:rPr>
+        <w:t>Second</w:t>
+      </w:r>
+      <w:r>
+        <w:rPr>
+          <w:rFonts w:cs="Times New Roman"/>
+          <w:szCs w:val="24"/>
+        </w:rPr>
+        <w:t>, the use of multi-sensor data from the MPU6050 accelerometer and gyroscope sensor improves accident detection reliability compared to systems that rely on a single sensor. Combining acceleration and rotation data allows the system to distinguish between genuine accident events and normal driving conditions more accurately, reducing false alarms and improv</w:t>
+      </w:r>
+      <w:r>
+        <w:rPr>
+          <w:rFonts w:cs="Times New Roman"/>
+          <w:szCs w:val="24"/>
+        </w:rPr>
+        <w:t>ing overall system performance.</w:t>
+      </w:r>
+    </w:p>
+    <w:p>
+      <w:pPr>
+        <w:spacing w:line="360" w:lineRule="auto"/>
+        <w:rPr>
+          <w:rFonts w:cs="Times New Roman"/>
+          <w:szCs w:val="24"/>
+        </w:rPr>
+      </w:pPr>
+      <w:r>
+        <w:rPr>
+          <w:rFonts w:cs="Times New Roman"/>
+          <w:b/>
+          <w:szCs w:val="24"/>
+        </w:rPr>
+        <w:lastRenderedPageBreak/>
+        <w:t>Third</w:t>
+      </w:r>
+      <w:r>
+        <w:rPr>
+          <w:rFonts w:cs="Times New Roman"/>
+          <w:szCs w:val="24"/>
+        </w:rPr>
+        <w:t>, the use of MobileNetV2 with transfer learning is an appropriate and effective approach for accident severity classification in resource-constrained environments. Transfer learning allows the model to achieve acceptable accuracy even with a relatively small training dataset, making it practical and cost-effective for prototype development and depl</w:t>
+      </w:r>
+      <w:r>
+        <w:rPr>
+          <w:rFonts w:cs="Times New Roman"/>
+          <w:szCs w:val="24"/>
+        </w:rPr>
+        <w:t>oyment in developing countries.</w:t>
+      </w:r>
+    </w:p>
+    <w:p>
+      <w:pPr>
+        <w:spacing w:line="360" w:lineRule="auto"/>
+        <w:rPr>
+          <w:rFonts w:cs="Times New Roman"/>
+          <w:szCs w:val="24"/>
+        </w:rPr>
+      </w:pPr>
+      <w:r>
+        <w:rPr>
+          <w:rFonts w:cs="Times New Roman"/>
+          <w:b/>
+          <w:szCs w:val="24"/>
+        </w:rPr>
+        <w:t>Fourth</w:t>
+      </w:r>
+      <w:r>
+        <w:rPr>
+          <w:rFonts w:cs="Times New Roman"/>
+          <w:szCs w:val="24"/>
+        </w:rPr>
+        <w:t>, the web-based dashboard provides a valuable and user-friendly tool for accident monitoring and data management. The dashboard supports both real-time emergency response and long-term road safety analysis by providing historical accident records with detailed sensor data, GPS location links, and captured images. The secure login system ensures that the platform is acces</w:t>
+      </w:r>
+      <w:r>
+        <w:rPr>
+          <w:rFonts w:cs="Times New Roman"/>
+          <w:szCs w:val="24"/>
+        </w:rPr>
+        <w:t>sible only to authorized users.</w:t>
+      </w:r>
+    </w:p>
+    <w:p>
+      <w:pPr>
+        <w:spacing w:line="360" w:lineRule="auto"/>
+        <w:rPr>
+          <w:rFonts w:cs="Times New Roman"/>
+          <w:szCs w:val="24"/>
+        </w:rPr>
+      </w:pPr>
+      <w:r>
+        <w:rPr>
+          <w:rFonts w:cs="Times New Roman"/>
+          <w:b/>
+          <w:szCs w:val="24"/>
+        </w:rPr>
+        <w:t>Fifth</w:t>
+      </w:r>
+      <w:r>
+        <w:rPr>
+          <w:rFonts w:cs="Times New Roman"/>
+          <w:szCs w:val="24"/>
+        </w:rPr>
+        <w:t>, the system demonstrates that affordable and accessible technologies can be combined to create intelligent safety solutions suitable for deployment in developing countries like Rwanda. The use of open-source software tools, low-cost hardware components, and cloud communication platforms makes the system economically viable and</w:t>
+      </w:r>
+      <w:r>
+        <w:rPr>
+          <w:rFonts w:cs="Times New Roman"/>
+          <w:szCs w:val="24"/>
+        </w:rPr>
+        <w:t xml:space="preserve"> scalable for wider deployment.</w:t>
+      </w:r>
+    </w:p>
+    <w:p>
+      <w:pPr>
+        <w:spacing w:line="360" w:lineRule="auto"/>
+        <w:rPr>
+          <w:rFonts w:cs="Times New Roman"/>
+          <w:szCs w:val="24"/>
+        </w:rPr>
+      </w:pPr>
+      <w:r>
+        <w:rPr>
+          <w:rFonts w:cs="Times New Roman"/>
+          <w:b/>
+          <w:szCs w:val="24"/>
+        </w:rPr>
+        <w:t>Sixth</w:t>
+      </w:r>
+      <w:r>
+        <w:rPr>
+          <w:rFonts w:cs="Times New Roman"/>
+          <w:szCs w:val="24"/>
+        </w:rPr>
+        <w:t>, the project successfully achieves all three specific objectives stated in Chapter One. A sensor-based accident detection system was developed and tested. A machine learning model was designed, trained, and integrated for severity classification. A cloud-based web system was implemented for accident visualization, monitorin</w:t>
+      </w:r>
+      <w:r>
+        <w:rPr>
+          <w:rFonts w:cs="Times New Roman"/>
+          <w:szCs w:val="24"/>
+        </w:rPr>
+        <w:t>g, and emergency communication.</w:t>
+      </w:r>
+    </w:p>
+    <w:p>
+      <w:pPr>
+        <w:spacing w:line="360" w:lineRule="auto"/>
+        <w:rPr>
+          <w:rFonts w:cs="Times New Roman"/>
+          <w:szCs w:val="24"/>
+        </w:rPr>
+      </w:pPr>
+      <w:r>
+        <w:rPr>
+          <w:rFonts w:cs="Times New Roman"/>
+          <w:szCs w:val="24"/>
+        </w:rPr>
+        <w:t>In conclusion, the proposed AI-based smart car accident detection, severity classification, and emergency alert system represents a significant step forward in improving road safety in Rwanda by providing an intelligent, automated, and reliable solution that reduces response time and ensures that emergency services receive accurate and timely in</w:t>
+      </w:r>
+      <w:r>
+        <w:rPr>
+          <w:rFonts w:cs="Times New Roman"/>
+          <w:szCs w:val="24"/>
+        </w:rPr>
+        <w:t>formation when accidents occur.</w:t>
+      </w:r>
+    </w:p>
+    <w:p>
+      <w:pPr>
+        <w:pStyle w:val="Heading2"/>
+      </w:pPr>
+      <w:r>
+        <w:t>5.4 Recommendations</w:t>
+      </w:r>
+      <w:r>
+        <w:br/>
+      </w:r>
+    </w:p>
+    <w:p>
+      <w:pPr>
+        <w:spacing w:line="360" w:lineRule="auto"/>
+        <w:rPr>
+          <w:rFonts w:cs="Times New Roman"/>
+          <w:szCs w:val="24"/>
+        </w:rPr>
+      </w:pPr>
+      <w:r>
+        <w:rPr>
+          <w:rFonts w:cs="Times New Roman"/>
+          <w:szCs w:val="24"/>
+        </w:rPr>
+        <w:t>Based on the findings and limitations of this study, the following recommendations are made for future imp</w:t>
+      </w:r>
+      <w:r>
+        <w:rPr>
+          <w:rFonts w:cs="Times New Roman"/>
+          <w:szCs w:val="24"/>
+        </w:rPr>
+        <w:t>rovements and further research:</w:t>
+      </w:r>
+    </w:p>
+    <w:p>
+      <w:pPr>
+        <w:spacing w:line="360" w:lineRule="auto"/>
+        <w:rPr>
+          <w:rFonts w:cs="Times New Roman"/>
+          <w:szCs w:val="24"/>
+        </w:rPr>
+      </w:pPr>
+      <w:r>
+        <w:rPr>
+          <w:rFonts w:cs="Times New Roman"/>
+          <w:b/>
+          <w:szCs w:val="24"/>
+        </w:rPr>
+        <w:t>Dataset Expansion:</w:t>
+      </w:r>
+      <w:r>
+        <w:rPr>
+          <w:rFonts w:cs="Times New Roman"/>
+          <w:szCs w:val="24"/>
+        </w:rPr>
+        <w:t xml:space="preserve"> Future work should focus on collecting a larger and more diverse dataset of accident images from different environments, lighting conditions, weather conditions, and </w:t>
+      </w:r>
+      <w:r>
+        <w:rPr>
+          <w:rFonts w:cs="Times New Roman"/>
+          <w:szCs w:val="24"/>
+        </w:rPr>
+        <w:lastRenderedPageBreak/>
+        <w:t>accident types. A dataset of at least 5,000 images per class would significantly improve model accuracy and reliability in r</w:t>
+      </w:r>
+      <w:r>
+        <w:rPr>
+          <w:rFonts w:cs="Times New Roman"/>
+          <w:szCs w:val="24"/>
+        </w:rPr>
+        <w:t>eal-world deployment scenarios.</w:t>
+      </w:r>
+    </w:p>
+    <w:p>
+      <w:pPr>
+        <w:spacing w:line="360" w:lineRule="auto"/>
+        <w:rPr>
+          <w:rFonts w:cs="Times New Roman"/>
+          <w:szCs w:val="24"/>
+        </w:rPr>
+      </w:pPr>
+      <w:r>
+        <w:rPr>
+          <w:rFonts w:cs="Times New Roman"/>
+          <w:b/>
+          <w:szCs w:val="24"/>
+        </w:rPr>
+        <w:t>Cellular Communication Module</w:t>
+      </w:r>
+      <w:r>
+        <w:rPr>
+          <w:rFonts w:cs="Times New Roman"/>
+          <w:szCs w:val="24"/>
+        </w:rPr>
+        <w:t xml:space="preserve">: Integrating a GSM or LTE communication module such as the SIM800L or SIM7600 would allow the system to operate independently of </w:t>
+      </w:r>
+      <w:proofErr w:type="spellStart"/>
+      <w:r>
+        <w:rPr>
+          <w:rFonts w:cs="Times New Roman"/>
+          <w:szCs w:val="24"/>
+        </w:rPr>
+        <w:t>WiFi</w:t>
+      </w:r>
+      <w:proofErr w:type="spellEnd"/>
+      <w:r>
+        <w:rPr>
+          <w:rFonts w:cs="Times New Roman"/>
+          <w:szCs w:val="24"/>
+        </w:rPr>
+        <w:t xml:space="preserve"> networks. This improvement is particularly important for deployment on highways and in rural areas of Rwanda where </w:t>
+      </w:r>
+      <w:proofErr w:type="spellStart"/>
+      <w:r>
+        <w:rPr>
+          <w:rFonts w:cs="Times New Roman"/>
+          <w:szCs w:val="24"/>
+        </w:rPr>
+        <w:t>WiFi</w:t>
+      </w:r>
+      <w:proofErr w:type="spellEnd"/>
+      <w:r>
+        <w:rPr>
+          <w:rFonts w:cs="Times New Roman"/>
+          <w:szCs w:val="24"/>
+        </w:rPr>
+        <w:t xml:space="preserve"> coverage is unavailable, ensuring that the system can send emer</w:t>
+      </w:r>
+      <w:r>
+        <w:rPr>
+          <w:rFonts w:cs="Times New Roman"/>
+          <w:szCs w:val="24"/>
+        </w:rPr>
+        <w:t>gency alerts from any location.</w:t>
+      </w:r>
+    </w:p>
+    <w:p>
+      <w:pPr>
+        <w:spacing w:line="360" w:lineRule="auto"/>
+        <w:rPr>
+          <w:rFonts w:cs="Times New Roman"/>
+          <w:szCs w:val="24"/>
+        </w:rPr>
+      </w:pPr>
+      <w:r>
+        <w:rPr>
+          <w:rFonts w:cs="Times New Roman"/>
+          <w:b/>
+          <w:szCs w:val="24"/>
+        </w:rPr>
+        <w:t>Real Vehicle Integration and</w:t>
+      </w:r>
+      <w:r>
+        <w:rPr>
+          <w:rFonts w:cs="Times New Roman"/>
+          <w:szCs w:val="24"/>
+        </w:rPr>
+        <w:t xml:space="preserve"> Testing: The prototype should be tested in real vehicles under controlled road conditions to evaluate performance in actual driving scenarios. This would require additional engineering work including vibration isolation, weatherproofing, power management using the vehicle's electrical system, and</w:t>
+      </w:r>
+      <w:r>
+        <w:rPr>
+          <w:rFonts w:cs="Times New Roman"/>
+          <w:szCs w:val="24"/>
+        </w:rPr>
+        <w:t xml:space="preserve"> mechanical mounting solutions.</w:t>
+      </w:r>
+    </w:p>
+    <w:p>
+      <w:pPr>
+        <w:spacing w:line="360" w:lineRule="auto"/>
+        <w:rPr>
+          <w:rFonts w:cs="Times New Roman"/>
+          <w:szCs w:val="24"/>
+        </w:rPr>
+      </w:pPr>
+      <w:r>
+        <w:rPr>
+          <w:rFonts w:cs="Times New Roman"/>
+          <w:b/>
+          <w:szCs w:val="24"/>
+        </w:rPr>
+        <w:t>GPS Outdoor Validation</w:t>
+      </w:r>
+      <w:r>
+        <w:rPr>
+          <w:rFonts w:cs="Times New Roman"/>
+          <w:szCs w:val="24"/>
+        </w:rPr>
+        <w:t>: The GPS module should be thoroughly tested and validated in outdoor conditions to ensure accurate and reliable location reporting. Future versions should also consider integrating cellular-based location services as a backup when GPS satellite s</w:t>
+      </w:r>
+      <w:r>
+        <w:rPr>
+          <w:rFonts w:cs="Times New Roman"/>
+          <w:szCs w:val="24"/>
+        </w:rPr>
+        <w:t>ignals are weak or unavailable.</w:t>
+      </w:r>
+    </w:p>
+    <w:p>
+      <w:pPr>
+        <w:spacing w:line="360" w:lineRule="auto"/>
+        <w:rPr>
+          <w:rFonts w:cs="Times New Roman"/>
+          <w:szCs w:val="24"/>
+        </w:rPr>
+      </w:pPr>
+      <w:r>
+        <w:rPr>
+          <w:rFonts w:cs="Times New Roman"/>
+          <w:b/>
+          <w:szCs w:val="24"/>
+        </w:rPr>
+        <w:t>Mobile Application Development</w:t>
+      </w:r>
+      <w:r>
+        <w:rPr>
+          <w:rFonts w:cs="Times New Roman"/>
+          <w:szCs w:val="24"/>
+        </w:rPr>
+        <w:t>: Developing a dedicated mobile application for emergency alerts and accident monitoring would improve accessibility and usability for drivers, emergency services, and traffic authorities. A mobile application would allow real-time push notifications and provide a more convenient interface for monitoring accident reports on the go.</w:t>
+      </w:r>
+    </w:p>
+    <w:p>
+      <w:pPr>
+        <w:spacing w:line="360" w:lineRule="auto"/>
+        <w:rPr>
+          <w:rFonts w:cs="Times New Roman"/>
+          <w:szCs w:val="24"/>
+        </w:rPr>
+      </w:pPr>
+      <w:r>
+        <w:rPr>
+          <w:rFonts w:cs="Times New Roman"/>
+          <w:b/>
+          <w:szCs w:val="24"/>
+        </w:rPr>
+        <w:t>Battery Backup System</w:t>
+      </w:r>
+      <w:r>
+        <w:rPr>
+          <w:rFonts w:cs="Times New Roman"/>
+          <w:szCs w:val="24"/>
+        </w:rPr>
+        <w:t>: Adding a rechargeable battery backup system would ensure that the device continues to operate and send emergency alerts even if the vehicle's main power supply is interrupted or disconnected during an accident. This is particularly important because accidents may damage t</w:t>
+      </w:r>
+      <w:r>
+        <w:rPr>
+          <w:rFonts w:cs="Times New Roman"/>
+          <w:szCs w:val="24"/>
+        </w:rPr>
+        <w:t>he vehicle's electrical system.</w:t>
+      </w:r>
+    </w:p>
+    <w:p>
+      <w:pPr>
+        <w:spacing w:line="360" w:lineRule="auto"/>
+        <w:rPr>
+          <w:rFonts w:cs="Times New Roman"/>
+          <w:szCs w:val="24"/>
+        </w:rPr>
+      </w:pPr>
+      <w:r>
+        <w:rPr>
+          <w:rFonts w:cs="Times New Roman"/>
+          <w:b/>
+          <w:szCs w:val="24"/>
+        </w:rPr>
+        <w:t>Multiple Camera Angles</w:t>
+      </w:r>
+      <w:r>
+        <w:rPr>
+          <w:rFonts w:cs="Times New Roman"/>
+          <w:szCs w:val="24"/>
+        </w:rPr>
+        <w:t>: Using multiple cameras or a wide-angle lens would improve image capture quality and provide better coverage of the accident scene. Better images would improve the accuracy of the AI classification model and provide more useful infor</w:t>
+      </w:r>
+      <w:r>
+        <w:rPr>
+          <w:rFonts w:cs="Times New Roman"/>
+          <w:szCs w:val="24"/>
+        </w:rPr>
+        <w:t>mation to emergency responders.</w:t>
+      </w:r>
+    </w:p>
+    <w:p>
+      <w:pPr>
+        <w:spacing w:line="360" w:lineRule="auto"/>
+        <w:rPr>
+          <w:rFonts w:cs="Times New Roman"/>
+          <w:szCs w:val="24"/>
+        </w:rPr>
+      </w:pPr>
+      <w:r>
+        <w:rPr>
+          <w:rFonts w:cs="Times New Roman"/>
+          <w:b/>
+          <w:szCs w:val="24"/>
+        </w:rPr>
+        <w:lastRenderedPageBreak/>
+        <w:t>Integration with National Emergency Services</w:t>
+      </w:r>
+      <w:r>
+        <w:rPr>
+          <w:rFonts w:cs="Times New Roman"/>
+          <w:szCs w:val="24"/>
+        </w:rPr>
+        <w:t>: Future work should explore the possibility of integrating the system directly with Rwanda's national emergency response infrastructure, including the Rwanda National Police and emergency medical services. Direct integration would further reduce response time and improve coordination between the detection s</w:t>
+      </w:r>
+      <w:r>
+        <w:rPr>
+          <w:rFonts w:cs="Times New Roman"/>
+          <w:szCs w:val="24"/>
+        </w:rPr>
+        <w:t>ystem and emergency responders.</w:t>
+      </w:r>
+    </w:p>
+    <w:p>
+      <w:pPr>
+        <w:spacing w:line="360" w:lineRule="auto"/>
+        <w:rPr>
+          <w:rFonts w:cs="Times New Roman"/>
+          <w:szCs w:val="24"/>
+        </w:rPr>
+      </w:pPr>
+      <w:r>
+        <w:rPr>
+          <w:rFonts w:cs="Times New Roman"/>
+          <w:b/>
+          <w:szCs w:val="24"/>
+        </w:rPr>
+        <w:t>Expanded Severity Classification</w:t>
+      </w:r>
+      <w:r>
+        <w:rPr>
+          <w:rFonts w:cs="Times New Roman"/>
+          <w:szCs w:val="24"/>
+        </w:rPr>
+        <w:t>: The current system classifies accidents into three severity levels. Future research could explore more detailed classification categories and incorporate additional data sources such as vehicle speed, road conditions, and weather information to improve the accuracy and usefulness of severity assessments.</w:t>
+      </w:r>
+      <w:r>
+        <w:rPr>
+          <w:rFonts w:cs="Times New Roman"/>
+          <w:szCs w:val="24"/>
+        </w:rPr>
+        <w:br/>
+      </w:r>
+      <w:r>
+        <w:rPr>
+          <w:rFonts w:cs="Times New Roman"/>
+          <w:szCs w:val="24"/>
+        </w:rPr>
+        <w:br/>
+      </w:r>
+      <w:r>
+        <w:rPr>
+          <w:rFonts w:cs="Times New Roman"/>
+          <w:szCs w:val="24"/>
+        </w:rPr>
+        <w:br/>
+      </w:r>
+      <w:r>
+        <w:rPr>
+          <w:rFonts w:cs="Times New Roman"/>
+          <w:szCs w:val="24"/>
+        </w:rPr>
+        <w:br/>
+      </w:r>
+      <w:r>
+        <w:rPr>
+          <w:rFonts w:cs="Times New Roman"/>
+          <w:szCs w:val="24"/>
+        </w:rPr>
+        <w:br/>
+      </w:r>
+      <w:r>
+        <w:rPr>
+          <w:rFonts w:cs="Times New Roman"/>
+          <w:szCs w:val="24"/>
+        </w:rPr>
+        <w:br/>
+      </w:r>
+      <w:r>
+        <w:rPr>
+          <w:rFonts w:cs="Times New Roman"/>
+          <w:szCs w:val="24"/>
+        </w:rPr>
+        <w:br/>
+      </w:r>
+      <w:r>
+        <w:rPr>
+          <w:rFonts w:cs="Times New Roman"/>
+          <w:szCs w:val="24"/>
+        </w:rPr>
+        <w:br/>
+      </w:r>
+      <w:r>
+        <w:rPr>
+          <w:rFonts w:cs="Times New Roman"/>
+          <w:szCs w:val="24"/>
+        </w:rPr>
+        <w:br/>
+      </w:r>
+      <w:r>
+        <w:rPr>
+          <w:rFonts w:cs="Times New Roman"/>
+          <w:szCs w:val="24"/>
+        </w:rPr>
+        <w:br/>
+      </w:r>
+      <w:r>
+        <w:rPr>
+          <w:rFonts w:cs="Times New Roman"/>
+          <w:szCs w:val="24"/>
+        </w:rPr>
+        <w:br/>
+      </w:r>
+      <w:r>
+        <w:rPr>
+          <w:rFonts w:cs="Times New Roman"/>
+          <w:szCs w:val="24"/>
+        </w:rPr>
+        <w:br/>
+      </w:r>
+      <w:r>
+        <w:rPr>
+          <w:rFonts w:cs="Times New Roman"/>
+          <w:szCs w:val="24"/>
+        </w:rPr>
+        <w:br/>
+      </w:r>
+      <w:r>
+        <w:rPr>
+          <w:rFonts w:cs="Times New Roman"/>
+          <w:szCs w:val="24"/>
+        </w:rPr>
+        <w:br/>
+      </w:r>
+      <w:r>
+        <w:rPr>
+          <w:rFonts w:cs="Times New Roman"/>
+          <w:szCs w:val="24"/>
+        </w:rPr>
+        <w:br/>
+      </w:r>
+      <w:r>
+        <w:rPr>
+          <w:rFonts w:cs="Times New Roman"/>
+          <w:szCs w:val="24"/>
+        </w:rPr>
+        <w:br/>
+      </w:r>
+      <w:r>
+        <w:rPr>
+          <w:rFonts w:cs="Times New Roman"/>
+          <w:szCs w:val="24"/>
+        </w:rPr>
+        <w:br/>
+      </w:r>
+      <w:r>
+        <w:rPr>
+          <w:rFonts w:cs="Times New Roman"/>
+          <w:szCs w:val="24"/>
+        </w:rPr>
+        <w:br/>
+      </w:r>
+      <w:r>
+        <w:rPr>
+          <w:rFonts w:cs="Times New Roman"/>
+          <w:szCs w:val="24"/>
+        </w:rPr>
+        <w:br/>
+      </w:r>
+      <w:r>
+        <w:rPr>
+          <w:rFonts w:cs="Times New Roman"/>
+          <w:szCs w:val="24"/>
+        </w:rPr>
+        <w:br/>
+      </w:r>
+    </w:p>
+    <w:p>
+      <w:pPr>
+        <w:pStyle w:val="Heading1"/>
+      </w:pPr>
+      <w:bookmarkStart w:id="28" w:name="_Toc229164951"/>
+      <w:r>
+        <w:lastRenderedPageBreak/>
         <w:t>REFERENCES</w:t>
       </w:r>
-      <w:bookmarkEnd w:id="27"/>
-    </w:p>
-    <w:p>
-      <w:pPr>
-        <w:spacing w:line="360" w:lineRule="auto"/>
-        <w:rPr>
-          <w:rFonts w:cs="Times New Roman"/>
-          <w:szCs w:val="24"/>
-        </w:rPr>
-      </w:pPr>
-      <w:r>
-        <w:rPr>
-          <w:rFonts w:cs="Times New Roman"/>
-          <w:szCs w:val="24"/>
-        </w:rPr>
-        <w:t>Vengadesh, A., &amp; Sekar, K. (2019). Automatic Speed Control of Vehicles in Speed Limit Zones Using RF and GSM.</w:t>
-      </w:r>
-    </w:p>
-    <w:p>
-      <w:pPr>
-        <w:spacing w:line="360" w:lineRule="auto"/>
-        <w:rPr>
-          <w:rFonts w:cs="Times New Roman"/>
-          <w:szCs w:val="24"/>
-        </w:rPr>
-      </w:pPr>
+      <w:bookmarkEnd w:id="28"/>
+    </w:p>
+    <w:p>
+      <w:pPr>
+        <w:spacing w:line="360" w:lineRule="auto"/>
+        <w:rPr>
+          <w:rFonts w:cs="Times New Roman"/>
+          <w:szCs w:val="24"/>
+        </w:rPr>
+      </w:pPr>
+      <w:r>
+        <w:rPr>
+          <w:rFonts w:cs="Times New Roman"/>
+          <w:szCs w:val="24"/>
+        </w:rPr>
+        <w:t xml:space="preserve">Ali, A., &amp; </w:t>
+      </w:r>
       <w:proofErr w:type="spellStart"/>
       <w:r>
         <w:rPr>
           <w:rFonts w:cs="Times New Roman"/>
           <w:szCs w:val="24"/>
         </w:rPr>
+        <w:t>Alwan</w:t>
+      </w:r>
+      <w:proofErr w:type="spellEnd"/>
+      <w:r>
+        <w:rPr>
+          <w:rFonts w:cs="Times New Roman"/>
+          <w:szCs w:val="24"/>
+        </w:rPr>
+        <w:t>, Z. (2020). Accident Detection and Classification Using Machine Learning Techniques. Journal of En</w:t>
+      </w:r>
+      <w:r>
+        <w:rPr>
+          <w:rFonts w:cs="Times New Roman"/>
+          <w:szCs w:val="24"/>
+        </w:rPr>
+        <w:t>gineering and Applied Sciences.</w:t>
+      </w:r>
+    </w:p>
+    <w:p>
+      <w:pPr>
+        <w:spacing w:line="360" w:lineRule="auto"/>
+        <w:rPr>
+          <w:rFonts w:cs="Times New Roman"/>
+          <w:szCs w:val="24"/>
+        </w:rPr>
+      </w:pPr>
+      <w:proofErr w:type="spellStart"/>
+      <w:r>
+        <w:rPr>
+          <w:rFonts w:cs="Times New Roman"/>
+          <w:szCs w:val="24"/>
+        </w:rPr>
+        <w:t>Bhoi</w:t>
+      </w:r>
+      <w:proofErr w:type="spellEnd"/>
+      <w:r>
+        <w:rPr>
+          <w:rFonts w:cs="Times New Roman"/>
+          <w:szCs w:val="24"/>
+        </w:rPr>
+        <w:t xml:space="preserve">, S. K., &amp; </w:t>
+      </w:r>
+      <w:proofErr w:type="spellStart"/>
+      <w:r>
+        <w:rPr>
+          <w:rFonts w:cs="Times New Roman"/>
+          <w:szCs w:val="24"/>
+        </w:rPr>
+        <w:t>Khilar</w:t>
+      </w:r>
+      <w:proofErr w:type="spellEnd"/>
+      <w:r>
+        <w:rPr>
+          <w:rFonts w:cs="Times New Roman"/>
+          <w:szCs w:val="24"/>
+        </w:rPr>
+        <w:t>, P. M. (2014). Vehicular Communication: A Surve</w:t>
+      </w:r>
+      <w:r>
+        <w:rPr>
+          <w:rFonts w:cs="Times New Roman"/>
+          <w:szCs w:val="24"/>
+        </w:rPr>
+        <w:t>y. IET Networks, 3(3), 204–217.</w:t>
+      </w:r>
+    </w:p>
+    <w:p>
+      <w:pPr>
+        <w:spacing w:line="360" w:lineRule="auto"/>
+        <w:rPr>
+          <w:rFonts w:cs="Times New Roman"/>
+          <w:szCs w:val="24"/>
+        </w:rPr>
+      </w:pPr>
+      <w:proofErr w:type="spellStart"/>
+      <w:r>
+        <w:rPr>
+          <w:rFonts w:cs="Times New Roman"/>
+          <w:szCs w:val="24"/>
+        </w:rPr>
+        <w:t>Chollet</w:t>
+      </w:r>
+      <w:proofErr w:type="spellEnd"/>
+      <w:r>
+        <w:rPr>
+          <w:rFonts w:cs="Times New Roman"/>
+          <w:szCs w:val="24"/>
+        </w:rPr>
+        <w:t>, F. (2017). Deep Learning wit</w:t>
+      </w:r>
+      <w:r>
+        <w:rPr>
+          <w:rFonts w:cs="Times New Roman"/>
+          <w:szCs w:val="24"/>
+        </w:rPr>
+        <w:t>h Python. Manning Publications.</w:t>
+      </w:r>
+    </w:p>
+    <w:p>
+      <w:pPr>
+        <w:spacing w:line="360" w:lineRule="auto"/>
+        <w:rPr>
+          <w:rFonts w:cs="Times New Roman"/>
+          <w:szCs w:val="24"/>
+        </w:rPr>
+      </w:pPr>
+      <w:r>
+        <w:rPr>
+          <w:rFonts w:cs="Times New Roman"/>
+          <w:szCs w:val="24"/>
+        </w:rPr>
+        <w:t>He, K., Zhang, X., Ren, S., &amp; Sun, J. (2016). Deep Residual Learning for Image Recognition. Proceedings of the IEEE Conference on Computer Vision and Patte</w:t>
+      </w:r>
+      <w:r>
+        <w:rPr>
+          <w:rFonts w:cs="Times New Roman"/>
+          <w:szCs w:val="24"/>
+        </w:rPr>
+        <w:t>rn Recognition (CVPR), 770–778.</w:t>
+      </w:r>
+    </w:p>
+    <w:p>
+      <w:pPr>
+        <w:spacing w:line="360" w:lineRule="auto"/>
+        <w:rPr>
+          <w:rFonts w:cs="Times New Roman"/>
+          <w:szCs w:val="24"/>
+        </w:rPr>
+      </w:pPr>
+      <w:r>
+        <w:rPr>
+          <w:rFonts w:cs="Times New Roman"/>
+          <w:szCs w:val="24"/>
+        </w:rPr>
+        <w:t xml:space="preserve">Howard, A. G., Zhu, M., Chen, B., </w:t>
+      </w:r>
+      <w:proofErr w:type="spellStart"/>
+      <w:r>
+        <w:rPr>
+          <w:rFonts w:cs="Times New Roman"/>
+          <w:szCs w:val="24"/>
+        </w:rPr>
+        <w:t>Kalenichenko</w:t>
+      </w:r>
+      <w:proofErr w:type="spellEnd"/>
+      <w:r>
+        <w:rPr>
+          <w:rFonts w:cs="Times New Roman"/>
+          <w:szCs w:val="24"/>
+        </w:rPr>
+        <w:t xml:space="preserve">, D., Wang, W., </w:t>
+      </w:r>
+      <w:proofErr w:type="spellStart"/>
+      <w:r>
+        <w:rPr>
+          <w:rFonts w:cs="Times New Roman"/>
+          <w:szCs w:val="24"/>
+        </w:rPr>
+        <w:t>Weyand</w:t>
+      </w:r>
+      <w:proofErr w:type="spellEnd"/>
+      <w:r>
+        <w:rPr>
+          <w:rFonts w:cs="Times New Roman"/>
+          <w:szCs w:val="24"/>
+        </w:rPr>
+        <w:t xml:space="preserve">, T., </w:t>
+      </w:r>
+      <w:proofErr w:type="spellStart"/>
+      <w:r>
+        <w:rPr>
+          <w:rFonts w:cs="Times New Roman"/>
+          <w:szCs w:val="24"/>
+        </w:rPr>
+        <w:t>Andreetto</w:t>
+      </w:r>
+      <w:proofErr w:type="spellEnd"/>
+      <w:r>
+        <w:rPr>
+          <w:rFonts w:cs="Times New Roman"/>
+          <w:szCs w:val="24"/>
+        </w:rPr>
+        <w:t xml:space="preserve">, M., &amp; Adam, H. (2017). </w:t>
+      </w:r>
+      <w:proofErr w:type="spellStart"/>
+      <w:r>
+        <w:rPr>
+          <w:rFonts w:cs="Times New Roman"/>
+          <w:szCs w:val="24"/>
+        </w:rPr>
+        <w:t>MobileNets</w:t>
+      </w:r>
+      <w:proofErr w:type="spellEnd"/>
+      <w:r>
+        <w:rPr>
+          <w:rFonts w:cs="Times New Roman"/>
+          <w:szCs w:val="24"/>
+        </w:rPr>
+        <w:t xml:space="preserve">: Efficient Convolutional Neural Networks for Mobile Vision Applications. </w:t>
+      </w:r>
+      <w:proofErr w:type="spellStart"/>
+      <w:r>
+        <w:rPr>
+          <w:rFonts w:cs="Times New Roman"/>
+          <w:szCs w:val="24"/>
+        </w:rPr>
+        <w:t>arX</w:t>
+      </w:r>
+      <w:r>
+        <w:rPr>
+          <w:rFonts w:cs="Times New Roman"/>
+          <w:szCs w:val="24"/>
+        </w:rPr>
+        <w:t>iv</w:t>
+      </w:r>
+      <w:proofErr w:type="spellEnd"/>
+      <w:r>
+        <w:rPr>
+          <w:rFonts w:cs="Times New Roman"/>
+          <w:szCs w:val="24"/>
+        </w:rPr>
+        <w:t xml:space="preserve"> preprint arXiv:1704.04861.</w:t>
+      </w:r>
+    </w:p>
+    <w:p>
+      <w:pPr>
+        <w:spacing w:line="360" w:lineRule="auto"/>
+        <w:rPr>
+          <w:rFonts w:cs="Times New Roman"/>
+          <w:szCs w:val="24"/>
+        </w:rPr>
+      </w:pPr>
+      <w:proofErr w:type="spellStart"/>
+      <w:r>
+        <w:rPr>
+          <w:rFonts w:cs="Times New Roman"/>
+          <w:szCs w:val="24"/>
+        </w:rPr>
+        <w:t>InvenSense</w:t>
+      </w:r>
+      <w:proofErr w:type="spellEnd"/>
+      <w:r>
+        <w:rPr>
+          <w:rFonts w:cs="Times New Roman"/>
+          <w:szCs w:val="24"/>
+        </w:rPr>
+        <w:t>. (2013). MPU-6050 Product Specificatio</w:t>
+      </w:r>
+      <w:r>
+        <w:rPr>
+          <w:rFonts w:cs="Times New Roman"/>
+          <w:szCs w:val="24"/>
+        </w:rPr>
+        <w:t xml:space="preserve">n Revision 3.4. </w:t>
+      </w:r>
+      <w:proofErr w:type="spellStart"/>
+      <w:r>
+        <w:rPr>
+          <w:rFonts w:cs="Times New Roman"/>
+          <w:szCs w:val="24"/>
+        </w:rPr>
+        <w:t>InvenSense</w:t>
+      </w:r>
+      <w:proofErr w:type="spellEnd"/>
+      <w:r>
+        <w:rPr>
+          <w:rFonts w:cs="Times New Roman"/>
+          <w:szCs w:val="24"/>
+        </w:rPr>
+        <w:t xml:space="preserve"> Inc.</w:t>
+      </w:r>
+    </w:p>
+    <w:p>
+      <w:pPr>
+        <w:spacing w:line="360" w:lineRule="auto"/>
+        <w:rPr>
+          <w:rFonts w:cs="Times New Roman"/>
+          <w:szCs w:val="24"/>
+        </w:rPr>
+      </w:pPr>
+      <w:proofErr w:type="spellStart"/>
+      <w:r>
+        <w:rPr>
+          <w:rFonts w:cs="Times New Roman"/>
+          <w:szCs w:val="24"/>
+        </w:rPr>
         <w:t>Niranjane</w:t>
       </w:r>
       <w:proofErr w:type="spellEnd"/>
@@ -4109,22 +8434,133 @@
           <w:rFonts w:cs="Times New Roman"/>
           <w:szCs w:val="24"/>
         </w:rPr>
-        <w:t>, V. B. (2020). Automatic Vehicle Speed Control System in a Restricted Zone.</w:t>
-      </w:r>
-    </w:p>
-    <w:p>
-      <w:pPr>
-        <w:spacing w:line="360" w:lineRule="auto"/>
-        <w:rPr>
-          <w:rFonts w:cs="Times New Roman"/>
-          <w:szCs w:val="24"/>
-        </w:rPr>
-      </w:pPr>
-      <w:r>
-        <w:rPr>
-          <w:rFonts w:cs="Times New Roman"/>
-          <w:szCs w:val="24"/>
-        </w:rPr>
+        <w:t>, V. B. (2020). Automatic Vehicle Speed Control System in a Restricted Zone. International Journal of Engineering Research and Technol</w:t>
+      </w:r>
+      <w:r>
+        <w:rPr>
+          <w:rFonts w:cs="Times New Roman"/>
+          <w:szCs w:val="24"/>
+        </w:rPr>
+        <w:t>ogy.</w:t>
+      </w:r>
+    </w:p>
+    <w:p>
+      <w:pPr>
+        <w:spacing w:line="360" w:lineRule="auto"/>
+        <w:rPr>
+          <w:rFonts w:cs="Times New Roman"/>
+          <w:szCs w:val="24"/>
+        </w:rPr>
+      </w:pPr>
+      <w:r>
+        <w:rPr>
+          <w:rFonts w:cs="Times New Roman"/>
+          <w:szCs w:val="24"/>
+        </w:rPr>
+        <w:t xml:space="preserve">Sandler, M., Howard, A., Zhu, M., </w:t>
+      </w:r>
+      <w:proofErr w:type="spellStart"/>
+      <w:r>
+        <w:rPr>
+          <w:rFonts w:cs="Times New Roman"/>
+          <w:szCs w:val="24"/>
+        </w:rPr>
+        <w:t>Zhmoginov</w:t>
+      </w:r>
+      <w:proofErr w:type="spellEnd"/>
+      <w:r>
+        <w:rPr>
+          <w:rFonts w:cs="Times New Roman"/>
+          <w:szCs w:val="24"/>
+        </w:rPr>
+        <w:t>, A., &amp; Chen, L. C. (2018). MobileNetV2: Inverted Residuals and Linear Bottlenecks. Proceedings of the IEEE Conference on Computer Vision and Pattern Recognition (CVPR), 4510–4520.</w:t>
+      </w:r>
+    </w:p>
+    <w:p>
+      <w:pPr>
+        <w:spacing w:line="360" w:lineRule="auto"/>
+        <w:rPr>
+          <w:rFonts w:cs="Times New Roman"/>
+          <w:szCs w:val="24"/>
+        </w:rPr>
+      </w:pPr>
+      <w:r>
+        <w:rPr>
+          <w:rFonts w:cs="Times New Roman"/>
+          <w:szCs w:val="24"/>
+        </w:rPr>
+        <w:t>Thompson, C., White, J., Dougherty, B., Albright, A., &amp; Schmidt, D. (2010). Using Smartphones to Detect Car Accidents and Provide Situational Awareness to Emergency Responders. Lecture Notes of the Institute for Computer Sciences, Social Informatics and Telecommunications Engineer</w:t>
+      </w:r>
+      <w:r>
+        <w:rPr>
+          <w:rFonts w:cs="Times New Roman"/>
+          <w:szCs w:val="24"/>
+        </w:rPr>
+        <w:t>ing, 52, 29–42.</w:t>
+      </w:r>
+    </w:p>
+    <w:p>
+      <w:pPr>
+        <w:spacing w:line="360" w:lineRule="auto"/>
+        <w:rPr>
+          <w:rFonts w:cs="Times New Roman"/>
+          <w:szCs w:val="24"/>
+        </w:rPr>
+      </w:pPr>
+      <w:proofErr w:type="spellStart"/>
+      <w:r>
+        <w:rPr>
+          <w:rFonts w:cs="Times New Roman"/>
+          <w:szCs w:val="24"/>
+        </w:rPr>
+        <w:t>Vengadesh</w:t>
+      </w:r>
+      <w:proofErr w:type="spellEnd"/>
+      <w:r>
+        <w:rPr>
+          <w:rFonts w:cs="Times New Roman"/>
+          <w:szCs w:val="24"/>
+        </w:rPr>
+        <w:t xml:space="preserve">, A., &amp; </w:t>
+      </w:r>
+      <w:proofErr w:type="spellStart"/>
+      <w:r>
+        <w:rPr>
+          <w:rFonts w:cs="Times New Roman"/>
+          <w:szCs w:val="24"/>
+        </w:rPr>
+        <w:t>Sekar</w:t>
+      </w:r>
+      <w:proofErr w:type="spellEnd"/>
+      <w:r>
+        <w:rPr>
+          <w:rFonts w:cs="Times New Roman"/>
+          <w:szCs w:val="24"/>
+        </w:rPr>
+        <w:t>, K. (2019). Automatic Speed Control of Vehicles in Speed Limit Zones Using RF and GSM. International Journal of Recent Technology an</w:t>
+      </w:r>
+      <w:r>
+        <w:rPr>
+          <w:rFonts w:cs="Times New Roman"/>
+          <w:szCs w:val="24"/>
+        </w:rPr>
+        <w:t>d Engineering, 8(2), 1234–1238.</w:t>
+      </w:r>
+    </w:p>
+    <w:p>
+      <w:pPr>
+        <w:spacing w:line="360" w:lineRule="auto"/>
+        <w:rPr>
+          <w:rFonts w:cs="Times New Roman"/>
+          <w:szCs w:val="24"/>
+        </w:rPr>
+      </w:pPr>
+      <w:r>
+        <w:rPr>
+          <w:rFonts w:cs="Times New Roman"/>
+          <w:szCs w:val="24"/>
+        </w:rPr>
+        <w:lastRenderedPageBreak/>
         <w:t xml:space="preserve">White, J., Thompson, C., Turner, H., Dougherty, B., &amp; Schmidt, D. (2011). </w:t>
       </w:r>
       <w:proofErr w:type="spellStart"/>
@@ -4141,75 +8577,48 @@
           <w:rFonts w:cs="Times New Roman"/>
           <w:szCs w:val="24"/>
         </w:rPr>
-        <w:t>: Automatic Traffic Accident Detection and Notification with Smartphones. IEEE</w:t>
-      </w:r>
-    </w:p>
-    <w:p>
-      <w:pPr>
-        <w:spacing w:line="360" w:lineRule="auto"/>
-        <w:rPr>
-          <w:rFonts w:cs="Times New Roman"/>
-          <w:szCs w:val="24"/>
-        </w:rPr>
-      </w:pPr>
-      <w:r>
-        <w:rPr>
-          <w:rFonts w:cs="Times New Roman"/>
-          <w:szCs w:val="24"/>
-        </w:rPr>
-        <w:t xml:space="preserve">Bhoi, S. K., &amp; </w:t>
-      </w:r>
-      <w:proofErr w:type="spellStart"/>
-      <w:r>
-        <w:rPr>
-          <w:rFonts w:cs="Times New Roman"/>
-          <w:szCs w:val="24"/>
-        </w:rPr>
-        <w:t>Khilar</w:t>
-      </w:r>
-      <w:proofErr w:type="spellEnd"/>
-      <w:r>
-        <w:rPr>
-          <w:rFonts w:cs="Times New Roman"/>
-          <w:szCs w:val="24"/>
-        </w:rPr>
-        <w:t>, P. M. (2014). Vehicular Communication: A Survey. IET Networks</w:t>
-      </w:r>
-    </w:p>
-    <w:p>
-      <w:pPr>
-        <w:spacing w:line="360" w:lineRule="auto"/>
-        <w:rPr>
-          <w:rFonts w:cs="Times New Roman"/>
-          <w:szCs w:val="24"/>
-        </w:rPr>
-      </w:pPr>
-      <w:r>
-        <w:rPr>
-          <w:rFonts w:cs="Times New Roman"/>
-          <w:szCs w:val="24"/>
-        </w:rPr>
-        <w:t>World Health Organization (WHO). (2020). Global Status Report on Road Safety.</w:t>
-      </w:r>
-    </w:p>
-    <w:p>
-      <w:pPr>
-        <w:spacing w:line="360" w:lineRule="auto"/>
-        <w:rPr>
-          <w:rFonts w:cs="Times New Roman"/>
-          <w:szCs w:val="24"/>
-        </w:rPr>
-      </w:pPr>
-      <w:r>
-        <w:rPr>
-          <w:rFonts w:cs="Times New Roman"/>
-          <w:szCs w:val="24"/>
-        </w:rPr>
-        <w:t>Ali, A., &amp; Alwan, Z. (2020). Accident Detection and Classification Using Machine Learning Techniques.</w:t>
+        <w:t>: Automatic Traffic Accident Detection and Notification with Smartphones. Mobile Networks an</w:t>
+      </w:r>
+      <w:r>
+        <w:rPr>
+          <w:rFonts w:cs="Times New Roman"/>
+          <w:szCs w:val="24"/>
+        </w:rPr>
+        <w:t>d Applications, 16(3), 285–303.</w:t>
+      </w:r>
+    </w:p>
+    <w:p>
+      <w:pPr>
+        <w:spacing w:line="360" w:lineRule="auto"/>
+        <w:rPr>
+          <w:rFonts w:cs="Times New Roman"/>
+          <w:szCs w:val="24"/>
+        </w:rPr>
+      </w:pPr>
+      <w:r>
+        <w:rPr>
+          <w:rFonts w:cs="Times New Roman"/>
+          <w:szCs w:val="24"/>
+        </w:rPr>
+        <w:t>World Health Organization (WHO). (2020). Global Status Report on Road Safety. Geneva: World Health Organization.</w:t>
+      </w:r>
+      <w:r>
+        <w:rPr>
+          <w:rFonts w:cs="Times New Roman"/>
+          <w:szCs w:val="24"/>
+        </w:rPr>
+        <w:br/>
+      </w:r>
+      <w:r>
+        <w:rPr>
+          <w:rFonts w:cs="Times New Roman"/>
+          <w:szCs w:val="24"/>
+        </w:rPr>
+        <w:br/>
       </w:r>
     </w:p>
     <w:sectPr>
-      <w:footerReference w:type="default" r:id="rId9"/>
+      <w:footerReference w:type="default" r:id="rId18"/>
       <w:pgSz w:w="12240" w:h="15840"/>
       <w:pgMar w:top="1440" w:right="1440" w:bottom="1440" w:left="1440" w:header="708" w:footer="708" w:gutter="0"/>
       <w:pgNumType w:start="0"/>
@@ -4222,7 +8631,7 @@
 </file>
 
 <file path=word/endnotes.xml><?xml version="1.0" encoding="utf-8"?>
-<w:endnotes xmlns:wpc="http://schemas.microsoft.com/office/word/2010/wordprocessingCanvas" xmlns:cx="http://schemas.microsoft.com/office/drawing/2014/chartex" xmlns:cx1="http://schemas.microsoft.com/office/drawing/2015/9/8/chartex" xmlns:cx2="http://schemas.microsoft.com/office/drawing/2015/10/21/chartex" xmlns:cx3="http://schemas.microsoft.com/office/drawing/2016/5/9/chartex" xmlns:cx4="http://schemas.microsoft.com/office/drawing/2016/5/10/chartex" xmlns:cx5="http://schemas.microsoft.com/office/drawing/2016/5/11/chartex" xmlns:cx6="http://schemas.microsoft.com/office/drawing/2016/5/12/chartex" xmlns:cx7="http://schemas.microsoft.com/office/drawing/2016/5/13/chartex" xmlns:cx8="http://schemas.microsoft.com/office/drawing/2016/5/14/chartex" xmlns:mc="http://schemas.openxmlformats.org/markup-compatibility/2006" xmlns:aink="http://schemas.microsoft.com/office/drawing/2016/ink" xmlns:am3d="http://schemas.microsoft.com/office/drawing/2017/model3d" xmlns:o="urn:schemas-microsoft-com:office:office" xmlns:oel="http://schemas.microsoft.com/office/2019/extlst" xmlns:r="http://schemas.openxmlformats.org/officeDocument/2006/relationships" xmlns:m="http://schemas.openxmlformats.org/officeDocument/2006/math" xmlns:v="urn:schemas-microsoft-com:vml" xmlns:wp14="http://schemas.microsoft.com/office/word/2010/wordprocessingDrawing" xmlns:wp="http://schemas.openxmlformats.org/drawingml/2006/wordprocessingDrawing" xmlns:w10="urn:schemas-microsoft-com:office:word" xmlns:w="http://schemas.openxmlformats.org/wordprocessingml/2006/main" xmlns:w14="http://schemas.microsoft.com/office/word/2010/wordml" xmlns:w15="http://schemas.microsoft.com/office/word/2012/wordml" xmlns:w16cex="http://schemas.microsoft.com/office/word/2018/wordml/cex" xmlns:w16cid="http://schemas.microsoft.com/office/word/2016/wordml/cid" xmlns:w16="http://schemas.microsoft.com/office/word/2018/wordml" xmlns:w16du="http://schemas.microsoft.com/office/word/2023/wordml/word16du" xmlns:w16sdtdh="http://schemas.microsoft.com/office/word/2020/wordml/sdtdatahash" xmlns:w16sdtfl="http://schemas.microsoft.com/office/word/2024/wordml/sdtformatlock" xmlns:w16se="http://schemas.microsoft.com/office/word/2015/wordml/symex" xmlns:wpg="http://schemas.microsoft.com/office/word/2010/wordprocessingGroup" xmlns:wpi="http://schemas.microsoft.com/office/word/2010/wordprocessingInk" xmlns:wne="http://schemas.microsoft.com/office/word/2006/wordml" xmlns:wps="http://schemas.microsoft.com/office/word/2010/wordprocessingShape" mc:Ignorable="w14 w15 w16se w16cid w16 w16cex w16sdtdh w16sdtfl w16du wp14">
+<w:endnotes xmlns:wpc="http://schemas.microsoft.com/office/word/2010/wordprocessingCanvas" xmlns:cx="http://schemas.microsoft.com/office/drawing/2014/chartex" xmlns:mc="http://schemas.openxmlformats.org/markup-compatibility/2006" xmlns:o="urn:schemas-microsoft-com:office:office" xmlns:r="http://schemas.openxmlformats.org/officeDocument/2006/relationships" xmlns:m="http://schemas.openxmlformats.org/officeDocument/2006/math" xmlns:v="urn:schemas-microsoft-com:vml" xmlns:wp14="http://schemas.microsoft.com/office/word/2010/wordprocessingDrawing" xmlns:wp="http://schemas.openxmlformats.org/drawingml/2006/wordprocessingDrawing" xmlns:w10="urn:schemas-microsoft-com:office:word" xmlns:w="http://schemas.openxmlformats.org/wordprocessingml/2006/main" xmlns:w14="http://schemas.microsoft.com/office/word/2010/wordml" xmlns:w15="http://schemas.microsoft.com/office/word/2012/wordml" xmlns:w16se="http://schemas.microsoft.com/office/word/2015/wordml/symex" xmlns:wpg="http://schemas.microsoft.com/office/word/2010/wordprocessingGroup" xmlns:wpi="http://schemas.microsoft.com/office/word/2010/wordprocessingInk" xmlns:wne="http://schemas.microsoft.com/office/word/2006/wordml" xmlns:wps="http://schemas.microsoft.com/office/word/2010/wordprocessingShape" mc:Ignorable="w14 w15 w16se wp14">
   <w:endnote w:type="separator" w:id="-1">
     <w:p>
       <w:pPr>
@@ -4247,7 +8656,7 @@
 </file>
 
 <file path=word/footer1.xml><?xml version="1.0" encoding="utf-8"?>
-<w:ftr xmlns:wpc="http://schemas.microsoft.com/office/word/2010/wordprocessingCanvas" xmlns:cx="http://schemas.microsoft.com/office/drawing/2014/chartex" xmlns:cx1="http://schemas.microsoft.com/office/drawing/2015/9/8/chartex" xmlns:cx2="http://schemas.microsoft.com/office/drawing/2015/10/21/chartex" xmlns:cx3="http://schemas.microsoft.com/office/drawing/2016/5/9/chartex" xmlns:cx4="http://schemas.microsoft.com/office/drawing/2016/5/10/chartex" xmlns:cx5="http://schemas.microsoft.com/office/drawing/2016/5/11/chartex" xmlns:cx6="http://schemas.microsoft.com/office/drawing/2016/5/12/chartex" xmlns:cx7="http://schemas.microsoft.com/office/drawing/2016/5/13/chartex" xmlns:cx8="http://schemas.microsoft.com/office/drawing/2016/5/14/chartex" xmlns:mc="http://schemas.openxmlformats.org/markup-compatibility/2006" xmlns:aink="http://schemas.microsoft.com/office/drawing/2016/ink" xmlns:am3d="http://schemas.microsoft.com/office/drawing/2017/model3d" xmlns:o="urn:schemas-microsoft-com:office:office" xmlns:oel="http://schemas.microsoft.com/office/2019/extlst" xmlns:r="http://schemas.openxmlformats.org/officeDocument/2006/relationships" xmlns:m="http://schemas.openxmlformats.org/officeDocument/2006/math" xmlns:v="urn:schemas-microsoft-com:vml" xmlns:wp14="http://schemas.microsoft.com/office/word/2010/wordprocessingDrawing" xmlns:wp="http://schemas.openxmlformats.org/drawingml/2006/wordprocessingDrawing" xmlns:w10="urn:schemas-microsoft-com:office:word" xmlns:w="http://schemas.openxmlformats.org/wordprocessingml/2006/main" xmlns:w14="http://schemas.microsoft.com/office/word/2010/wordml" xmlns:w15="http://schemas.microsoft.com/office/word/2012/wordml" xmlns:w16cex="http://schemas.microsoft.com/office/word/2018/wordml/cex" xmlns:w16cid="http://schemas.microsoft.com/office/word/2016/wordml/cid" xmlns:w16="http://schemas.microsoft.com/office/word/2018/wordml" xmlns:w16du="http://schemas.microsoft.com/office/word/2023/wordml/word16du" xmlns:w16sdtdh="http://schemas.microsoft.com/office/word/2020/wordml/sdtdatahash" xmlns:w16sdtfl="http://schemas.microsoft.com/office/word/2024/wordml/sdtformatlock" xmlns:w16se="http://schemas.microsoft.com/office/word/2015/wordml/symex" xmlns:wpg="http://schemas.microsoft.com/office/word/2010/wordprocessingGroup" xmlns:wpi="http://schemas.microsoft.com/office/word/2010/wordprocessingInk" xmlns:wne="http://schemas.microsoft.com/office/word/2006/wordml" xmlns:wps="http://schemas.microsoft.com/office/word/2010/wordprocessingShape" mc:Ignorable="w14 w15 w16se w16cid w16 w16cex w16sdtdh w16sdtfl w16du wp14">
+<w:ftr xmlns:wpc="http://schemas.microsoft.com/office/word/2010/wordprocessingCanvas" xmlns:cx="http://schemas.microsoft.com/office/drawing/2014/chartex" xmlns:mc="http://schemas.openxmlformats.org/markup-compatibility/2006" xmlns:o="urn:schemas-microsoft-com:office:office" xmlns:r="http://schemas.openxmlformats.org/officeDocument/2006/relationships" xmlns:m="http://schemas.openxmlformats.org/officeDocument/2006/math" xmlns:v="urn:schemas-microsoft-com:vml" xmlns:wp14="http://schemas.microsoft.com/office/word/2010/wordprocessingDrawing" xmlns:wp="http://schemas.openxmlformats.org/drawingml/2006/wordprocessingDrawing" xmlns:w10="urn:schemas-microsoft-com:office:word" xmlns:w="http://schemas.openxmlformats.org/wordprocessingml/2006/main" xmlns:w14="http://schemas.microsoft.com/office/word/2010/wordml" xmlns:w15="http://schemas.microsoft.com/office/word/2012/wordml" xmlns:w16se="http://schemas.microsoft.com/office/word/2015/wordml/symex" xmlns:wpg="http://schemas.microsoft.com/office/word/2010/wordprocessingGroup" xmlns:wpi="http://schemas.microsoft.com/office/word/2010/wordprocessingInk" xmlns:wne="http://schemas.microsoft.com/office/word/2006/wordml" xmlns:wps="http://schemas.microsoft.com/office/word/2010/wordprocessingShape" mc:Ignorable="w14 w15 w16se wp14">
   <w:sdt>
     <w:sdtPr>
       <w:id w:val="1654802692"/>
@@ -4280,7 +8689,7 @@
           <w:rPr>
             <w:noProof/>
           </w:rPr>
-          <w:t>2</w:t>
+          <w:t>27</w:t>
         </w:r>
         <w:r>
           <w:rPr>
@@ -4300,7 +8709,7 @@
 </file>
 
 <file path=word/footnotes.xml><?xml version="1.0" encoding="utf-8"?>
-<w:footnotes xmlns:wpc="http://schemas.microsoft.com/office/word/2010/wordprocessingCanvas" xmlns:cx="http://schemas.microsoft.com/office/drawing/2014/chartex" xmlns:cx1="http://schemas.microsoft.com/office/drawing/2015/9/8/chartex" xmlns:cx2="http://schemas.microsoft.com/office/drawing/2015/10/21/chartex" xmlns:cx3="http://schemas.microsoft.com/office/drawing/2016/5/9/chartex" xmlns:cx4="http://schemas.microsoft.com/office/drawing/2016/5/10/chartex" xmlns:cx5="http://schemas.microsoft.com/office/drawing/2016/5/11/chartex" xmlns:cx6="http://schemas.microsoft.com/office/drawing/2016/5/12/chartex" xmlns:cx7="http://schemas.microsoft.com/office/drawing/2016/5/13/chartex" xmlns:cx8="http://schemas.microsoft.com/office/drawing/2016/5/14/chartex" xmlns:mc="http://schemas.openxmlformats.org/markup-compatibility/2006" xmlns:aink="http://schemas.microsoft.com/office/drawing/2016/ink" xmlns:am3d="http://schemas.microsoft.com/office/drawing/2017/model3d" xmlns:o="urn:schemas-microsoft-com:office:office" xmlns:oel="http://schemas.microsoft.com/office/2019/extlst" xmlns:r="http://schemas.openxmlformats.org/officeDocument/2006/relationships" xmlns:m="http://schemas.openxmlformats.org/officeDocument/2006/math" xmlns:v="urn:schemas-microsoft-com:vml" xmlns:wp14="http://schemas.microsoft.com/office/word/2010/wordprocessingDrawing" xmlns:wp="http://schemas.openxmlformats.org/drawingml/2006/wordprocessingDrawing" xmlns:w10="urn:schemas-microsoft-com:office:word" xmlns:w="http://schemas.openxmlformats.org/wordprocessingml/2006/main" xmlns:w14="http://schemas.microsoft.com/office/word/2010/wordml" xmlns:w15="http://schemas.microsoft.com/office/word/2012/wordml" xmlns:w16cex="http://schemas.microsoft.com/office/word/2018/wordml/cex" xmlns:w16cid="http://schemas.microsoft.com/office/word/2016/wordml/cid" xmlns:w16="http://schemas.microsoft.com/office/word/2018/wordml" xmlns:w16du="http://schemas.microsoft.com/office/word/2023/wordml/word16du" xmlns:w16sdtdh="http://schemas.microsoft.com/office/word/2020/wordml/sdtdatahash" xmlns:w16sdtfl="http://schemas.microsoft.com/office/word/2024/wordml/sdtformatlock" xmlns:w16se="http://schemas.microsoft.com/office/word/2015/wordml/symex" xmlns:wpg="http://schemas.microsoft.com/office/word/2010/wordprocessingGroup" xmlns:wpi="http://schemas.microsoft.com/office/word/2010/wordprocessingInk" xmlns:wne="http://schemas.microsoft.com/office/word/2006/wordml" xmlns:wps="http://schemas.microsoft.com/office/word/2010/wordprocessingShape" mc:Ignorable="w14 w15 w16se w16cid w16 w16cex w16sdtdh w16sdtfl w16du wp14">
+<w:footnotes xmlns:wpc="http://schemas.microsoft.com/office/word/2010/wordprocessingCanvas" xmlns:cx="http://schemas.microsoft.com/office/drawing/2014/chartex" xmlns:mc="http://schemas.openxmlformats.org/markup-compatibility/2006" xmlns:o="urn:schemas-microsoft-com:office:office" xmlns:r="http://schemas.openxmlformats.org/officeDocument/2006/relationships" xmlns:m="http://schemas.openxmlformats.org/officeDocument/2006/math" xmlns:v="urn:schemas-microsoft-com:vml" xmlns:wp14="http://schemas.microsoft.com/office/word/2010/wordprocessingDrawing" xmlns:wp="http://schemas.openxmlformats.org/drawingml/2006/wordprocessingDrawing" xmlns:w10="urn:schemas-microsoft-com:office:word" xmlns:w="http://schemas.openxmlformats.org/wordprocessingml/2006/main" xmlns:w14="http://schemas.microsoft.com/office/word/2010/wordml" xmlns:w15="http://schemas.microsoft.com/office/word/2012/wordml" xmlns:w16se="http://schemas.microsoft.com/office/word/2015/wordml/symex" xmlns:wpg="http://schemas.microsoft.com/office/word/2010/wordprocessingGroup" xmlns:wpi="http://schemas.microsoft.com/office/word/2010/wordprocessingInk" xmlns:wne="http://schemas.microsoft.com/office/word/2006/wordml" xmlns:wps="http://schemas.microsoft.com/office/word/2010/wordprocessingShape" mc:Ignorable="w14 w15 w16se wp14">
   <w:footnote w:type="separator" w:id="-1">
     <w:p>
       <w:pPr>
@@ -4325,8 +8734,121 @@
 </file>
 
 <file path=word/numbering.xml><?xml version="1.0" encoding="utf-8"?>
-<w:numbering xmlns:wpc="http://schemas.microsoft.com/office/word/2010/wordprocessingCanvas" xmlns:cx="http://schemas.microsoft.com/office/drawing/2014/chartex" xmlns:cx1="http://schemas.microsoft.com/office/drawing/2015/9/8/chartex" xmlns:cx2="http://schemas.microsoft.com/office/drawing/2015/10/21/chartex" xmlns:cx3="http://schemas.microsoft.com/office/drawing/2016/5/9/chartex" xmlns:cx4="http://schemas.microsoft.com/office/drawing/2016/5/10/chartex" xmlns:cx5="http://schemas.microsoft.com/office/drawing/2016/5/11/chartex" xmlns:cx6="http://schemas.microsoft.com/office/drawing/2016/5/12/chartex" xmlns:cx7="http://schemas.microsoft.com/office/drawing/2016/5/13/chartex" xmlns:cx8="http://schemas.microsoft.com/office/drawing/2016/5/14/chartex" xmlns:mc="http://schemas.openxmlformats.org/markup-compatibility/2006" xmlns:aink="http://schemas.microsoft.com/office/drawing/2016/ink" xmlns:am3d="http://schemas.microsoft.com/office/drawing/2017/model3d" xmlns:o="urn:schemas-microsoft-com:office:office" xmlns:oel="http://schemas.microsoft.com/office/2019/extlst" xmlns:r="http://schemas.openxmlformats.org/officeDocument/2006/relationships" xmlns:m="http://schemas.openxmlformats.org/officeDocument/2006/math" xmlns:v="urn:schemas-microsoft-com:vml" xmlns:wp14="http://schemas.microsoft.com/office/word/2010/wordprocessingDrawing" xmlns:wp="http://schemas.openxmlformats.org/drawingml/2006/wordprocessingDrawing" xmlns:w10="urn:schemas-microsoft-com:office:word" xmlns:w="http://schemas.openxmlformats.org/wordprocessingml/2006/main" xmlns:w14="http://schemas.microsoft.com/office/word/2010/wordml" xmlns:w15="http://schemas.microsoft.com/office/word/2012/wordml" xmlns:w16cex="http://schemas.microsoft.com/office/word/2018/wordml/cex" xmlns:w16cid="http://schemas.microsoft.com/office/word/2016/wordml/cid" xmlns:w16="http://schemas.microsoft.com/office/word/2018/wordml" xmlns:w16du="http://schemas.microsoft.com/office/word/2023/wordml/word16du" xmlns:w16sdtdh="http://schemas.microsoft.com/office/word/2020/wordml/sdtdatahash" xmlns:w16sdtfl="http://schemas.microsoft.com/office/word/2024/wordml/sdtformatlock" xmlns:w16se="http://schemas.microsoft.com/office/word/2015/wordml/symex" xmlns:wpg="http://schemas.microsoft.com/office/word/2010/wordprocessingGroup" xmlns:wpi="http://schemas.microsoft.com/office/word/2010/wordprocessingInk" xmlns:wne="http://schemas.microsoft.com/office/word/2006/wordml" xmlns:wps="http://schemas.microsoft.com/office/word/2010/wordprocessingShape" mc:Ignorable="w14 w15 w16se w16cid w16 w16cex w16sdtdh w16sdtfl w16du wp14">
+<w:numbering xmlns:wpc="http://schemas.microsoft.com/office/word/2010/wordprocessingCanvas" xmlns:cx="http://schemas.microsoft.com/office/drawing/2014/chartex" xmlns:mc="http://schemas.openxmlformats.org/markup-compatibility/2006" xmlns:o="urn:schemas-microsoft-com:office:office" xmlns:r="http://schemas.openxmlformats.org/officeDocument/2006/relationships" xmlns:m="http://schemas.openxmlformats.org/officeDocument/2006/math" xmlns:v="urn:schemas-microsoft-com:vml" xmlns:wp14="http://schemas.microsoft.com/office/word/2010/wordprocessingDrawing" xmlns:wp="http://schemas.openxmlformats.org/drawingml/2006/wordprocessingDrawing" xmlns:w10="urn:schemas-microsoft-com:office:word" xmlns:w="http://schemas.openxmlformats.org/wordprocessingml/2006/main" xmlns:w14="http://schemas.microsoft.com/office/word/2010/wordml" xmlns:w15="http://schemas.microsoft.com/office/word/2012/wordml" xmlns:w16se="http://schemas.microsoft.com/office/word/2015/wordml/symex" xmlns:wpg="http://schemas.microsoft.com/office/word/2010/wordprocessingGroup" xmlns:wpi="http://schemas.microsoft.com/office/word/2010/wordprocessingInk" xmlns:wne="http://schemas.microsoft.com/office/word/2006/wordml" xmlns:wps="http://schemas.microsoft.com/office/word/2010/wordprocessingShape" mc:Ignorable="w14 w15 w16se wp14">
   <w:abstractNum w:abstractNumId="0" w15:restartNumberingAfterBreak="0">
+    <w:nsid w:val="0995474A"/>
+    <w:multiLevelType w:val="hybridMultilevel"/>
+    <w:tmpl w:val="8CECA0C4"/>
+    <w:lvl w:ilvl="0" w:tplc="04090001">
+      <w:start w:val="1"/>
+      <w:numFmt w:val="bullet"/>
+      <w:lvlText w:val=""/>
+      <w:lvlJc w:val="left"/>
+      <w:pPr>
+        <w:ind w:left="720" w:hanging="360"/>
+      </w:pPr>
+      <w:rPr>
+        <w:rFonts w:ascii="Symbol" w:hAnsi="Symbol" w:hint="default"/>
+      </w:rPr>
+    </w:lvl>
+    <w:lvl w:ilvl="1" w:tplc="04090003" w:tentative="1">
+      <w:start w:val="1"/>
+      <w:numFmt w:val="bullet"/>
+      <w:lvlText w:val="o"/>
+      <w:lvlJc w:val="left"/>
+      <w:pPr>
+        <w:ind w:left="1440" w:hanging="360"/>
+      </w:pPr>
+      <w:rPr>
+        <w:rFonts w:ascii="Courier New" w:hAnsi="Courier New" w:cs="Courier New" w:hint="default"/>
+      </w:rPr>
+    </w:lvl>
+    <w:lvl w:ilvl="2" w:tplc="04090005" w:tentative="1">
+      <w:start w:val="1"/>
+      <w:numFmt w:val="bullet"/>
+      <w:lvlText w:val=""/>
+      <w:lvlJc w:val="left"/>
+      <w:pPr>
+        <w:ind w:left="2160" w:hanging="360"/>
+      </w:pPr>
+      <w:rPr>
+        <w:rFonts w:ascii="Wingdings" w:hAnsi="Wingdings" w:hint="default"/>
+      </w:rPr>
+    </w:lvl>
+    <w:lvl w:ilvl="3" w:tplc="04090001" w:tentative="1">
+      <w:start w:val="1"/>
+      <w:numFmt w:val="bullet"/>
+      <w:lvlText w:val=""/>
+      <w:lvlJc w:val="left"/>
+      <w:pPr>
+        <w:ind w:left="2880" w:hanging="360"/>
+      </w:pPr>
+      <w:rPr>
+        <w:rFonts w:ascii="Symbol" w:hAnsi="Symbol" w:hint="default"/>
+      </w:rPr>
+    </w:lvl>
+    <w:lvl w:ilvl="4" w:tplc="04090003" w:tentative="1">
+      <w:start w:val="1"/>
+      <w:numFmt w:val="bullet"/>
+      <w:lvlText w:val="o"/>
+      <w:lvlJc w:val="left"/>
+      <w:pPr>
+        <w:ind w:left="3600" w:hanging="360"/>
+      </w:pPr>
+      <w:rPr>
+        <w:rFonts w:ascii="Courier New" w:hAnsi="Courier New" w:cs="Courier New" w:hint="default"/>
+      </w:rPr>
+    </w:lvl>
+    <w:lvl w:ilvl="5" w:tplc="04090005" w:tentative="1">
+      <w:start w:val="1"/>
+      <w:numFmt w:val="bullet"/>
+      <w:lvlText w:val=""/>
+      <w:lvlJc w:val="left"/>
+      <w:pPr>
+        <w:ind w:left="4320" w:hanging="360"/>
+      </w:pPr>
+      <w:rPr>
+        <w:rFonts w:ascii="Wingdings" w:hAnsi="Wingdings" w:hint="default"/>
+      </w:rPr>
+    </w:lvl>
+    <w:lvl w:ilvl="6" w:tplc="04090001" w:tentative="1">
+      <w:start w:val="1"/>
+      <w:numFmt w:val="bullet"/>
+      <w:lvlText w:val=""/>
+      <w:lvlJc w:val="left"/>
+      <w:pPr>
+        <w:ind w:left="5040" w:hanging="360"/>
+      </w:pPr>
+      <w:rPr>
+        <w:rFonts w:ascii="Symbol" w:hAnsi="Symbol" w:hint="default"/>
+      </w:rPr>
+    </w:lvl>
+    <w:lvl w:ilvl="7" w:tplc="04090003" w:tentative="1">
+      <w:start w:val="1"/>
+      <w:numFmt w:val="bullet"/>
+      <w:lvlText w:val="o"/>
+      <w:lvlJc w:val="left"/>
+      <w:pPr>
+        <w:ind w:left="5760" w:hanging="360"/>
+      </w:pPr>
+      <w:rPr>
+        <w:rFonts w:ascii="Courier New" w:hAnsi="Courier New" w:cs="Courier New" w:hint="default"/>
+      </w:rPr>
+    </w:lvl>
+    <w:lvl w:ilvl="8" w:tplc="04090005" w:tentative="1">
+      <w:start w:val="1"/>
+      <w:numFmt w:val="bullet"/>
+      <w:lvlText w:val=""/>
+      <w:lvlJc w:val="left"/>
+      <w:pPr>
+        <w:ind w:left="6480" w:hanging="360"/>
+      </w:pPr>
+      <w:rPr>
+        <w:rFonts w:ascii="Wingdings" w:hAnsi="Wingdings" w:hint="default"/>
+      </w:rPr>
+    </w:lvl>
+  </w:abstractNum>
+  <w:abstractNum w:abstractNumId="1" w15:restartNumberingAfterBreak="0">
     <w:nsid w:val="0DF93347"/>
     <w:multiLevelType w:val="hybridMultilevel"/>
     <w:tmpl w:val="E3E2EC48"/>
@@ -4412,7 +8934,7 @@
       </w:pPr>
     </w:lvl>
   </w:abstractNum>
-  <w:abstractNum w:abstractNumId="1" w15:restartNumberingAfterBreak="0">
+  <w:abstractNum w:abstractNumId="2" w15:restartNumberingAfterBreak="0">
     <w:nsid w:val="1D697D88"/>
     <w:multiLevelType w:val="multilevel"/>
     <w:tmpl w:val="32DCB222"/>
@@ -4525,7 +9047,7 @@
       </w:rPr>
     </w:lvl>
   </w:abstractNum>
-  <w:abstractNum w:abstractNumId="2" w15:restartNumberingAfterBreak="0">
+  <w:abstractNum w:abstractNumId="3" w15:restartNumberingAfterBreak="0">
     <w:nsid w:val="5C870114"/>
     <w:multiLevelType w:val="multilevel"/>
     <w:tmpl w:val="076AC892"/>
@@ -4638,7 +9160,7 @@
       </w:rPr>
     </w:lvl>
   </w:abstractNum>
-  <w:abstractNum w:abstractNumId="3" w15:restartNumberingAfterBreak="0">
+  <w:abstractNum w:abstractNumId="4" w15:restartNumberingAfterBreak="0">
     <w:nsid w:val="7C173FF1"/>
     <w:multiLevelType w:val="hybridMultilevel"/>
     <w:tmpl w:val="90D486D6"/>
@@ -4724,23 +9246,26 @@
       </w:pPr>
     </w:lvl>
   </w:abstractNum>
-  <w:num w:numId="1" w16cid:durableId="881600486">
+  <w:num w:numId="1">
+    <w:abstractNumId w:val="2"/>
+  </w:num>
+  <w:num w:numId="2">
+    <w:abstractNumId w:val="4"/>
+  </w:num>
+  <w:num w:numId="3">
     <w:abstractNumId w:val="1"/>
   </w:num>
-  <w:num w:numId="2" w16cid:durableId="868954334">
+  <w:num w:numId="4">
     <w:abstractNumId w:val="3"/>
   </w:num>
-  <w:num w:numId="3" w16cid:durableId="464347015">
+  <w:num w:numId="5">
     <w:abstractNumId w:val="0"/>
-  </w:num>
-  <w:num w:numId="4" w16cid:durableId="372463147">
-    <w:abstractNumId w:val="2"/>
   </w:num>
 </w:numbering>
 </file>
 
 <file path=word/styles.xml><?xml version="1.0" encoding="utf-8"?>
-<w:styles xmlns:mc="http://schemas.openxmlformats.org/markup-compatibility/2006" xmlns:r="http://schemas.openxmlformats.org/officeDocument/2006/relationships" xmlns:w="http://schemas.openxmlformats.org/wordprocessingml/2006/main" xmlns:w14="http://schemas.microsoft.com/office/word/2010/wordml" xmlns:w15="http://schemas.microsoft.com/office/word/2012/wordml" xmlns:w16cex="http://schemas.microsoft.com/office/word/2018/wordml/cex" xmlns:w16cid="http://schemas.microsoft.com/office/word/2016/wordml/cid" xmlns:w16="http://schemas.microsoft.com/office/word/2018/wordml" xmlns:w16du="http://schemas.microsoft.com/office/word/2023/wordml/word16du" xmlns:w16sdtdh="http://schemas.microsoft.com/office/word/2020/wordml/sdtdatahash" xmlns:w16sdtfl="http://schemas.microsoft.com/office/word/2024/wordml/sdtformatlock" xmlns:w16se="http://schemas.microsoft.com/office/word/2015/wordml/symex" mc:Ignorable="w14 w15 w16se w16cid w16 w16cex w16sdtdh w16sdtfl w16du">
+<w:styles xmlns:mc="http://schemas.openxmlformats.org/markup-compatibility/2006" xmlns:r="http://schemas.openxmlformats.org/officeDocument/2006/relationships" xmlns:w="http://schemas.openxmlformats.org/wordprocessingml/2006/main" xmlns:w14="http://schemas.microsoft.com/office/word/2010/wordml" xmlns:w15="http://schemas.microsoft.com/office/word/2012/wordml" xmlns:w16se="http://schemas.microsoft.com/office/word/2015/wordml/symex" mc:Ignorable="w14 w15 w16se">
   <w:docDefaults>
     <w:rPrDefault>
       <w:rPr>
@@ -4758,7 +9283,7 @@
       </w:pPr>
     </w:pPrDefault>
   </w:docDefaults>
-  <w:latentStyles w:defLockedState="0" w:defUIPriority="99" w:defSemiHidden="0" w:defUnhideWhenUsed="0" w:defQFormat="0" w:count="376">
+  <w:latentStyles w:defLockedState="0" w:defUIPriority="99" w:defSemiHidden="0" w:defUnhideWhenUsed="0" w:defQFormat="0" w:count="371">
     <w:lsdException w:name="Normal" w:uiPriority="0" w:qFormat="1"/>
     <w:lsdException w:name="heading 1" w:uiPriority="9" w:qFormat="1"/>
     <w:lsdException w:name="heading 2" w:semiHidden="1" w:uiPriority="9" w:unhideWhenUsed="1" w:qFormat="1"/>
@@ -5130,11 +9655,6 @@
     <w:lsdException w:name="List Table 5 Dark Accent 6" w:uiPriority="50"/>
     <w:lsdException w:name="List Table 6 Colorful Accent 6" w:uiPriority="51"/>
     <w:lsdException w:name="List Table 7 Colorful Accent 6" w:uiPriority="52"/>
-    <w:lsdException w:name="Mention" w:semiHidden="1" w:unhideWhenUsed="1"/>
-    <w:lsdException w:name="Smart Hyperlink" w:semiHidden="1" w:unhideWhenUsed="1"/>
-    <w:lsdException w:name="Hashtag" w:semiHidden="1" w:unhideWhenUsed="1"/>
-    <w:lsdException w:name="Unresolved Mention" w:semiHidden="1" w:unhideWhenUsed="1"/>
-    <w:lsdException w:name="Smart Link" w:semiHidden="1" w:unhideWhenUsed="1"/>
   </w:latentStyles>
   <w:style w:type="paragraph" w:default="1" w:styleId="Normal">
     <w:name w:val="Normal"/>
@@ -5841,6 +10361,25 @@
       <w14:ligatures w14:val="none"/>
     </w:rPr>
   </w:style>
+  <w:style w:type="table" w:styleId="TableGrid">
+    <w:name w:val="Table Grid"/>
+    <w:basedOn w:val="TableNormal"/>
+    <w:uiPriority w:val="39"/>
+    <w:rsid w:val="006D7779"/>
+    <w:pPr>
+      <w:spacing w:after="0" w:line="240" w:lineRule="auto"/>
+    </w:pPr>
+    <w:tblPr>
+      <w:tblBorders>
+        <w:top w:val="single" w:sz="4" w:space="0" w:color="auto"/>
+        <w:left w:val="single" w:sz="4" w:space="0" w:color="auto"/>
+        <w:bottom w:val="single" w:sz="4" w:space="0" w:color="auto"/>
+        <w:right w:val="single" w:sz="4" w:space="0" w:color="auto"/>
+        <w:insideH w:val="single" w:sz="4" w:space="0" w:color="auto"/>
+        <w:insideV w:val="single" w:sz="4" w:space="0" w:color="auto"/>
+      </w:tblBorders>
+    </w:tblPr>
+  </w:style>
 </w:styles>
 </file>
 
@@ -6164,7 +10703,7 @@
 </file>
 
 <file path=customXml/itemProps1.xml><?xml version="1.0" encoding="utf-8"?>
-<ds:datastoreItem xmlns:ds="http://schemas.openxmlformats.org/officeDocument/2006/customXml" ds:itemID="{33C3B414-C137-4BD0-A256-1599C004554E}">
+<ds:datastoreItem xmlns:ds="http://schemas.openxmlformats.org/officeDocument/2006/customXml" ds:itemID="{EFAD1CC3-E38F-480D-B2F7-FEFA32A7772B}">
   <ds:schemaRefs>
     <ds:schemaRef ds:uri="http://schemas.openxmlformats.org/officeDocument/2006/bibliography"/>
   </ds:schemaRefs>
